--- a/docs/technical_documentation.docx
+++ b/docs/technical_documentation.docx
@@ -259,7 +259,7 @@
       </w:r>
     </w:p>
     <w:bookmarkEnd w:id="20"/>
-    <w:bookmarkStart w:id="31" w:name="Xc1af58fc431aa4117cac9562448e50d1e6f5781"/>
+    <w:bookmarkStart w:id="36" w:name="Xc1af58fc431aa4117cac9562448e50d1e6f5781"/>
     <w:p>
       <w:pPr>
         <w:pStyle w:val="Heading1"/>
@@ -2226,7 +2226,7 @@
     </w:tbl>
     <w:bookmarkEnd w:id="24"/>
     <w:bookmarkEnd w:id="25"/>
-    <w:bookmarkStart w:id="30" w:name="Xcbcaf7294148e78e5ca767ec982d4918801dec1"/>
+    <w:bookmarkStart w:id="29" w:name="Xcbcaf7294148e78e5ca767ec982d4918801dec1"/>
     <w:p>
       <w:pPr>
         <w:pStyle w:val="Heading2"/>
@@ -3167,7 +3167,7 @@
               <w:jc w:val="left"/>
             </w:pPr>
             <w:r>
-              <w:t xml:space="preserve">Fibres, percentage, recycled share, country of origin</w:t>
+              <w:t xml:space="preserve">Links a DPP to a root Material from the master data, with the percentage that material contributes to the DPP</w:t>
             </w:r>
           </w:p>
         </w:tc>
@@ -3357,1643 +3357,58 @@
       </w:tr>
     </w:tbl>
     <w:bookmarkEnd w:id="28"/>
-    <w:bookmarkStart w:id="29" w:name="uniqueness-and-integrity-constraints"/>
+    <w:bookmarkEnd w:id="29"/>
+    <w:bookmarkStart w:id="35" w:name="X4608d4160b0e4476986638fad7a44d9c4edad66"/>
     <w:p>
       <w:pPr>
-        <w:pStyle w:val="Heading3"/>
+        <w:pStyle w:val="Heading2"/>
       </w:pPr>
       <w:r>
         <w:rPr>
           <w:rStyle w:val="SectionNumber"/>
         </w:rPr>
-        <w:t xml:space="preserve">2.3.4</w:t>
+        <w:t xml:space="preserve">2.4</w:t>
       </w:r>
       <w:r>
         <w:tab/>
       </w:r>
       <w:r>
-        <w:t xml:space="preserve">Uniqueness and integrity constraints</w:t>
+        <w:t xml:space="preserve">1.4 Material Master Data and BOM Tree</w:t>
       </w:r>
     </w:p>
     <w:p>
       <w:pPr>
-        <w:numPr>
-          <w:ilvl w:val="0"/>
-          <w:numId w:val="1003"/>
-        </w:numPr>
-        <w:pStyle w:val="Compact"/>
-      </w:pPr>
-      <w:r>
-        <w:rPr>
-          <w:rStyle w:val="VerbatimChar"/>
-        </w:rPr>
-        <w:t xml:space="preserve">Organizations.tenant_id</w:t>
-      </w:r>
-      <w:r>
-        <w:t xml:space="preserve"> </w:t>
-      </w:r>
-      <w:r>
-        <w:t xml:space="preserve">UNIQUE</w:t>
+        <w:pStyle w:val="FirstParagraph"/>
+      </w:pPr>
+      <w:r>
+        <w:t xml:space="preserve">Materials are modelled as reusable master data per organization. A material carries every DPP-relevant attribute (origin, recycled share, verification status, CO₂ / water / energy figures, supplier). A material may itself be composed of further materials through a many-to-many BOM relation (</w:t>
+      </w:r>
+      <w:r>
+        <w:rPr>
+          <w:rStyle w:val="VerbatimChar"/>
+        </w:rPr>
+        <w:t xml:space="preserve">MaterialComponents</w:t>
+      </w:r>
+      <w:r>
+        <w:t xml:space="preserve">), so a recycled-cotton yarn can declare its sub-materials, each of which exposes the same DPP attributes.</w:t>
       </w:r>
     </w:p>
+    <w:bookmarkStart w:id="30" w:name="materials"/>
     <w:p>
       <w:pPr>
-        <w:numPr>
-          <w:ilvl w:val="0"/>
-          <w:numId w:val="1003"/>
-        </w:numPr>
-        <w:pStyle w:val="Compact"/>
-      </w:pPr>
-      <w:r>
-        <w:rPr>
-          <w:rStyle w:val="VerbatimChar"/>
-        </w:rPr>
-        <w:t xml:space="preserve">Users (email, organization)</w:t>
-      </w:r>
-      <w:r>
-        <w:t xml:space="preserve"> </w:t>
-      </w:r>
-      <w:r>
-        <w:t xml:space="preserve">UNIQUE</w:t>
-      </w:r>
-    </w:p>
-    <w:p>
-      <w:pPr>
-        <w:numPr>
-          <w:ilvl w:val="0"/>
-          <w:numId w:val="1003"/>
-        </w:numPr>
-        <w:pStyle w:val="Compact"/>
-      </w:pPr>
-      <w:r>
-        <w:rPr>
-          <w:rStyle w:val="VerbatimChar"/>
-        </w:rPr>
-        <w:t xml:space="preserve">Products (gtin, owning_organization)</w:t>
-      </w:r>
-      <w:r>
-        <w:t xml:space="preserve"> </w:t>
-      </w:r>
-      <w:r>
-        <w:t xml:space="preserve">UNIQUE</w:t>
-      </w:r>
-    </w:p>
-    <w:p>
-      <w:pPr>
-        <w:numPr>
-          <w:ilvl w:val="0"/>
-          <w:numId w:val="1003"/>
-        </w:numPr>
-        <w:pStyle w:val="Compact"/>
-      </w:pPr>
-      <w:r>
-        <w:rPr>
-          <w:rStyle w:val="VerbatimChar"/>
-        </w:rPr>
-        <w:t xml:space="preserve">DPPs.qr_token</w:t>
-      </w:r>
-      <w:r>
-        <w:t xml:space="preserve"> </w:t>
-      </w:r>
-      <w:r>
-        <w:t xml:space="preserve">UNIQUE</w:t>
-      </w:r>
-    </w:p>
-    <w:p>
-      <w:pPr>
-        <w:numPr>
-          <w:ilvl w:val="0"/>
-          <w:numId w:val="1003"/>
-        </w:numPr>
-        <w:pStyle w:val="Compact"/>
-      </w:pPr>
-      <w:r>
-        <w:rPr>
-          <w:rStyle w:val="VerbatimChar"/>
-        </w:rPr>
-        <w:t xml:space="preserve">DPPs (product, batch_lot_number)</w:t>
-      </w:r>
-      <w:r>
-        <w:t xml:space="preserve"> </w:t>
-      </w:r>
-      <w:r>
-        <w:t xml:space="preserve">UNIQUE</w:t>
-      </w:r>
-    </w:p>
-    <w:bookmarkEnd w:id="29"/>
-    <w:bookmarkEnd w:id="30"/>
-    <w:bookmarkEnd w:id="31"/>
-    <w:bookmarkStart w:id="36" w:name="X343ddb562f1b0cca3b6dcc0b620bfd4c4800ec0"/>
-    <w:p>
-      <w:pPr>
-        <w:pStyle w:val="Heading1"/>
+        <w:pStyle w:val="Heading3"/>
       </w:pPr>
       <w:r>
         <w:rPr>
           <w:rStyle w:val="SectionNumber"/>
         </w:rPr>
-        <w:t xml:space="preserve">3</w:t>
+        <w:t xml:space="preserve">2.4.1</w:t>
       </w:r>
       <w:r>
         <w:tab/>
       </w:r>
       <w:r>
-        <w:t xml:space="preserve">2. Architecture Diagrams</w:t>
-      </w:r>
-    </w:p>
-    <w:p>
-      <w:pPr>
-        <w:pStyle w:val="FirstParagraph"/>
-      </w:pPr>
-      <w:r>
-        <w:t xml:space="preserve">The diagrams below are provided both as Mermaid source (renders on GitHub / VS Code with the Mermaid extension) and as a textual description that remains readable inside this .docx export.</w:t>
-      </w:r>
-    </w:p>
-    <w:bookmarkStart w:id="32" w:name="X9a1a14155f80b4dd5444beed8e574f7ad055512"/>
-    <w:p>
-      <w:pPr>
-        <w:pStyle w:val="Heading2"/>
-      </w:pPr>
-      <w:r>
-        <w:rPr>
-          <w:rStyle w:val="SectionNumber"/>
-        </w:rPr>
-        <w:t xml:space="preserve">3.1</w:t>
-      </w:r>
-      <w:r>
-        <w:tab/>
-      </w:r>
-      <w:r>
-        <w:t xml:space="preserve">2.1 High-Level System Architecture</w:t>
-      </w:r>
-    </w:p>
-    <w:p>
-      <w:pPr>
-        <w:pStyle w:val="FirstParagraph"/>
-      </w:pPr>
-      <w:r>
-        <w:rPr>
-          <w:bCs/>
-          <w:b/>
-        </w:rPr>
-        <w:t xml:space="preserve">Description.</w:t>
-      </w:r>
-      <w:r>
-        <w:t xml:space="preserve"> </w:t>
-      </w:r>
-      <w:r>
-        <w:t xml:space="preserve">Three client classes (internal brand users, public authority users, and anonymous consumers) connect to a CAP runtime hosted on SAP BTP Cloud Foundry. Authenticated traffic flows through the App Router and XSUAA; the public consumer route bypasses authentication and is mounted directly on the Express bootstrap. Persistence targets SQLite for local development and SAP HANA Cloud in production.</w:t>
-      </w:r>
-    </w:p>
-    <w:p>
-      <w:pPr>
-        <w:pStyle w:val="SourceCode"/>
-      </w:pPr>
-      <w:r>
-        <w:rPr>
-          <w:rStyle w:val="VerbatimChar"/>
-        </w:rPr>
-        <w:t xml:space="preserve">flowchart TB</w:t>
-      </w:r>
-      <w:r>
-        <w:br/>
-      </w:r>
-      <w:r>
-        <w:rPr>
-          <w:rStyle w:val="VerbatimChar"/>
-        </w:rPr>
-        <w:t xml:space="preserve">    subgraph Clients</w:t>
-      </w:r>
-      <w:r>
-        <w:br/>
-      </w:r>
-      <w:r>
-        <w:rPr>
-          <w:rStyle w:val="VerbatimChar"/>
-        </w:rPr>
-        <w:t xml:space="preserve">        BR[Brand / Manufacturer&lt;br/&gt;OData Client]</w:t>
-      </w:r>
-      <w:r>
-        <w:br/>
-      </w:r>
-      <w:r>
-        <w:rPr>
-          <w:rStyle w:val="VerbatimChar"/>
-        </w:rPr>
-        <w:t xml:space="preserve">        AUTH[Market Surveillance&lt;br/&gt;Authority]</w:t>
-      </w:r>
-      <w:r>
-        <w:br/>
-      </w:r>
-      <w:r>
-        <w:rPr>
-          <w:rStyle w:val="VerbatimChar"/>
-        </w:rPr>
-        <w:t xml:space="preserve">        CONS[Consumer&lt;br/&gt;Smartphone / QR scanner]</w:t>
-      </w:r>
-      <w:r>
-        <w:br/>
-      </w:r>
-      <w:r>
-        <w:rPr>
-          <w:rStyle w:val="VerbatimChar"/>
-        </w:rPr>
-        <w:t xml:space="preserve">    end</w:t>
-      </w:r>
-      <w:r>
-        <w:br/>
-      </w:r>
-      <w:r>
-        <w:br/>
-      </w:r>
-      <w:r>
-        <w:rPr>
-          <w:rStyle w:val="VerbatimChar"/>
-        </w:rPr>
-        <w:t xml:space="preserve">    subgraph BTP[SAP BTP - Cloud Foundry]</w:t>
-      </w:r>
-      <w:r>
-        <w:br/>
-      </w:r>
-      <w:r>
-        <w:rPr>
-          <w:rStyle w:val="VerbatimChar"/>
-        </w:rPr>
-        <w:t xml:space="preserve">        APR[App Router&lt;br/&gt;app/router - planned]</w:t>
-      </w:r>
-      <w:r>
-        <w:br/>
-      </w:r>
-      <w:r>
-        <w:rPr>
-          <w:rStyle w:val="VerbatimChar"/>
-        </w:rPr>
-        <w:t xml:space="preserve">        subgraph CAP[CAP Node.js Runtime]</w:t>
-      </w:r>
-      <w:r>
-        <w:br/>
-      </w:r>
-      <w:r>
-        <w:rPr>
-          <w:rStyle w:val="VerbatimChar"/>
-        </w:rPr>
-        <w:t xml:space="preserve">            DPP[/DPPService&lt;br/&gt;/odata/v4/dpp/]</w:t>
-      </w:r>
-      <w:r>
-        <w:br/>
-      </w:r>
-      <w:r>
-        <w:rPr>
-          <w:rStyle w:val="VerbatimChar"/>
-        </w:rPr>
-        <w:t xml:space="preserve">            AS[/AuthorityService&lt;br/&gt;/odata/v4/authority/]</w:t>
-      </w:r>
-      <w:r>
-        <w:br/>
-      </w:r>
-      <w:r>
-        <w:rPr>
-          <w:rStyle w:val="VerbatimChar"/>
-        </w:rPr>
-        <w:t xml:space="preserve">            PUB[/Public Handler&lt;br/&gt;/public/dpp/:token/]</w:t>
-      </w:r>
-      <w:r>
-        <w:br/>
-      </w:r>
-      <w:r>
-        <w:rPr>
-          <w:rStyle w:val="VerbatimChar"/>
-        </w:rPr>
-        <w:t xml:space="preserve">            HEALTH[/healthz + Swagger UI/]</w:t>
-      </w:r>
-      <w:r>
-        <w:br/>
-      </w:r>
-      <w:r>
-        <w:rPr>
-          <w:rStyle w:val="VerbatimChar"/>
-        </w:rPr>
-        <w:t xml:space="preserve">        end</w:t>
-      </w:r>
-      <w:r>
-        <w:br/>
-      </w:r>
-      <w:r>
-        <w:rPr>
-          <w:rStyle w:val="VerbatimChar"/>
-        </w:rPr>
-        <w:t xml:space="preserve">        XSUAA[XSUAA&lt;br/&gt;OAuth2 / JWT]</w:t>
-      </w:r>
-      <w:r>
-        <w:br/>
-      </w:r>
-      <w:r>
-        <w:rPr>
-          <w:rStyle w:val="VerbatimChar"/>
-        </w:rPr>
-        <w:t xml:space="preserve">    end</w:t>
-      </w:r>
-      <w:r>
-        <w:br/>
-      </w:r>
-      <w:r>
-        <w:br/>
-      </w:r>
-      <w:r>
-        <w:rPr>
-          <w:rStyle w:val="VerbatimChar"/>
-        </w:rPr>
-        <w:t xml:space="preserve">    subgraph Persistence</w:t>
-      </w:r>
-      <w:r>
-        <w:br/>
-      </w:r>
-      <w:r>
-        <w:rPr>
-          <w:rStyle w:val="VerbatimChar"/>
-        </w:rPr>
-        <w:t xml:space="preserve">        DEV[(SQLite&lt;br/&gt;Dev)]</w:t>
-      </w:r>
-      <w:r>
-        <w:br/>
-      </w:r>
-      <w:r>
-        <w:rPr>
-          <w:rStyle w:val="VerbatimChar"/>
-        </w:rPr>
-        <w:t xml:space="preserve">        PROD[(HANA Cloud&lt;br/&gt;Prod)]</w:t>
-      </w:r>
-      <w:r>
-        <w:br/>
-      </w:r>
-      <w:r>
-        <w:rPr>
-          <w:rStyle w:val="VerbatimChar"/>
-        </w:rPr>
-        <w:t xml:space="preserve">    end</w:t>
-      </w:r>
-      <w:r>
-        <w:br/>
-      </w:r>
-      <w:r>
-        <w:br/>
-      </w:r>
-      <w:r>
-        <w:rPr>
-          <w:rStyle w:val="VerbatimChar"/>
-        </w:rPr>
-        <w:t xml:space="preserve">    BR --&gt;|JWT scope: admin/editor/viewer| APR --&gt; XSUAA</w:t>
-      </w:r>
-      <w:r>
-        <w:br/>
-      </w:r>
-      <w:r>
-        <w:rPr>
-          <w:rStyle w:val="VerbatimChar"/>
-        </w:rPr>
-        <w:t xml:space="preserve">    AUTH --&gt;|JWT scope: authority| APR</w:t>
-      </w:r>
-      <w:r>
-        <w:br/>
-      </w:r>
-      <w:r>
-        <w:rPr>
-          <w:rStyle w:val="VerbatimChar"/>
-        </w:rPr>
-        <w:t xml:space="preserve">    CONS --&gt;|no login| PUB</w:t>
-      </w:r>
-      <w:r>
-        <w:br/>
-      </w:r>
-      <w:r>
-        <w:br/>
-      </w:r>
-      <w:r>
-        <w:rPr>
-          <w:rStyle w:val="VerbatimChar"/>
-        </w:rPr>
-        <w:t xml:space="preserve">    APR --&gt; DPP</w:t>
-      </w:r>
-      <w:r>
-        <w:br/>
-      </w:r>
-      <w:r>
-        <w:rPr>
-          <w:rStyle w:val="VerbatimChar"/>
-        </w:rPr>
-        <w:t xml:space="preserve">    APR --&gt; AS</w:t>
-      </w:r>
-      <w:r>
-        <w:br/>
-      </w:r>
-      <w:r>
-        <w:rPr>
-          <w:rStyle w:val="VerbatimChar"/>
-        </w:rPr>
-        <w:t xml:space="preserve">    XSUAA -.validates.-&gt; CAP</w:t>
-      </w:r>
-      <w:r>
-        <w:br/>
-      </w:r>
-      <w:r>
-        <w:rPr>
-          <w:rStyle w:val="VerbatimChar"/>
-        </w:rPr>
-        <w:t xml:space="preserve">    CAP --&gt; DEV</w:t>
-      </w:r>
-      <w:r>
-        <w:br/>
-      </w:r>
-      <w:r>
-        <w:rPr>
-          <w:rStyle w:val="VerbatimChar"/>
-        </w:rPr>
-        <w:t xml:space="preserve">    CAP --&gt; PROD</w:t>
-      </w:r>
-    </w:p>
-    <w:p>
-      <w:pPr>
-        <w:pStyle w:val="FirstParagraph"/>
-      </w:pPr>
-      <w:r>
-        <w:rPr>
-          <w:bCs/>
-          <w:b/>
-        </w:rPr>
-        <w:t xml:space="preserve">Component responsibilities.</w:t>
-      </w:r>
-    </w:p>
-    <w:p>
-      <w:pPr>
-        <w:numPr>
-          <w:ilvl w:val="0"/>
-          <w:numId w:val="1004"/>
-        </w:numPr>
-        <w:pStyle w:val="Compact"/>
-      </w:pPr>
-      <w:r>
-        <w:rPr>
-          <w:bCs/>
-          <w:b/>
-        </w:rPr>
-        <w:t xml:space="preserve">App Router (planned)</w:t>
-      </w:r>
-      <w:r>
-        <w:t xml:space="preserve"> </w:t>
-      </w:r>
-      <w:r>
-        <w:t xml:space="preserve">— terminates user sessions and forwards JWTs to CAP services.</w:t>
-      </w:r>
-    </w:p>
-    <w:p>
-      <w:pPr>
-        <w:numPr>
-          <w:ilvl w:val="0"/>
-          <w:numId w:val="1004"/>
-        </w:numPr>
-        <w:pStyle w:val="Compact"/>
-      </w:pPr>
-      <w:r>
-        <w:rPr>
-          <w:bCs/>
-          <w:b/>
-        </w:rPr>
-        <w:t xml:space="preserve">XSUAA</w:t>
-      </w:r>
-      <w:r>
-        <w:t xml:space="preserve"> </w:t>
-      </w:r>
-      <w:r>
-        <w:t xml:space="preserve">— issues OAuth2 JWTs and exposes role-template-driven scopes (</w:t>
-      </w:r>
-      <w:r>
-        <w:rPr>
-          <w:rStyle w:val="VerbatimChar"/>
-        </w:rPr>
-        <w:t xml:space="preserve">admin</w:t>
-      </w:r>
-      <w:r>
-        <w:t xml:space="preserve">,</w:t>
-      </w:r>
-      <w:r>
-        <w:t xml:space="preserve"> </w:t>
-      </w:r>
-      <w:r>
-        <w:rPr>
-          <w:rStyle w:val="VerbatimChar"/>
-        </w:rPr>
-        <w:t xml:space="preserve">editor</w:t>
-      </w:r>
-      <w:r>
-        <w:t xml:space="preserve">,</w:t>
-      </w:r>
-      <w:r>
-        <w:t xml:space="preserve"> </w:t>
-      </w:r>
-      <w:r>
-        <w:rPr>
-          <w:rStyle w:val="VerbatimChar"/>
-        </w:rPr>
-        <w:t xml:space="preserve">viewer</w:t>
-      </w:r>
-      <w:r>
-        <w:t xml:space="preserve">,</w:t>
-      </w:r>
-      <w:r>
-        <w:t xml:space="preserve"> </w:t>
-      </w:r>
-      <w:r>
-        <w:rPr>
-          <w:rStyle w:val="VerbatimChar"/>
-        </w:rPr>
-        <w:t xml:space="preserve">authority</w:t>
-      </w:r>
-      <w:r>
-        <w:t xml:space="preserve">).</w:t>
-      </w:r>
-    </w:p>
-    <w:p>
-      <w:pPr>
-        <w:numPr>
-          <w:ilvl w:val="0"/>
-          <w:numId w:val="1004"/>
-        </w:numPr>
-        <w:pStyle w:val="Compact"/>
-      </w:pPr>
-      <w:r>
-        <w:rPr>
-          <w:bCs/>
-          <w:b/>
-        </w:rPr>
-        <w:t xml:space="preserve">DPPService</w:t>
-      </w:r>
-      <w:r>
-        <w:t xml:space="preserve"> </w:t>
-      </w:r>
-      <w:r>
-        <w:t xml:space="preserve">— tenant-scoped CRUD for internal users.</w:t>
-      </w:r>
-    </w:p>
-    <w:p>
-      <w:pPr>
-        <w:numPr>
-          <w:ilvl w:val="0"/>
-          <w:numId w:val="1004"/>
-        </w:numPr>
-        <w:pStyle w:val="Compact"/>
-      </w:pPr>
-      <w:r>
-        <w:rPr>
-          <w:bCs/>
-          <w:b/>
-        </w:rPr>
-        <w:t xml:space="preserve">AuthorityService</w:t>
-      </w:r>
-      <w:r>
-        <w:t xml:space="preserve"> </w:t>
-      </w:r>
-      <w:r>
-        <w:t xml:space="preserve">— cross-tenant, read-only view for market-surveillance authorities.</w:t>
-      </w:r>
-    </w:p>
-    <w:p>
-      <w:pPr>
-        <w:numPr>
-          <w:ilvl w:val="0"/>
-          <w:numId w:val="1004"/>
-        </w:numPr>
-        <w:pStyle w:val="Compact"/>
-      </w:pPr>
-      <w:r>
-        <w:rPr>
-          <w:bCs/>
-          <w:b/>
-        </w:rPr>
-        <w:t xml:space="preserve">Public Handler</w:t>
-      </w:r>
-      <w:r>
-        <w:t xml:space="preserve"> </w:t>
-      </w:r>
-      <w:r>
-        <w:t xml:space="preserve">— anonymous consumer route serving a visibility-filtered DTO and the QR PNG.</w:t>
-      </w:r>
-    </w:p>
-    <w:p>
-      <w:pPr>
-        <w:numPr>
-          <w:ilvl w:val="0"/>
-          <w:numId w:val="1004"/>
-        </w:numPr>
-        <w:pStyle w:val="Compact"/>
-      </w:pPr>
-      <w:r>
-        <w:rPr>
-          <w:bCs/>
-          <w:b/>
-        </w:rPr>
-        <w:t xml:space="preserve">Persistence</w:t>
-      </w:r>
-      <w:r>
-        <w:t xml:space="preserve"> </w:t>
-      </w:r>
-      <w:r>
-        <w:t xml:space="preserve">— SQLite locally, SAP HANA Cloud in production; the CDS model is portable across both.</w:t>
-      </w:r>
-    </w:p>
-    <w:bookmarkEnd w:id="32"/>
-    <w:bookmarkStart w:id="33" w:name="Xa2e299aa927ebd09314ed22d773ec56be563ad5"/>
-    <w:p>
-      <w:pPr>
-        <w:pStyle w:val="Heading2"/>
-      </w:pPr>
-      <w:r>
-        <w:rPr>
-          <w:rStyle w:val="SectionNumber"/>
-        </w:rPr>
-        <w:t xml:space="preserve">3.2</w:t>
-      </w:r>
-      <w:r>
-        <w:tab/>
-      </w:r>
-      <w:r>
-        <w:t xml:space="preserve">2.2 ER Diagram (Data Model)</w:t>
-      </w:r>
-    </w:p>
-    <w:p>
-      <w:pPr>
-        <w:pStyle w:val="FirstParagraph"/>
-      </w:pPr>
-      <w:r>
-        <w:rPr>
-          <w:bCs/>
-          <w:b/>
-        </w:rPr>
-        <w:t xml:space="preserve">Description.</w:t>
-      </w:r>
-      <w:r>
-        <w:t xml:space="preserve"> </w:t>
-      </w:r>
-      <w:r>
-        <w:t xml:space="preserve">Organizations sit at the top of the master-data tree; they own Facilities, Users, Products, and issue DPPs. A Product has one or more DPPs (model or batch granularity). Each DPP composes eight child entity sets;</w:t>
-      </w:r>
-      <w:r>
-        <w:t xml:space="preserve"> </w:t>
-      </w:r>
-      <w:r>
-        <w:rPr>
-          <w:rStyle w:val="VerbatimChar"/>
-        </w:rPr>
-        <w:t xml:space="preserve">SustainabilityIndicators</w:t>
-      </w:r>
-      <w:r>
-        <w:t xml:space="preserve"> </w:t>
-      </w:r>
-      <w:r>
-        <w:t xml:space="preserve">is the only 1:1 relationship.</w:t>
-      </w:r>
-    </w:p>
-    <w:p>
-      <w:pPr>
-        <w:pStyle w:val="SourceCode"/>
-      </w:pPr>
-      <w:r>
-        <w:rPr>
-          <w:rStyle w:val="VerbatimChar"/>
-        </w:rPr>
-        <w:t xml:space="preserve">erDiagram</w:t>
-      </w:r>
-      <w:r>
-        <w:br/>
-      </w:r>
-      <w:r>
-        <w:rPr>
-          <w:rStyle w:val="VerbatimChar"/>
-        </w:rPr>
-        <w:t xml:space="preserve">    Organizations ||--o{ Facilities      : "operates"</w:t>
-      </w:r>
-      <w:r>
-        <w:br/>
-      </w:r>
-      <w:r>
-        <w:rPr>
-          <w:rStyle w:val="VerbatimChar"/>
-        </w:rPr>
-        <w:t xml:space="preserve">    Organizations ||--o{ Users           : "employs"</w:t>
-      </w:r>
-      <w:r>
-        <w:br/>
-      </w:r>
-      <w:r>
-        <w:rPr>
-          <w:rStyle w:val="VerbatimChar"/>
-        </w:rPr>
-        <w:t xml:space="preserve">    Organizations ||--o{ Products        : "owns"</w:t>
-      </w:r>
-      <w:r>
-        <w:br/>
-      </w:r>
-      <w:r>
-        <w:rPr>
-          <w:rStyle w:val="VerbatimChar"/>
-        </w:rPr>
-        <w:t xml:space="preserve">    Organizations ||--o{ DPPs            : "issues"</w:t>
-      </w:r>
-      <w:r>
-        <w:br/>
-      </w:r>
-      <w:r>
-        <w:rPr>
-          <w:rStyle w:val="VerbatimChar"/>
-        </w:rPr>
-        <w:t xml:space="preserve">    Facilities    ||--o{ DPPs            : "manufactures at"</w:t>
-      </w:r>
-      <w:r>
-        <w:br/>
-      </w:r>
-      <w:r>
-        <w:rPr>
-          <w:rStyle w:val="VerbatimChar"/>
-        </w:rPr>
-        <w:t xml:space="preserve">    Products      ||--o{ DPPs            : "has passport"</w:t>
-      </w:r>
-      <w:r>
-        <w:br/>
-      </w:r>
-      <w:r>
-        <w:br/>
-      </w:r>
-      <w:r>
-        <w:rPr>
-          <w:rStyle w:val="VerbatimChar"/>
-        </w:rPr>
-        <w:t xml:space="preserve">    DPPs ||--o{ MaterialComposition       : "composes of"</w:t>
-      </w:r>
-      <w:r>
-        <w:br/>
-      </w:r>
-      <w:r>
-        <w:rPr>
-          <w:rStyle w:val="VerbatimChar"/>
-        </w:rPr>
-        <w:t xml:space="preserve">    DPPs ||--o{ ComplianceStatements      : "states"</w:t>
-      </w:r>
-      <w:r>
-        <w:br/>
-      </w:r>
-      <w:r>
-        <w:rPr>
-          <w:rStyle w:val="VerbatimChar"/>
-        </w:rPr>
-        <w:t xml:space="preserve">    DPPs ||--o{ Documents                 : "evidences"</w:t>
-      </w:r>
-      <w:r>
-        <w:br/>
-      </w:r>
-      <w:r>
-        <w:rPr>
-          <w:rStyle w:val="VerbatimChar"/>
-        </w:rPr>
-        <w:t xml:space="preserve">    DPPs ||--o{ SubstancesOfConcern       : "declares"</w:t>
-      </w:r>
-      <w:r>
-        <w:br/>
-      </w:r>
-      <w:r>
-        <w:rPr>
-          <w:rStyle w:val="VerbatimChar"/>
-        </w:rPr>
-        <w:t xml:space="preserve">    DPPs ||--o{ CareInstructions          : "carries"</w:t>
-      </w:r>
-      <w:r>
-        <w:br/>
-      </w:r>
-      <w:r>
-        <w:rPr>
-          <w:rStyle w:val="VerbatimChar"/>
-        </w:rPr>
-        <w:t xml:space="preserve">    DPPs ||--|| SustainabilityIndicators  : "measured by"</w:t>
-      </w:r>
-      <w:r>
-        <w:br/>
-      </w:r>
-      <w:r>
-        <w:rPr>
-          <w:rStyle w:val="VerbatimChar"/>
-        </w:rPr>
-        <w:t xml:space="preserve">    DPPs ||--o{ SupplyChainSteps          : "traces"</w:t>
-      </w:r>
-      <w:r>
-        <w:br/>
-      </w:r>
-      <w:r>
-        <w:rPr>
-          <w:rStyle w:val="VerbatimChar"/>
-        </w:rPr>
-        <w:t xml:space="preserve">    DPPs ||--o{ LifecycleEvents           : "logs"</w:t>
-      </w:r>
-      <w:r>
-        <w:br/>
-      </w:r>
-      <w:r>
-        <w:br/>
-      </w:r>
-      <w:r>
-        <w:rPr>
-          <w:rStyle w:val="VerbatimChar"/>
-        </w:rPr>
-        <w:t xml:space="preserve">    ComplianceStatements }o--|| Documents     : "evidence_document"</w:t>
-      </w:r>
-      <w:r>
-        <w:br/>
-      </w:r>
-      <w:r>
-        <w:rPr>
-          <w:rStyle w:val="VerbatimChar"/>
-        </w:rPr>
-        <w:t xml:space="preserve">    SupplyChainSteps     }o--|| Facilities    : "at"</w:t>
-      </w:r>
-      <w:r>
-        <w:br/>
-      </w:r>
-      <w:r>
-        <w:rPr>
-          <w:rStyle w:val="VerbatimChar"/>
-        </w:rPr>
-        <w:t xml:space="preserve">    SupplyChainSteps     }o--|| Organizations : "by"</w:t>
-      </w:r>
-      <w:r>
-        <w:br/>
-      </w:r>
-      <w:r>
-        <w:rPr>
-          <w:rStyle w:val="VerbatimChar"/>
-        </w:rPr>
-        <w:t xml:space="preserve">    LifecycleEvents      }o--|| Organizations : "actor"</w:t>
-      </w:r>
-    </w:p>
-    <w:p>
-      <w:pPr>
-        <w:pStyle w:val="FirstParagraph"/>
-      </w:pPr>
-      <w:r>
-        <w:rPr>
-          <w:bCs/>
-          <w:b/>
-        </w:rPr>
-        <w:t xml:space="preserve">Key entity attributes (compact view).</w:t>
-      </w:r>
-    </w:p>
-    <w:p>
-      <w:pPr>
-        <w:numPr>
-          <w:ilvl w:val="0"/>
-          <w:numId w:val="1005"/>
-        </w:numPr>
-        <w:pStyle w:val="Compact"/>
-      </w:pPr>
-      <w:r>
-        <w:rPr>
-          <w:bCs/>
-          <w:b/>
-        </w:rPr>
-        <w:t xml:space="preserve">Organizations</w:t>
-      </w:r>
-      <w:r>
-        <w:t xml:space="preserve"> </w:t>
-      </w:r>
-      <w:r>
-        <w:t xml:space="preserve">—</w:t>
-      </w:r>
-      <w:r>
-        <w:t xml:space="preserve"> </w:t>
-      </w:r>
-      <w:r>
-        <w:rPr>
-          <w:rStyle w:val="VerbatimChar"/>
-        </w:rPr>
-        <w:t xml:space="preserve">ID</w:t>
-      </w:r>
-      <w:r>
-        <w:t xml:space="preserve"> </w:t>
-      </w:r>
-      <w:r>
-        <w:t xml:space="preserve">(PK),</w:t>
-      </w:r>
-      <w:r>
-        <w:t xml:space="preserve"> </w:t>
-      </w:r>
-      <w:r>
-        <w:rPr>
-          <w:rStyle w:val="VerbatimChar"/>
-        </w:rPr>
-        <w:t xml:space="preserve">tenant_id</w:t>
-      </w:r>
-      <w:r>
-        <w:t xml:space="preserve"> </w:t>
-      </w:r>
-      <w:r>
-        <w:t xml:space="preserve">(UNIQUE),</w:t>
-      </w:r>
-      <w:r>
-        <w:t xml:space="preserve"> </w:t>
-      </w:r>
-      <w:r>
-        <w:rPr>
-          <w:rStyle w:val="VerbatimChar"/>
-        </w:rPr>
-        <w:t xml:space="preserve">legal_name</w:t>
-      </w:r>
-      <w:r>
-        <w:t xml:space="preserve">,</w:t>
-      </w:r>
-      <w:r>
-        <w:t xml:space="preserve"> </w:t>
-      </w:r>
-      <w:r>
-        <w:rPr>
-          <w:rStyle w:val="VerbatimChar"/>
-        </w:rPr>
-        <w:t xml:space="preserve">organization_type</w:t>
-      </w:r>
-      <w:r>
-        <w:t xml:space="preserve">,</w:t>
-      </w:r>
-      <w:r>
-        <w:t xml:space="preserve"> </w:t>
-      </w:r>
-      <w:r>
-        <w:rPr>
-          <w:rStyle w:val="VerbatimChar"/>
-        </w:rPr>
-        <w:t xml:space="preserve">country_iso2</w:t>
-      </w:r>
-      <w:r>
-        <w:t xml:space="preserve">,</w:t>
-      </w:r>
-      <w:r>
-        <w:t xml:space="preserve"> </w:t>
-      </w:r>
-      <w:r>
-        <w:rPr>
-          <w:rStyle w:val="VerbatimChar"/>
-        </w:rPr>
-        <w:t xml:space="preserve">gln</w:t>
-      </w:r>
-      <w:r>
-        <w:t xml:space="preserve">.</w:t>
-      </w:r>
-    </w:p>
-    <w:p>
-      <w:pPr>
-        <w:numPr>
-          <w:ilvl w:val="0"/>
-          <w:numId w:val="1005"/>
-        </w:numPr>
-        <w:pStyle w:val="Compact"/>
-      </w:pPr>
-      <w:r>
-        <w:rPr>
-          <w:bCs/>
-          <w:b/>
-        </w:rPr>
-        <w:t xml:space="preserve">DPPs</w:t>
-      </w:r>
-      <w:r>
-        <w:t xml:space="preserve"> </w:t>
-      </w:r>
-      <w:r>
-        <w:t xml:space="preserve">—</w:t>
-      </w:r>
-      <w:r>
-        <w:t xml:space="preserve"> </w:t>
-      </w:r>
-      <w:r>
-        <w:rPr>
-          <w:rStyle w:val="VerbatimChar"/>
-        </w:rPr>
-        <w:t xml:space="preserve">ID</w:t>
-      </w:r>
-      <w:r>
-        <w:t xml:space="preserve"> </w:t>
-      </w:r>
-      <w:r>
-        <w:t xml:space="preserve">(PK),</w:t>
-      </w:r>
-      <w:r>
-        <w:t xml:space="preserve"> </w:t>
-      </w:r>
-      <w:r>
-        <w:rPr>
-          <w:rStyle w:val="VerbatimChar"/>
-        </w:rPr>
-        <w:t xml:space="preserve">product</w:t>
-      </w:r>
-      <w:r>
-        <w:t xml:space="preserve"> </w:t>
-      </w:r>
-      <w:r>
-        <w:t xml:space="preserve">(FK),</w:t>
-      </w:r>
-      <w:r>
-        <w:t xml:space="preserve"> </w:t>
-      </w:r>
-      <w:r>
-        <w:rPr>
-          <w:rStyle w:val="VerbatimChar"/>
-        </w:rPr>
-        <w:t xml:space="preserve">issuing_organization</w:t>
-      </w:r>
-      <w:r>
-        <w:t xml:space="preserve"> </w:t>
-      </w:r>
-      <w:r>
-        <w:t xml:space="preserve">(FK),</w:t>
-      </w:r>
-      <w:r>
-        <w:t xml:space="preserve"> </w:t>
-      </w:r>
-      <w:r>
-        <w:rPr>
-          <w:rStyle w:val="VerbatimChar"/>
-        </w:rPr>
-        <w:t xml:space="preserve">status</w:t>
-      </w:r>
-      <w:r>
-        <w:t xml:space="preserve">,</w:t>
-      </w:r>
-      <w:r>
-        <w:t xml:space="preserve"> </w:t>
-      </w:r>
-      <w:r>
-        <w:rPr>
-          <w:rStyle w:val="VerbatimChar"/>
-        </w:rPr>
-        <w:t xml:space="preserve">visibility</w:t>
-      </w:r>
-      <w:r>
-        <w:t xml:space="preserve">,</w:t>
-      </w:r>
-      <w:r>
-        <w:t xml:space="preserve"> </w:t>
-      </w:r>
-      <w:r>
-        <w:rPr>
-          <w:rStyle w:val="VerbatimChar"/>
-        </w:rPr>
-        <w:t xml:space="preserve">verification_status</w:t>
-      </w:r>
-      <w:r>
-        <w:t xml:space="preserve">,</w:t>
-      </w:r>
-      <w:r>
-        <w:t xml:space="preserve"> </w:t>
-      </w:r>
-      <w:r>
-        <w:rPr>
-          <w:rStyle w:val="VerbatimChar"/>
-        </w:rPr>
-        <w:t xml:space="preserve">granularity_level</w:t>
-      </w:r>
-      <w:r>
-        <w:t xml:space="preserve">,</w:t>
-      </w:r>
-      <w:r>
-        <w:t xml:space="preserve"> </w:t>
-      </w:r>
-      <w:r>
-        <w:rPr>
-          <w:rStyle w:val="VerbatimChar"/>
-        </w:rPr>
-        <w:t xml:space="preserve">batch_lot_number</w:t>
-      </w:r>
-      <w:r>
-        <w:t xml:space="preserve">,</w:t>
-      </w:r>
-      <w:r>
-        <w:t xml:space="preserve"> </w:t>
-      </w:r>
-      <w:r>
-        <w:rPr>
-          <w:rStyle w:val="VerbatimChar"/>
-        </w:rPr>
-        <w:t xml:space="preserve">qr_token</w:t>
-      </w:r>
-      <w:r>
-        <w:t xml:space="preserve"> </w:t>
-      </w:r>
-      <w:r>
-        <w:t xml:space="preserve">(UNIQUE),</w:t>
-      </w:r>
-      <w:r>
-        <w:t xml:space="preserve"> </w:t>
-      </w:r>
-      <w:r>
-        <w:rPr>
-          <w:rStyle w:val="VerbatimChar"/>
-        </w:rPr>
-        <w:t xml:space="preserve">qr_payload_url</w:t>
-      </w:r>
-      <w:r>
-        <w:t xml:space="preserve">,</w:t>
-      </w:r>
-      <w:r>
-        <w:t xml:space="preserve"> </w:t>
-      </w:r>
-      <w:r>
-        <w:rPr>
-          <w:rStyle w:val="VerbatimChar"/>
-        </w:rPr>
-        <w:t xml:space="preserve">published_at</w:t>
-      </w:r>
-      <w:r>
-        <w:t xml:space="preserve">,</w:t>
-      </w:r>
-      <w:r>
-        <w:t xml:space="preserve"> </w:t>
-      </w:r>
-      <w:r>
-        <w:rPr>
-          <w:rStyle w:val="VerbatimChar"/>
-        </w:rPr>
-        <w:t xml:space="preserve">archived_at</w:t>
-      </w:r>
-      <w:r>
-        <w:t xml:space="preserve">.</w:t>
-      </w:r>
-    </w:p>
-    <w:p>
-      <w:pPr>
-        <w:numPr>
-          <w:ilvl w:val="0"/>
-          <w:numId w:val="1005"/>
-        </w:numPr>
-        <w:pStyle w:val="Compact"/>
-      </w:pPr>
-      <w:r>
-        <w:rPr>
-          <w:bCs/>
-          <w:b/>
-        </w:rPr>
-        <w:t xml:space="preserve">Products</w:t>
-      </w:r>
-      <w:r>
-        <w:t xml:space="preserve"> </w:t>
-      </w:r>
-      <w:r>
-        <w:t xml:space="preserve">—</w:t>
-      </w:r>
-      <w:r>
-        <w:t xml:space="preserve"> </w:t>
-      </w:r>
-      <w:r>
-        <w:rPr>
-          <w:rStyle w:val="VerbatimChar"/>
-        </w:rPr>
-        <w:t xml:space="preserve">ID</w:t>
-      </w:r>
-      <w:r>
-        <w:t xml:space="preserve"> </w:t>
-      </w:r>
-      <w:r>
-        <w:t xml:space="preserve">(PK),</w:t>
-      </w:r>
-      <w:r>
-        <w:t xml:space="preserve"> </w:t>
-      </w:r>
-      <w:r>
-        <w:rPr>
-          <w:rStyle w:val="VerbatimChar"/>
-        </w:rPr>
-        <w:t xml:space="preserve">gtin</w:t>
-      </w:r>
-      <w:r>
-        <w:t xml:space="preserve">,</w:t>
-      </w:r>
-      <w:r>
-        <w:t xml:space="preserve"> </w:t>
-      </w:r>
-      <w:r>
-        <w:rPr>
-          <w:rStyle w:val="VerbatimChar"/>
-        </w:rPr>
-        <w:t xml:space="preserve">owning_organization</w:t>
-      </w:r>
-      <w:r>
-        <w:t xml:space="preserve"> </w:t>
-      </w:r>
-      <w:r>
-        <w:t xml:space="preserve">(FK).</w:t>
-      </w:r>
-    </w:p>
-    <w:bookmarkEnd w:id="33"/>
-    <w:bookmarkStart w:id="34" w:name="Xa69708d1ca87adeff606be4c476f7e4db00d86a"/>
-    <w:p>
-      <w:pPr>
-        <w:pStyle w:val="Heading2"/>
-      </w:pPr>
-      <w:r>
-        <w:rPr>
-          <w:rStyle w:val="SectionNumber"/>
-        </w:rPr>
-        <w:t xml:space="preserve">3.3</w:t>
-      </w:r>
-      <w:r>
-        <w:tab/>
-      </w:r>
-      <w:r>
-        <w:t xml:space="preserve">2.3 Service Architecture (Roles, Scopes, Authorization)</w:t>
-      </w:r>
-    </w:p>
-    <w:p>
-      <w:pPr>
-        <w:pStyle w:val="FirstParagraph"/>
-      </w:pPr>
-      <w:r>
-        <w:rPr>
-          <w:bCs/>
-          <w:b/>
-        </w:rPr>
-        <w:t xml:space="preserve">Description.</w:t>
-      </w:r>
-      <w:r>
-        <w:t xml:space="preserve"> </w:t>
-      </w:r>
-      <w:r>
-        <w:t xml:space="preserve">Authorization is layered. The service annotation</w:t>
-      </w:r>
-      <w:r>
-        <w:t xml:space="preserve"> </w:t>
-      </w:r>
-      <w:r>
-        <w:rPr>
-          <w:rStyle w:val="VerbatimChar"/>
-        </w:rPr>
-        <w:t xml:space="preserve">@requires</w:t>
-      </w:r>
-      <w:r>
-        <w:t xml:space="preserve"> </w:t>
-      </w:r>
-      <w:r>
-        <w:t xml:space="preserve">controls who can reach the service at all; per-entity</w:t>
-      </w:r>
-      <w:r>
-        <w:t xml:space="preserve"> </w:t>
-      </w:r>
-      <w:r>
-        <w:rPr>
-          <w:rStyle w:val="VerbatimChar"/>
-        </w:rPr>
-        <w:t xml:space="preserve">@restrict</w:t>
-      </w:r>
-      <w:r>
-        <w:t xml:space="preserve"> </w:t>
-      </w:r>
-      <w:r>
-        <w:t xml:space="preserve">rules then combine the caller's role with a</w:t>
-      </w:r>
-      <w:r>
-        <w:t xml:space="preserve"> </w:t>
-      </w:r>
-      <w:r>
-        <w:rPr>
-          <w:rStyle w:val="VerbatimChar"/>
-        </w:rPr>
-        <w:t xml:space="preserve">where</w:t>
-      </w:r>
-      <w:r>
-        <w:t xml:space="preserve"> </w:t>
-      </w:r>
-      <w:r>
-        <w:t xml:space="preserve">clause that pins each query to</w:t>
-      </w:r>
-      <w:r>
-        <w:t xml:space="preserve"> </w:t>
-      </w:r>
-      <w:r>
-        <w:rPr>
-          <w:rStyle w:val="VerbatimChar"/>
-        </w:rPr>
-        <w:t xml:space="preserve">Organizations.tenant_id = $user.tenant</w:t>
-      </w:r>
-      <w:r>
-        <w:t xml:space="preserve">. The</w:t>
-      </w:r>
-      <w:r>
-        <w:t xml:space="preserve"> </w:t>
-      </w:r>
-      <w:r>
-        <w:rPr>
-          <w:rStyle w:val="VerbatimChar"/>
-        </w:rPr>
-        <w:t xml:space="preserve">authority</w:t>
-      </w:r>
-      <w:r>
-        <w:t xml:space="preserve"> </w:t>
-      </w:r>
-      <w:r>
-        <w:t xml:space="preserve">role is intentionally issued without a</w:t>
-      </w:r>
-      <w:r>
-        <w:t xml:space="preserve"> </w:t>
-      </w:r>
-      <w:r>
-        <w:rPr>
-          <w:rStyle w:val="VerbatimChar"/>
-        </w:rPr>
-        <w:t xml:space="preserve">tenant</w:t>
-      </w:r>
-      <w:r>
-        <w:t xml:space="preserve"> </w:t>
-      </w:r>
-      <w:r>
-        <w:t xml:space="preserve">attribute, so its queries skip the tenant filter and observe the full data set (excluding document binary content).</w:t>
-      </w:r>
-    </w:p>
-    <w:p>
-      <w:pPr>
-        <w:pStyle w:val="SourceCode"/>
-      </w:pPr>
-      <w:r>
-        <w:rPr>
-          <w:rStyle w:val="VerbatimChar"/>
-        </w:rPr>
-        <w:t xml:space="preserve">flowchart LR</w:t>
-      </w:r>
-      <w:r>
-        <w:br/>
-      </w:r>
-      <w:r>
-        <w:rPr>
-          <w:rStyle w:val="VerbatimChar"/>
-        </w:rPr>
-        <w:t xml:space="preserve">    subgraph Roles[XSUAA role templates]</w:t>
-      </w:r>
-      <w:r>
-        <w:br/>
-      </w:r>
-      <w:r>
-        <w:rPr>
-          <w:rStyle w:val="VerbatimChar"/>
-        </w:rPr>
-        <w:t xml:space="preserve">        ADM[admin&lt;br/&gt;attr: tenant]</w:t>
-      </w:r>
-      <w:r>
-        <w:br/>
-      </w:r>
-      <w:r>
-        <w:rPr>
-          <w:rStyle w:val="VerbatimChar"/>
-        </w:rPr>
-        <w:t xml:space="preserve">        EDT[editor&lt;br/&gt;attr: tenant]</w:t>
-      </w:r>
-      <w:r>
-        <w:br/>
-      </w:r>
-      <w:r>
-        <w:rPr>
-          <w:rStyle w:val="VerbatimChar"/>
-        </w:rPr>
-        <w:t xml:space="preserve">        VWR[viewer&lt;br/&gt;attr: tenant]</w:t>
-      </w:r>
-      <w:r>
-        <w:br/>
-      </w:r>
-      <w:r>
-        <w:rPr>
-          <w:rStyle w:val="VerbatimChar"/>
-        </w:rPr>
-        <w:t xml:space="preserve">        AUT[authority&lt;br/&gt;no tenant attribute]</w:t>
-      </w:r>
-      <w:r>
-        <w:br/>
-      </w:r>
-      <w:r>
-        <w:rPr>
-          <w:rStyle w:val="VerbatimChar"/>
-        </w:rPr>
-        <w:t xml:space="preserve">    end</w:t>
-      </w:r>
-      <w:r>
-        <w:br/>
-      </w:r>
-      <w:r>
-        <w:br/>
-      </w:r>
-      <w:r>
-        <w:rPr>
-          <w:rStyle w:val="VerbatimChar"/>
-        </w:rPr>
-        <w:t xml:space="preserve">    subgraph Services[CAP services]</w:t>
-      </w:r>
-      <w:r>
-        <w:br/>
-      </w:r>
-      <w:r>
-        <w:rPr>
-          <w:rStyle w:val="VerbatimChar"/>
-        </w:rPr>
-        <w:t xml:space="preserve">        direction TB</w:t>
-      </w:r>
-      <w:r>
-        <w:br/>
-      </w:r>
-      <w:r>
-        <w:rPr>
-          <w:rStyle w:val="VerbatimChar"/>
-        </w:rPr>
-        <w:t xml:space="preserve">        DS[DPPService&lt;br/&gt;requires authenticated-user]</w:t>
-      </w:r>
-      <w:r>
-        <w:br/>
-      </w:r>
-      <w:r>
-        <w:rPr>
-          <w:rStyle w:val="VerbatimChar"/>
-        </w:rPr>
-        <w:t xml:space="preserve">        AS2[AuthorityService&lt;br/&gt;requires authority]</w:t>
-      </w:r>
-      <w:r>
-        <w:br/>
-      </w:r>
-      <w:r>
-        <w:rPr>
-          <w:rStyle w:val="VerbatimChar"/>
-        </w:rPr>
-        <w:t xml:space="preserve">        PH[Public Handler&lt;br/&gt;no auth]</w:t>
-      </w:r>
-      <w:r>
-        <w:br/>
-      </w:r>
-      <w:r>
-        <w:rPr>
-          <w:rStyle w:val="VerbatimChar"/>
-        </w:rPr>
-        <w:t xml:space="preserve">    end</w:t>
-      </w:r>
-      <w:r>
-        <w:br/>
-      </w:r>
-      <w:r>
-        <w:br/>
-      </w:r>
-      <w:r>
-        <w:rPr>
-          <w:rStyle w:val="VerbatimChar"/>
-        </w:rPr>
-        <w:t xml:space="preserve">    subgraph Restrictions[Per-entity restrictions]</w:t>
-      </w:r>
-      <w:r>
-        <w:br/>
-      </w:r>
-      <w:r>
-        <w:rPr>
-          <w:rStyle w:val="VerbatimChar"/>
-        </w:rPr>
-        <w:t xml:space="preserve">        R1["READ: admin/editor/viewer&lt;br/&gt;where tenant_id = $user.tenant"]</w:t>
-      </w:r>
-      <w:r>
-        <w:br/>
-      </w:r>
-      <w:r>
-        <w:rPr>
-          <w:rStyle w:val="VerbatimChar"/>
-        </w:rPr>
-        <w:t xml:space="preserve">        R2["WRITE: admin/editor&lt;br/&gt;where tenant_id = $user.tenant"]</w:t>
-      </w:r>
-      <w:r>
-        <w:br/>
-      </w:r>
-      <w:r>
-        <w:rPr>
-          <w:rStyle w:val="VerbatimChar"/>
-        </w:rPr>
-        <w:t xml:space="preserve">        R3["UPDATE Org / Users: admin only"]</w:t>
-      </w:r>
-      <w:r>
-        <w:br/>
-      </w:r>
-      <w:r>
-        <w:rPr>
-          <w:rStyle w:val="VerbatimChar"/>
-        </w:rPr>
-        <w:t xml:space="preserve">        R4["READ all entities&lt;br/&gt;cross-tenant, binary content excluded"]</w:t>
-      </w:r>
-      <w:r>
-        <w:br/>
-      </w:r>
-      <w:r>
-        <w:rPr>
-          <w:rStyle w:val="VerbatimChar"/>
-        </w:rPr>
-        <w:t xml:space="preserve">        R5["visibility != internal&lt;br/&gt;visibility != authority_only&lt;br/&gt;status = published"]</w:t>
-      </w:r>
-      <w:r>
-        <w:br/>
-      </w:r>
-      <w:r>
-        <w:rPr>
-          <w:rStyle w:val="VerbatimChar"/>
-        </w:rPr>
-        <w:t xml:space="preserve">    end</w:t>
-      </w:r>
-      <w:r>
-        <w:br/>
-      </w:r>
-      <w:r>
-        <w:br/>
-      </w:r>
-      <w:r>
-        <w:rPr>
-          <w:rStyle w:val="VerbatimChar"/>
-        </w:rPr>
-        <w:t xml:space="preserve">    ADM --&gt; DS</w:t>
-      </w:r>
-      <w:r>
-        <w:br/>
-      </w:r>
-      <w:r>
-        <w:rPr>
-          <w:rStyle w:val="VerbatimChar"/>
-        </w:rPr>
-        <w:t xml:space="preserve">    EDT --&gt; DS</w:t>
-      </w:r>
-      <w:r>
-        <w:br/>
-      </w:r>
-      <w:r>
-        <w:rPr>
-          <w:rStyle w:val="VerbatimChar"/>
-        </w:rPr>
-        <w:t xml:space="preserve">    VWR --&gt; DS</w:t>
-      </w:r>
-      <w:r>
-        <w:br/>
-      </w:r>
-      <w:r>
-        <w:rPr>
-          <w:rStyle w:val="VerbatimChar"/>
-        </w:rPr>
-        <w:t xml:space="preserve">    AUT --&gt; AS2</w:t>
-      </w:r>
-      <w:r>
-        <w:br/>
-      </w:r>
-      <w:r>
-        <w:br/>
-      </w:r>
-      <w:r>
-        <w:rPr>
-          <w:rStyle w:val="VerbatimChar"/>
-        </w:rPr>
-        <w:t xml:space="preserve">    DS --&gt; R1</w:t>
-      </w:r>
-      <w:r>
-        <w:br/>
-      </w:r>
-      <w:r>
-        <w:rPr>
-          <w:rStyle w:val="VerbatimChar"/>
-        </w:rPr>
-        <w:t xml:space="preserve">    DS --&gt; R2</w:t>
-      </w:r>
-      <w:r>
-        <w:br/>
-      </w:r>
-      <w:r>
-        <w:rPr>
-          <w:rStyle w:val="VerbatimChar"/>
-        </w:rPr>
-        <w:t xml:space="preserve">    DS --&gt; R3</w:t>
-      </w:r>
-      <w:r>
-        <w:br/>
-      </w:r>
-      <w:r>
-        <w:rPr>
-          <w:rStyle w:val="VerbatimChar"/>
-        </w:rPr>
-        <w:t xml:space="preserve">    AS2 --&gt; R4</w:t>
-      </w:r>
-      <w:r>
-        <w:br/>
-      </w:r>
-      <w:r>
-        <w:rPr>
-          <w:rStyle w:val="VerbatimChar"/>
-        </w:rPr>
-        <w:t xml:space="preserve">    PH --&gt; R5</w:t>
-      </w:r>
-    </w:p>
-    <w:p>
-      <w:pPr>
-        <w:pStyle w:val="FirstParagraph"/>
-      </w:pPr>
-      <w:r>
-        <w:rPr>
-          <w:bCs/>
-          <w:b/>
-        </w:rPr>
-        <w:t xml:space="preserve">Role / capability matrix.</w:t>
+        <w:t xml:space="preserve">Materials</w:t>
       </w:r>
     </w:p>
     <w:tbl>
@@ -5011,61 +3426,504 @@
               <w:jc w:val="left"/>
             </w:pPr>
             <w:r>
-              <w:t xml:space="preserve">Capability</w:t>
-            </w:r>
-          </w:p>
-        </w:tc>
-        <w:tc>
-          <w:p>
-            <w:pPr>
-              <w:pStyle w:val="Compact"/>
-              <w:jc w:val="left"/>
-            </w:pPr>
-            <w:r>
-              <w:t xml:space="preserve">admin</w:t>
-            </w:r>
-          </w:p>
-        </w:tc>
-        <w:tc>
-          <w:p>
-            <w:pPr>
-              <w:pStyle w:val="Compact"/>
-              <w:jc w:val="left"/>
-            </w:pPr>
-            <w:r>
-              <w:t xml:space="preserve">editor</w:t>
-            </w:r>
-          </w:p>
-        </w:tc>
-        <w:tc>
-          <w:p>
-            <w:pPr>
-              <w:pStyle w:val="Compact"/>
-              <w:jc w:val="left"/>
-            </w:pPr>
-            <w:r>
-              <w:t xml:space="preserve">viewer</w:t>
-            </w:r>
-          </w:p>
-        </w:tc>
-        <w:tc>
-          <w:p>
-            <w:pPr>
-              <w:pStyle w:val="Compact"/>
-              <w:jc w:val="left"/>
-            </w:pPr>
-            <w:r>
-              <w:t xml:space="preserve">authority</w:t>
-            </w:r>
-          </w:p>
-        </w:tc>
-        <w:tc>
-          <w:p>
-            <w:pPr>
-              <w:pStyle w:val="Compact"/>
-              <w:jc w:val="left"/>
-            </w:pPr>
-            <w:r>
+              <w:t xml:space="preserve">Field</w:t>
+            </w:r>
+          </w:p>
+        </w:tc>
+        <w:tc>
+          <w:p>
+            <w:pPr>
+              <w:pStyle w:val="Compact"/>
+              <w:jc w:val="left"/>
+            </w:pPr>
+            <w:r>
+              <w:t xml:space="preserve">Type</w:t>
+            </w:r>
+          </w:p>
+        </w:tc>
+        <w:tc>
+          <w:p>
+            <w:pPr>
+              <w:pStyle w:val="Compact"/>
+              <w:jc w:val="left"/>
+            </w:pPr>
+            <w:r>
+              <w:t xml:space="preserve">Notes</w:t>
+            </w:r>
+          </w:p>
+        </w:tc>
+      </w:tr>
+      <w:tr>
+        <w:tc>
+          <w:p>
+            <w:pPr>
+              <w:pStyle w:val="Compact"/>
+              <w:jc w:val="left"/>
+            </w:pPr>
+            <w:r>
+              <w:t xml:space="preserve">ID</w:t>
+            </w:r>
+          </w:p>
+        </w:tc>
+        <w:tc>
+          <w:p>
+            <w:pPr>
+              <w:pStyle w:val="Compact"/>
+              <w:jc w:val="left"/>
+            </w:pPr>
+            <w:r>
+              <w:t xml:space="preserve">String(36)</w:t>
+            </w:r>
+          </w:p>
+        </w:tc>
+        <w:tc>
+          <w:p>
+            <w:pPr>
+              <w:pStyle w:val="Compact"/>
+              <w:jc w:val="left"/>
+            </w:pPr>
+            <w:r>
+              <w:t xml:space="preserve">Primary key</w:t>
+            </w:r>
+          </w:p>
+        </w:tc>
+      </w:tr>
+      <w:tr>
+        <w:tc>
+          <w:p>
+            <w:pPr>
+              <w:pStyle w:val="Compact"/>
+              <w:jc w:val="left"/>
+            </w:pPr>
+            <w:r>
+              <w:t xml:space="preserve">owning_organization</w:t>
+            </w:r>
+          </w:p>
+        </w:tc>
+        <w:tc>
+          <w:p>
+            <w:pPr>
+              <w:pStyle w:val="Compact"/>
+              <w:jc w:val="left"/>
+            </w:pPr>
+            <w:r>
+              <w:t xml:space="preserve">Association to Organizations</w:t>
+            </w:r>
+          </w:p>
+        </w:tc>
+        <w:tc>
+          <w:p>
+            <w:pPr>
+              <w:pStyle w:val="Compact"/>
+              <w:jc w:val="left"/>
+            </w:pPr>
+            <w:r>
+              <w:t xml:space="preserve">not null, tenant scope</w:t>
+            </w:r>
+          </w:p>
+        </w:tc>
+      </w:tr>
+      <w:tr>
+        <w:tc>
+          <w:p>
+            <w:pPr>
+              <w:pStyle w:val="Compact"/>
+              <w:jc w:val="left"/>
+            </w:pPr>
+            <w:r>
+              <w:t xml:space="preserve">name</w:t>
+            </w:r>
+          </w:p>
+        </w:tc>
+        <w:tc>
+          <w:p>
+            <w:pPr>
+              <w:pStyle w:val="Compact"/>
+              <w:jc w:val="left"/>
+            </w:pPr>
+            <w:r>
+              <w:t xml:space="preserve">String(120)</w:t>
+            </w:r>
+          </w:p>
+        </w:tc>
+        <w:tc>
+          <w:p>
+            <w:pPr>
+              <w:pStyle w:val="Compact"/>
+              <w:jc w:val="left"/>
+            </w:pPr>
+            <w:r>
+              <w:t xml:space="preserve">not null, UNIQUE within organization</w:t>
+            </w:r>
+          </w:p>
+        </w:tc>
+      </w:tr>
+      <w:tr>
+        <w:tc>
+          <w:p>
+            <w:pPr>
+              <w:pStyle w:val="Compact"/>
+              <w:jc w:val="left"/>
+            </w:pPr>
+            <w:r>
+              <w:t xml:space="preserve">material_class</w:t>
+            </w:r>
+          </w:p>
+        </w:tc>
+        <w:tc>
+          <w:p>
+            <w:pPr>
+              <w:pStyle w:val="Compact"/>
+              <w:jc w:val="left"/>
+            </w:pPr>
+            <w:r>
+              <w:t xml:space="preserve">MaterialClass</w:t>
+            </w:r>
+          </w:p>
+        </w:tc>
+        <w:tc>
+          <w:p>
+            <w:pPr>
+              <w:pStyle w:val="Compact"/>
+              <w:jc w:val="left"/>
+            </w:pPr>
+            <w:r>
+              <w:t xml:space="preserve">not null</w:t>
+            </w:r>
+          </w:p>
+        </w:tc>
+      </w:tr>
+      <w:tr>
+        <w:tc>
+          <w:p>
+            <w:pPr>
+              <w:pStyle w:val="Compact"/>
+              <w:jc w:val="left"/>
+            </w:pPr>
+            <w:r>
+              <w:t xml:space="preserve">description</w:t>
+            </w:r>
+          </w:p>
+        </w:tc>
+        <w:tc>
+          <w:p>
+            <w:pPr>
+              <w:pStyle w:val="Compact"/>
+              <w:jc w:val="left"/>
+            </w:pPr>
+            <w:r>
+              <w:t xml:space="preserve">String(500)</w:t>
+            </w:r>
+          </w:p>
+        </w:tc>
+        <w:tc>
+          <w:p/>
+        </w:tc>
+      </w:tr>
+      <w:tr>
+        <w:tc>
+          <w:p>
+            <w:pPr>
+              <w:pStyle w:val="Compact"/>
+              <w:jc w:val="left"/>
+            </w:pPr>
+            <w:r>
+              <w:t xml:space="preserve">country_of_origin</w:t>
+            </w:r>
+          </w:p>
+        </w:tc>
+        <w:tc>
+          <w:p>
+            <w:pPr>
+              <w:pStyle w:val="Compact"/>
+              <w:jc w:val="left"/>
+            </w:pPr>
+            <w:r>
+              <w:t xml:space="preserve">CountryISO2</w:t>
+            </w:r>
+          </w:p>
+        </w:tc>
+        <w:tc>
+          <w:p/>
+        </w:tc>
+      </w:tr>
+      <w:tr>
+        <w:tc>
+          <w:p>
+            <w:pPr>
+              <w:pStyle w:val="Compact"/>
+              <w:jc w:val="left"/>
+            </w:pPr>
+            <w:r>
+              <w:t xml:space="preserve">recycled_content_pct</w:t>
+            </w:r>
+          </w:p>
+        </w:tc>
+        <w:tc>
+          <w:p>
+            <w:pPr>
+              <w:pStyle w:val="Compact"/>
+              <w:jc w:val="left"/>
+            </w:pPr>
+            <w:r>
+              <w:t xml:space="preserve">Decimal(5,2)</w:t>
+            </w:r>
+          </w:p>
+        </w:tc>
+        <w:tc>
+          <w:p>
+            <w:pPr>
+              <w:pStyle w:val="Compact"/>
+              <w:jc w:val="left"/>
+            </w:pPr>
+            <w:r>
+              <w:t xml:space="preserve">default 0</w:t>
+            </w:r>
+          </w:p>
+        </w:tc>
+      </w:tr>
+      <w:tr>
+        <w:tc>
+          <w:p>
+            <w:pPr>
+              <w:pStyle w:val="Compact"/>
+              <w:jc w:val="left"/>
+            </w:pPr>
+            <w:r>
+              <w:t xml:space="preserve">verification_status</w:t>
+            </w:r>
+          </w:p>
+        </w:tc>
+        <w:tc>
+          <w:p>
+            <w:pPr>
+              <w:pStyle w:val="Compact"/>
+              <w:jc w:val="left"/>
+            </w:pPr>
+            <w:r>
+              <w:t xml:space="preserve">Verification</w:t>
+            </w:r>
+          </w:p>
+        </w:tc>
+        <w:tc>
+          <w:p>
+            <w:pPr>
+              <w:pStyle w:val="Compact"/>
+              <w:jc w:val="left"/>
+            </w:pPr>
+            <w:r>
+              <w:t xml:space="preserve">default</w:t>
+            </w:r>
+            <w:r>
+              <w:t xml:space="preserve"> </w:t>
+            </w:r>
+            <w:r>
+              <w:rPr>
+                <w:rStyle w:val="VerbatimChar"/>
+              </w:rPr>
+              <w:t xml:space="preserve">declared</w:t>
+            </w:r>
+          </w:p>
+        </w:tc>
+      </w:tr>
+      <w:tr>
+        <w:tc>
+          <w:p>
+            <w:pPr>
+              <w:pStyle w:val="Compact"/>
+              <w:jc w:val="left"/>
+            </w:pPr>
+            <w:r>
+              <w:t xml:space="preserve">supplier</w:t>
+            </w:r>
+          </w:p>
+        </w:tc>
+        <w:tc>
+          <w:p>
+            <w:pPr>
+              <w:pStyle w:val="Compact"/>
+              <w:jc w:val="left"/>
+            </w:pPr>
+            <w:r>
+              <w:t xml:space="preserve">Association to Organizations</w:t>
+            </w:r>
+          </w:p>
+        </w:tc>
+        <w:tc>
+          <w:p>
+            <w:pPr>
+              <w:pStyle w:val="Compact"/>
+              <w:jc w:val="left"/>
+            </w:pPr>
+            <w:r>
+              <w:t xml:space="preserve">optional supplier reference</w:t>
+            </w:r>
+          </w:p>
+        </w:tc>
+      </w:tr>
+      <w:tr>
+        <w:tc>
+          <w:p>
+            <w:pPr>
+              <w:pStyle w:val="Compact"/>
+              <w:jc w:val="left"/>
+            </w:pPr>
+            <w:r>
+              <w:t xml:space="preserve">supplier_facility</w:t>
+            </w:r>
+          </w:p>
+        </w:tc>
+        <w:tc>
+          <w:p>
+            <w:pPr>
+              <w:pStyle w:val="Compact"/>
+              <w:jc w:val="left"/>
+            </w:pPr>
+            <w:r>
+              <w:t xml:space="preserve">Association to Facilities</w:t>
+            </w:r>
+          </w:p>
+        </w:tc>
+        <w:tc>
+          <w:p>
+            <w:pPr>
+              <w:pStyle w:val="Compact"/>
+              <w:jc w:val="left"/>
+            </w:pPr>
+            <w:r>
+              <w:t xml:space="preserve">optional</w:t>
+            </w:r>
+          </w:p>
+        </w:tc>
+      </w:tr>
+      <w:tr>
+        <w:tc>
+          <w:p>
+            <w:pPr>
+              <w:pStyle w:val="Compact"/>
+              <w:jc w:val="left"/>
+            </w:pPr>
+            <w:r>
+              <w:t xml:space="preserve">co2_footprint_kg</w:t>
+            </w:r>
+          </w:p>
+        </w:tc>
+        <w:tc>
+          <w:p>
+            <w:pPr>
+              <w:pStyle w:val="Compact"/>
+              <w:jc w:val="left"/>
+            </w:pPr>
+            <w:r>
+              <w:t xml:space="preserve">Decimal(10,3)</w:t>
+            </w:r>
+          </w:p>
+        </w:tc>
+        <w:tc>
+          <w:p>
+            <w:pPr>
+              <w:pStyle w:val="Compact"/>
+              <w:jc w:val="left"/>
+            </w:pPr>
+            <w:r>
+              <w:t xml:space="preserve">declared per master record</w:t>
+            </w:r>
+          </w:p>
+        </w:tc>
+      </w:tr>
+      <w:tr>
+        <w:tc>
+          <w:p>
+            <w:pPr>
+              <w:pStyle w:val="Compact"/>
+              <w:jc w:val="left"/>
+            </w:pPr>
+            <w:r>
+              <w:t xml:space="preserve">water_usage_l</w:t>
+            </w:r>
+          </w:p>
+        </w:tc>
+        <w:tc>
+          <w:p>
+            <w:pPr>
+              <w:pStyle w:val="Compact"/>
+              <w:jc w:val="left"/>
+            </w:pPr>
+            <w:r>
+              <w:t xml:space="preserve">Decimal(12,2)</w:t>
+            </w:r>
+          </w:p>
+        </w:tc>
+        <w:tc>
+          <w:p/>
+        </w:tc>
+      </w:tr>
+      <w:tr>
+        <w:tc>
+          <w:p>
+            <w:pPr>
+              <w:pStyle w:val="Compact"/>
+              <w:jc w:val="left"/>
+            </w:pPr>
+            <w:r>
+              <w:t xml:space="preserve">energy_usage_kwh</w:t>
+            </w:r>
+          </w:p>
+        </w:tc>
+        <w:tc>
+          <w:p>
+            <w:pPr>
+              <w:pStyle w:val="Compact"/>
+              <w:jc w:val="left"/>
+            </w:pPr>
+            <w:r>
+              <w:t xml:space="preserve">Decimal(12,2)</w:t>
+            </w:r>
+          </w:p>
+        </w:tc>
+        <w:tc>
+          <w:p/>
+        </w:tc>
+      </w:tr>
+      <w:tr>
+        <w:tc>
+          <w:p>
+            <w:pPr>
+              <w:pStyle w:val="Compact"/>
+              <w:jc w:val="left"/>
+            </w:pPr>
+            <w:r>
+              <w:t xml:space="preserve">visibility</w:t>
+            </w:r>
+          </w:p>
+        </w:tc>
+        <w:tc>
+          <w:p>
+            <w:pPr>
+              <w:pStyle w:val="Compact"/>
+              <w:jc w:val="left"/>
+            </w:pPr>
+            <w:r>
+              <w:t xml:space="preserve">Visibility</w:t>
+            </w:r>
+          </w:p>
+        </w:tc>
+        <w:tc>
+          <w:p>
+            <w:pPr>
+              <w:pStyle w:val="Compact"/>
+              <w:jc w:val="left"/>
+            </w:pPr>
+            <w:r>
+              <w:t xml:space="preserve">default</w:t>
+            </w:r>
+            <w:r>
+              <w:t xml:space="preserve"> </w:t>
+            </w:r>
+            <w:r>
+              <w:rPr>
+                <w:rStyle w:val="VerbatimChar"/>
+              </w:rPr>
               <w:t xml:space="preserve">public</w:t>
             </w:r>
           </w:p>
@@ -5079,424 +3937,86 @@
               <w:jc w:val="left"/>
             </w:pPr>
             <w:r>
-              <w:t xml:space="preserve">Read DPP within own tenant</w:t>
-            </w:r>
-          </w:p>
-        </w:tc>
-        <w:tc>
-          <w:p>
-            <w:pPr>
-              <w:pStyle w:val="Compact"/>
-              <w:jc w:val="left"/>
-            </w:pPr>
-            <w:r>
-              <w:t xml:space="preserve">yes</w:t>
-            </w:r>
-          </w:p>
-        </w:tc>
-        <w:tc>
-          <w:p>
-            <w:pPr>
-              <w:pStyle w:val="Compact"/>
-              <w:jc w:val="left"/>
-            </w:pPr>
-            <w:r>
-              <w:t xml:space="preserve">yes</w:t>
-            </w:r>
-          </w:p>
-        </w:tc>
-        <w:tc>
-          <w:p>
-            <w:pPr>
-              <w:pStyle w:val="Compact"/>
-              <w:jc w:val="left"/>
-            </w:pPr>
-            <w:r>
-              <w:t xml:space="preserve">yes</w:t>
-            </w:r>
-          </w:p>
-        </w:tc>
-        <w:tc>
-          <w:p>
-            <w:pPr>
-              <w:pStyle w:val="Compact"/>
-              <w:jc w:val="left"/>
-            </w:pPr>
-            <w:r>
-              <w:t xml:space="preserve">—</w:t>
-            </w:r>
-          </w:p>
-        </w:tc>
-        <w:tc>
-          <w:p>
-            <w:pPr>
-              <w:pStyle w:val="Compact"/>
-              <w:jc w:val="left"/>
-            </w:pPr>
-            <w:r>
-              <w:t xml:space="preserve">—</w:t>
-            </w:r>
-          </w:p>
-        </w:tc>
-      </w:tr>
-      <w:tr>
-        <w:tc>
-          <w:p>
-            <w:pPr>
-              <w:pStyle w:val="Compact"/>
-              <w:jc w:val="left"/>
-            </w:pPr>
-            <w:r>
-              <w:t xml:space="preserve">Create / update / delete DPP</w:t>
-            </w:r>
-          </w:p>
-        </w:tc>
-        <w:tc>
-          <w:p>
-            <w:pPr>
-              <w:pStyle w:val="Compact"/>
-              <w:jc w:val="left"/>
-            </w:pPr>
-            <w:r>
-              <w:t xml:space="preserve">yes</w:t>
-            </w:r>
-          </w:p>
-        </w:tc>
-        <w:tc>
-          <w:p>
-            <w:pPr>
-              <w:pStyle w:val="Compact"/>
-              <w:jc w:val="left"/>
-            </w:pPr>
-            <w:r>
-              <w:t xml:space="preserve">yes</w:t>
-            </w:r>
-          </w:p>
-        </w:tc>
-        <w:tc>
-          <w:p>
-            <w:pPr>
-              <w:pStyle w:val="Compact"/>
-              <w:jc w:val="left"/>
-            </w:pPr>
-            <w:r>
-              <w:t xml:space="preserve">—</w:t>
-            </w:r>
-          </w:p>
-        </w:tc>
-        <w:tc>
-          <w:p>
-            <w:pPr>
-              <w:pStyle w:val="Compact"/>
-              <w:jc w:val="left"/>
-            </w:pPr>
-            <w:r>
-              <w:t xml:space="preserve">—</w:t>
-            </w:r>
-          </w:p>
-        </w:tc>
-        <w:tc>
-          <w:p>
-            <w:pPr>
-              <w:pStyle w:val="Compact"/>
-              <w:jc w:val="left"/>
-            </w:pPr>
-            <w:r>
-              <w:t xml:space="preserve">—</w:t>
-            </w:r>
-          </w:p>
-        </w:tc>
-      </w:tr>
-      <w:tr>
-        <w:tc>
-          <w:p>
-            <w:pPr>
-              <w:pStyle w:val="Compact"/>
-              <w:jc w:val="left"/>
-            </w:pPr>
-            <w:r>
-              <w:t xml:space="preserve">Publish / archive DPP</w:t>
-            </w:r>
-          </w:p>
-        </w:tc>
-        <w:tc>
-          <w:p>
-            <w:pPr>
-              <w:pStyle w:val="Compact"/>
-              <w:jc w:val="left"/>
-            </w:pPr>
-            <w:r>
-              <w:t xml:space="preserve">yes</w:t>
-            </w:r>
-          </w:p>
-        </w:tc>
-        <w:tc>
-          <w:p>
-            <w:pPr>
-              <w:pStyle w:val="Compact"/>
-              <w:jc w:val="left"/>
-            </w:pPr>
-            <w:r>
-              <w:t xml:space="preserve">yes</w:t>
-            </w:r>
-          </w:p>
-        </w:tc>
-        <w:tc>
-          <w:p>
-            <w:pPr>
-              <w:pStyle w:val="Compact"/>
-              <w:jc w:val="left"/>
-            </w:pPr>
-            <w:r>
-              <w:t xml:space="preserve">—</w:t>
-            </w:r>
-          </w:p>
-        </w:tc>
-        <w:tc>
-          <w:p>
-            <w:pPr>
-              <w:pStyle w:val="Compact"/>
-              <w:jc w:val="left"/>
-            </w:pPr>
-            <w:r>
-              <w:t xml:space="preserve">—</w:t>
-            </w:r>
-          </w:p>
-        </w:tc>
-        <w:tc>
-          <w:p>
-            <w:pPr>
-              <w:pStyle w:val="Compact"/>
-              <w:jc w:val="left"/>
-            </w:pPr>
-            <w:r>
-              <w:t xml:space="preserve">—</w:t>
-            </w:r>
-          </w:p>
-        </w:tc>
-      </w:tr>
-      <w:tr>
-        <w:tc>
-          <w:p>
-            <w:pPr>
-              <w:pStyle w:val="Compact"/>
-              <w:jc w:val="left"/>
-            </w:pPr>
-            <w:r>
-              <w:t xml:space="preserve">Manage Users / Organizations</w:t>
-            </w:r>
-          </w:p>
-        </w:tc>
-        <w:tc>
-          <w:p>
-            <w:pPr>
-              <w:pStyle w:val="Compact"/>
-              <w:jc w:val="left"/>
-            </w:pPr>
-            <w:r>
-              <w:t xml:space="preserve">yes</w:t>
-            </w:r>
-          </w:p>
-        </w:tc>
-        <w:tc>
-          <w:p>
-            <w:pPr>
-              <w:pStyle w:val="Compact"/>
-              <w:jc w:val="left"/>
-            </w:pPr>
-            <w:r>
-              <w:t xml:space="preserve">—</w:t>
-            </w:r>
-          </w:p>
-        </w:tc>
-        <w:tc>
-          <w:p>
-            <w:pPr>
-              <w:pStyle w:val="Compact"/>
-              <w:jc w:val="left"/>
-            </w:pPr>
-            <w:r>
-              <w:t xml:space="preserve">—</w:t>
-            </w:r>
-          </w:p>
-        </w:tc>
-        <w:tc>
-          <w:p>
-            <w:pPr>
-              <w:pStyle w:val="Compact"/>
-              <w:jc w:val="left"/>
-            </w:pPr>
-            <w:r>
-              <w:t xml:space="preserve">—</w:t>
-            </w:r>
-          </w:p>
-        </w:tc>
-        <w:tc>
-          <w:p>
-            <w:pPr>
-              <w:pStyle w:val="Compact"/>
-              <w:jc w:val="left"/>
-            </w:pPr>
-            <w:r>
-              <w:t xml:space="preserve">—</w:t>
-            </w:r>
-          </w:p>
-        </w:tc>
-      </w:tr>
-      <w:tr>
-        <w:tc>
-          <w:p>
-            <w:pPr>
-              <w:pStyle w:val="Compact"/>
-              <w:jc w:val="left"/>
-            </w:pPr>
-            <w:r>
-              <w:t xml:space="preserve">Read DPP across all tenants</w:t>
-            </w:r>
-          </w:p>
-        </w:tc>
-        <w:tc>
-          <w:p>
-            <w:pPr>
-              <w:pStyle w:val="Compact"/>
-              <w:jc w:val="left"/>
-            </w:pPr>
-            <w:r>
-              <w:t xml:space="preserve">—</w:t>
-            </w:r>
-          </w:p>
-        </w:tc>
-        <w:tc>
-          <w:p>
-            <w:pPr>
-              <w:pStyle w:val="Compact"/>
-              <w:jc w:val="left"/>
-            </w:pPr>
-            <w:r>
-              <w:t xml:space="preserve">—</w:t>
-            </w:r>
-          </w:p>
-        </w:tc>
-        <w:tc>
-          <w:p>
-            <w:pPr>
-              <w:pStyle w:val="Compact"/>
-              <w:jc w:val="left"/>
-            </w:pPr>
-            <w:r>
-              <w:t xml:space="preserve">—</w:t>
-            </w:r>
-          </w:p>
-        </w:tc>
-        <w:tc>
-          <w:p>
-            <w:pPr>
-              <w:pStyle w:val="Compact"/>
-              <w:jc w:val="left"/>
-            </w:pPr>
-            <w:r>
-              <w:t xml:space="preserve">yes</w:t>
-            </w:r>
-          </w:p>
-        </w:tc>
-        <w:tc>
-          <w:p>
-            <w:pPr>
-              <w:pStyle w:val="Compact"/>
-              <w:jc w:val="left"/>
-            </w:pPr>
-            <w:r>
-              <w:t xml:space="preserve">—</w:t>
-            </w:r>
-          </w:p>
-        </w:tc>
-      </w:tr>
-      <w:tr>
-        <w:tc>
-          <w:p>
-            <w:pPr>
-              <w:pStyle w:val="Compact"/>
-              <w:jc w:val="left"/>
-            </w:pPr>
-            <w:r>
-              <w:t xml:space="preserve">Read published, public-visible DPP via QR token</w:t>
-            </w:r>
-          </w:p>
-        </w:tc>
-        <w:tc>
-          <w:p>
-            <w:pPr>
-              <w:pStyle w:val="Compact"/>
-              <w:jc w:val="left"/>
-            </w:pPr>
-            <w:r>
-              <w:t xml:space="preserve">—</w:t>
-            </w:r>
-          </w:p>
-        </w:tc>
-        <w:tc>
-          <w:p>
-            <w:pPr>
-              <w:pStyle w:val="Compact"/>
-              <w:jc w:val="left"/>
-            </w:pPr>
-            <w:r>
-              <w:t xml:space="preserve">—</w:t>
-            </w:r>
-          </w:p>
-        </w:tc>
-        <w:tc>
-          <w:p>
-            <w:pPr>
-              <w:pStyle w:val="Compact"/>
-              <w:jc w:val="left"/>
-            </w:pPr>
-            <w:r>
-              <w:t xml:space="preserve">—</w:t>
-            </w:r>
-          </w:p>
-        </w:tc>
-        <w:tc>
-          <w:p>
-            <w:pPr>
-              <w:pStyle w:val="Compact"/>
-              <w:jc w:val="left"/>
-            </w:pPr>
-            <w:r>
-              <w:t xml:space="preserve">—</w:t>
-            </w:r>
-          </w:p>
-        </w:tc>
-        <w:tc>
-          <w:p>
-            <w:pPr>
-              <w:pStyle w:val="Compact"/>
-              <w:jc w:val="left"/>
-            </w:pPr>
-            <w:r>
-              <w:t xml:space="preserve">yes</w:t>
+              <w:t xml:space="preserve">components</w:t>
+            </w:r>
+          </w:p>
+        </w:tc>
+        <w:tc>
+          <w:p>
+            <w:pPr>
+              <w:pStyle w:val="Compact"/>
+              <w:jc w:val="left"/>
+            </w:pPr>
+            <w:r>
+              <w:t xml:space="preserve">Composition of many MaterialComponents</w:t>
+            </w:r>
+          </w:p>
+        </w:tc>
+        <w:tc>
+          <w:p>
+            <w:pPr>
+              <w:pStyle w:val="Compact"/>
+              <w:jc w:val="left"/>
+            </w:pPr>
+            <w:r>
+              <w:t xml:space="preserve">child BOM edges</w:t>
+            </w:r>
+          </w:p>
+        </w:tc>
+      </w:tr>
+      <w:tr>
+        <w:tc>
+          <w:p>
+            <w:pPr>
+              <w:pStyle w:val="Compact"/>
+              <w:jc w:val="left"/>
+            </w:pPr>
+            <w:r>
+              <w:t xml:space="preserve">usages</w:t>
+            </w:r>
+          </w:p>
+        </w:tc>
+        <w:tc>
+          <w:p>
+            <w:pPr>
+              <w:pStyle w:val="Compact"/>
+              <w:jc w:val="left"/>
+            </w:pPr>
+            <w:r>
+              <w:t xml:space="preserve">Association to many MaterialComposition</w:t>
+            </w:r>
+          </w:p>
+        </w:tc>
+        <w:tc>
+          <w:p>
+            <w:pPr>
+              <w:pStyle w:val="Compact"/>
+              <w:jc w:val="left"/>
+            </w:pPr>
+            <w:r>
+              <w:t xml:space="preserve">back-reference to DPP usage</w:t>
             </w:r>
           </w:p>
         </w:tc>
       </w:tr>
     </w:tbl>
-    <w:bookmarkEnd w:id="34"/>
-    <w:bookmarkStart w:id="35" w:name="Xc33e6984021c39fa0f28c5df032d8cd0748b7a1"/>
+    <w:bookmarkEnd w:id="30"/>
+    <w:bookmarkStart w:id="31" w:name="materialcomponents-bom-edges"/>
     <w:p>
       <w:pPr>
-        <w:pStyle w:val="Heading2"/>
+        <w:pStyle w:val="Heading3"/>
       </w:pPr>
       <w:r>
         <w:rPr>
           <w:rStyle w:val="SectionNumber"/>
         </w:rPr>
-        <w:t xml:space="preserve">3.4</w:t>
+        <w:t xml:space="preserve">2.4.2</w:t>
       </w:r>
       <w:r>
         <w:tab/>
       </w:r>
       <w:r>
-        <w:t xml:space="preserve">2.4 QR Workflow (Publish → Consumer Scan)</w:t>
+        <w:t xml:space="preserve">MaterialComponents (BOM edges)</w:t>
       </w:r>
     </w:p>
     <w:p>
@@ -5504,514 +4024,49 @@
         <w:pStyle w:val="FirstParagraph"/>
       </w:pPr>
       <w:r>
-        <w:rPr>
-          <w:bCs/>
-          <w:b/>
-        </w:rPr>
-        <w:t xml:space="preserve">Description.</w:t>
-      </w:r>
-      <w:r>
-        <w:t xml:space="preserve"> </w:t>
-      </w:r>
-      <w:r>
-        <w:t xml:space="preserve">When an editor publishes a DPP, the service generates an HMAC-signed token, stamps</w:t>
-      </w:r>
-      <w:r>
-        <w:t xml:space="preserve"> </w:t>
-      </w:r>
-      <w:r>
-        <w:rPr>
-          <w:rStyle w:val="VerbatimChar"/>
-        </w:rPr>
-        <w:t xml:space="preserve">published_at</w:t>
-      </w:r>
-      <w:r>
-        <w:t xml:space="preserve">, and stores the consumer payload URL. Calling</w:t>
-      </w:r>
-      <w:r>
-        <w:t xml:space="preserve"> </w:t>
-      </w:r>
-      <w:r>
-        <w:rPr>
-          <w:rStyle w:val="VerbatimChar"/>
-        </w:rPr>
-        <w:t xml:space="preserve">generateQRCode()</w:t>
-      </w:r>
-      <w:r>
-        <w:t xml:space="preserve"> </w:t>
-      </w:r>
-      <w:r>
-        <w:t xml:space="preserve">returns a base64 PNG of that URL. When a consumer scans the printed QR code, the public handler verifies the HMAC in constant time without touching the database, then loads the DPP and its children and emits a Consumer DTO that filters out non-public rows.</w:t>
-      </w:r>
-    </w:p>
-    <w:p>
-      <w:pPr>
-        <w:pStyle w:val="SourceCode"/>
-      </w:pPr>
-      <w:r>
-        <w:rPr>
-          <w:rStyle w:val="VerbatimChar"/>
-        </w:rPr>
-        <w:t xml:space="preserve">sequenceDiagram</w:t>
-      </w:r>
-      <w:r>
-        <w:br/>
-      </w:r>
-      <w:r>
-        <w:rPr>
-          <w:rStyle w:val="VerbatimChar"/>
-        </w:rPr>
-        <w:t xml:space="preserve">    autonumber</w:t>
-      </w:r>
-      <w:r>
-        <w:br/>
-      </w:r>
-      <w:r>
-        <w:rPr>
-          <w:rStyle w:val="VerbatimChar"/>
-        </w:rPr>
-        <w:t xml:space="preserve">    participant E as Editor (Brand)</w:t>
-      </w:r>
-      <w:r>
-        <w:br/>
-      </w:r>
-      <w:r>
-        <w:rPr>
-          <w:rStyle w:val="VerbatimChar"/>
-        </w:rPr>
-        <w:t xml:space="preserve">    participant DS as DPPService</w:t>
-      </w:r>
-      <w:r>
-        <w:br/>
-      </w:r>
-      <w:r>
-        <w:rPr>
-          <w:rStyle w:val="VerbatimChar"/>
-        </w:rPr>
-        <w:t xml:space="preserve">    participant TK as token.js (HMAC-SHA256)</w:t>
-      </w:r>
-      <w:r>
-        <w:br/>
-      </w:r>
-      <w:r>
-        <w:rPr>
-          <w:rStyle w:val="VerbatimChar"/>
-        </w:rPr>
-        <w:t xml:space="preserve">    participant DB as DB (DPPs)</w:t>
-      </w:r>
-      <w:r>
-        <w:br/>
-      </w:r>
-      <w:r>
-        <w:rPr>
-          <w:rStyle w:val="VerbatimChar"/>
-        </w:rPr>
-        <w:t xml:space="preserve">    participant Q as QRCode lib</w:t>
-      </w:r>
-      <w:r>
-        <w:br/>
-      </w:r>
-      <w:r>
-        <w:rPr>
-          <w:rStyle w:val="VerbatimChar"/>
-        </w:rPr>
-        <w:t xml:space="preserve">    participant C as Consumer</w:t>
-      </w:r>
-      <w:r>
-        <w:br/>
-      </w:r>
-      <w:r>
-        <w:rPr>
-          <w:rStyle w:val="VerbatimChar"/>
-        </w:rPr>
-        <w:t xml:space="preserve">    participant PH as Public Handler</w:t>
-      </w:r>
-      <w:r>
-        <w:br/>
-      </w:r>
-      <w:r>
-        <w:br/>
-      </w:r>
-      <w:r>
-        <w:rPr>
-          <w:rStyle w:val="VerbatimChar"/>
-        </w:rPr>
-        <w:t xml:space="preserve">    E-&gt;&gt;DS: POST .../DPPs(ID)/DPPService.publishDPP()</w:t>
-      </w:r>
-      <w:r>
-        <w:br/>
-      </w:r>
-      <w:r>
-        <w:rPr>
-          <w:rStyle w:val="VerbatimChar"/>
-        </w:rPr>
-        <w:t xml:space="preserve">    DS-&gt;&gt;DB: SELECT one DPP</w:t>
-      </w:r>
-      <w:r>
-        <w:br/>
-      </w:r>
-      <w:r>
-        <w:rPr>
-          <w:rStyle w:val="VerbatimChar"/>
-        </w:rPr>
-        <w:t xml:space="preserve">    alt status = archived</w:t>
-      </w:r>
-      <w:r>
-        <w:br/>
-      </w:r>
-      <w:r>
-        <w:rPr>
-          <w:rStyle w:val="VerbatimChar"/>
-        </w:rPr>
-        <w:t xml:space="preserve">        DS--&gt;&gt;E: 400 cannot publish archived</w:t>
-      </w:r>
-      <w:r>
-        <w:br/>
-      </w:r>
-      <w:r>
-        <w:rPr>
-          <w:rStyle w:val="VerbatimChar"/>
-        </w:rPr>
-        <w:t xml:space="preserve">    else status = published</w:t>
-      </w:r>
-      <w:r>
-        <w:br/>
-      </w:r>
-      <w:r>
-        <w:rPr>
-          <w:rStyle w:val="VerbatimChar"/>
-        </w:rPr>
-        <w:t xml:space="preserve">        DS--&gt;&gt;E: 200 (idempotent, current state)</w:t>
-      </w:r>
-      <w:r>
-        <w:br/>
-      </w:r>
-      <w:r>
-        <w:rPr>
-          <w:rStyle w:val="VerbatimChar"/>
-        </w:rPr>
-        <w:t xml:space="preserve">    else status = draft</w:t>
-      </w:r>
-      <w:r>
-        <w:br/>
-      </w:r>
-      <w:r>
-        <w:rPr>
-          <w:rStyle w:val="VerbatimChar"/>
-        </w:rPr>
-        <w:t xml:space="preserve">        DS-&gt;&gt;TK: generate()</w:t>
-      </w:r>
-      <w:r>
-        <w:br/>
-      </w:r>
-      <w:r>
-        <w:rPr>
-          <w:rStyle w:val="VerbatimChar"/>
-        </w:rPr>
-        <w:t xml:space="preserve">        TK--&gt;&gt;DS: uuid.HMAC(uuid, secret)</w:t>
-      </w:r>
-      <w:r>
-        <w:br/>
-      </w:r>
-      <w:r>
-        <w:rPr>
-          <w:rStyle w:val="VerbatimChar"/>
-        </w:rPr>
-        <w:t xml:space="preserve">        DS-&gt;&gt;DB: UPDATE set status=published, published_at=now, qr_token, qr_payload_url</w:t>
-      </w:r>
-      <w:r>
-        <w:br/>
-      </w:r>
-      <w:r>
-        <w:rPr>
-          <w:rStyle w:val="VerbatimChar"/>
-        </w:rPr>
-        <w:t xml:space="preserve">        DS--&gt;&gt;E: 200 published DPP</w:t>
-      </w:r>
-      <w:r>
-        <w:br/>
-      </w:r>
-      <w:r>
-        <w:rPr>
-          <w:rStyle w:val="VerbatimChar"/>
-        </w:rPr>
-        <w:t xml:space="preserve">    end</w:t>
-      </w:r>
-      <w:r>
-        <w:br/>
-      </w:r>
-      <w:r>
-        <w:br/>
-      </w:r>
-      <w:r>
-        <w:rPr>
-          <w:rStyle w:val="VerbatimChar"/>
-        </w:rPr>
-        <w:t xml:space="preserve">    E-&gt;&gt;DS: GET .../DPPs(ID)/DPPService.generateQRCode()</w:t>
-      </w:r>
-      <w:r>
-        <w:br/>
-      </w:r>
-      <w:r>
-        <w:rPr>
-          <w:rStyle w:val="VerbatimChar"/>
-        </w:rPr>
-        <w:t xml:space="preserve">    DS-&gt;&gt;Q: toBuffer(payload_url)</w:t>
-      </w:r>
-      <w:r>
-        <w:br/>
-      </w:r>
-      <w:r>
-        <w:rPr>
-          <w:rStyle w:val="VerbatimChar"/>
-        </w:rPr>
-        <w:t xml:space="preserve">    Q--&gt;&gt;DS: PNG buffer</w:t>
-      </w:r>
-      <w:r>
-        <w:br/>
-      </w:r>
-      <w:r>
-        <w:rPr>
-          <w:rStyle w:val="VerbatimChar"/>
-        </w:rPr>
-        <w:t xml:space="preserve">    DS--&gt;&gt;E: { png: base64, payload }</w:t>
-      </w:r>
-      <w:r>
-        <w:br/>
-      </w:r>
-      <w:r>
-        <w:br/>
-      </w:r>
-      <w:r>
-        <w:rPr>
-          <w:rStyle w:val="VerbatimChar"/>
-        </w:rPr>
-        <w:t xml:space="preserve">    Note over C: Consumer scans the QR code</w:t>
-      </w:r>
-      <w:r>
-        <w:br/>
-      </w:r>
-      <w:r>
-        <w:rPr>
-          <w:rStyle w:val="VerbatimChar"/>
-        </w:rPr>
-        <w:t xml:space="preserve">    C-&gt;&gt;PH: GET /public/dpp/:token</w:t>
-      </w:r>
-      <w:r>
-        <w:br/>
-      </w:r>
-      <w:r>
-        <w:rPr>
-          <w:rStyle w:val="VerbatimChar"/>
-        </w:rPr>
-        <w:t xml:space="preserve">    PH-&gt;&gt;TK: verify(token)</w:t>
-      </w:r>
-      <w:r>
-        <w:br/>
-      </w:r>
-      <w:r>
-        <w:rPr>
-          <w:rStyle w:val="VerbatimChar"/>
-        </w:rPr>
-        <w:t xml:space="preserve">    alt signature invalid</w:t>
-      </w:r>
-      <w:r>
-        <w:br/>
-      </w:r>
-      <w:r>
-        <w:rPr>
-          <w:rStyle w:val="VerbatimChar"/>
-        </w:rPr>
-        <w:t xml:space="preserve">        PH--&gt;&gt;C: 404</w:t>
-      </w:r>
-      <w:r>
-        <w:br/>
-      </w:r>
-      <w:r>
-        <w:rPr>
-          <w:rStyle w:val="VerbatimChar"/>
-        </w:rPr>
-        <w:t xml:space="preserve">    else valid</w:t>
-      </w:r>
-      <w:r>
-        <w:br/>
-      </w:r>
-      <w:r>
-        <w:rPr>
-          <w:rStyle w:val="VerbatimChar"/>
-        </w:rPr>
-        <w:t xml:space="preserve">        PH-&gt;&gt;DB: SELECT DPP WHERE qr_token=token</w:t>
-      </w:r>
-      <w:r>
-        <w:br/>
-      </w:r>
-      <w:r>
-        <w:rPr>
-          <w:rStyle w:val="VerbatimChar"/>
-        </w:rPr>
-        <w:t xml:space="preserve">        alt not published / internal / authority_only</w:t>
-      </w:r>
-      <w:r>
-        <w:br/>
-      </w:r>
-      <w:r>
-        <w:rPr>
-          <w:rStyle w:val="VerbatimChar"/>
-        </w:rPr>
-        <w:t xml:space="preserve">            PH--&gt;&gt;C: 404</w:t>
-      </w:r>
-      <w:r>
-        <w:br/>
-      </w:r>
-      <w:r>
-        <w:rPr>
-          <w:rStyle w:val="VerbatimChar"/>
-        </w:rPr>
-        <w:t xml:space="preserve">        else</w:t>
-      </w:r>
-      <w:r>
-        <w:br/>
-      </w:r>
-      <w:r>
-        <w:rPr>
-          <w:rStyle w:val="VerbatimChar"/>
-        </w:rPr>
-        <w:t xml:space="preserve">            PH-&gt;&gt;DB: SELECT children (materials, compliance, care, substances, sustainability, lifecycle)</w:t>
-      </w:r>
-      <w:r>
-        <w:br/>
-      </w:r>
-      <w:r>
-        <w:rPr>
-          <w:rStyle w:val="VerbatimChar"/>
-        </w:rPr>
-        <w:t xml:space="preserve">            PH-&gt;&gt;PH: filter visibility = "public" → Consumer DTO</w:t>
-      </w:r>
-      <w:r>
-        <w:br/>
-      </w:r>
-      <w:r>
-        <w:rPr>
-          <w:rStyle w:val="VerbatimChar"/>
-        </w:rPr>
-        <w:t xml:space="preserve">            PH--&gt;&gt;C: 200 JSON (Cache-Control 60s)</w:t>
-      </w:r>
-      <w:r>
-        <w:br/>
-      </w:r>
-      <w:r>
-        <w:rPr>
-          <w:rStyle w:val="VerbatimChar"/>
-        </w:rPr>
-        <w:t xml:space="preserve">        end</w:t>
-      </w:r>
-      <w:r>
-        <w:br/>
-      </w:r>
-      <w:r>
-        <w:rPr>
-          <w:rStyle w:val="VerbatimChar"/>
-        </w:rPr>
-        <w:t xml:space="preserve">    end</w:t>
-      </w:r>
-      <w:r>
-        <w:br/>
-      </w:r>
-      <w:r>
-        <w:br/>
-      </w:r>
-      <w:r>
-        <w:rPr>
-          <w:rStyle w:val="VerbatimChar"/>
-        </w:rPr>
-        <w:t xml:space="preserve">    C-&gt;&gt;PH: GET /public/dpp/:token/qr.png</w:t>
-      </w:r>
-      <w:r>
-        <w:br/>
-      </w:r>
-      <w:r>
-        <w:rPr>
-          <w:rStyle w:val="VerbatimChar"/>
-        </w:rPr>
-        <w:t xml:space="preserve">    PH-&gt;&gt;TK: verify(token)</w:t>
-      </w:r>
-      <w:r>
-        <w:br/>
-      </w:r>
-      <w:r>
-        <w:rPr>
-          <w:rStyle w:val="VerbatimChar"/>
-        </w:rPr>
-        <w:t xml:space="preserve">    PH-&gt;&gt;Q: toBuffer(PUBLIC_BASE_URL/public/dpp/:token)</w:t>
-      </w:r>
-      <w:r>
-        <w:br/>
-      </w:r>
-      <w:r>
-        <w:rPr>
-          <w:rStyle w:val="VerbatimChar"/>
-        </w:rPr>
-        <w:t xml:space="preserve">    PH--&gt;&gt;C: image/png (Cache-Control 3600s)</w:t>
-      </w:r>
-    </w:p>
-    <w:p>
-      <w:pPr>
-        <w:pStyle w:val="FirstParagraph"/>
-      </w:pPr>
-      <w:r>
-        <w:rPr>
-          <w:bCs/>
-          <w:b/>
-        </w:rPr>
-        <w:t xml:space="preserve">Token format.</w:t>
-      </w:r>
-    </w:p>
-    <w:p>
-      <w:pPr>
-        <w:pStyle w:val="SourceCode"/>
-      </w:pPr>
-      <w:r>
-        <w:rPr>
-          <w:rStyle w:val="VerbatimChar"/>
-        </w:rPr>
-        <w:t xml:space="preserve">&lt;uuid-v4&gt;.&lt;base64url(HMAC-SHA256(QR_TOKEN_HMAC_SECRET, uuid))&gt;</w:t>
-      </w:r>
-    </w:p>
-    <w:p>
-      <w:pPr>
-        <w:pStyle w:val="FirstParagraph"/>
-      </w:pPr>
-      <w:r>
-        <w:t xml:space="preserve">The HMAC prefix lets the public route reject forged tokens in constant time (</w:t>
-      </w:r>
-      <w:r>
-        <w:rPr>
-          <w:rStyle w:val="VerbatimChar"/>
-        </w:rPr>
-        <w:t xml:space="preserve">timingSafeEqual</w:t>
-      </w:r>
-      <w:r>
-        <w:t xml:space="preserve">) before any database lookup. Sensitive fields (tenant, hash audit, internal counters) are intentionally excluded from the Consumer DTO.</w:t>
-      </w:r>
-    </w:p>
-    <w:bookmarkEnd w:id="35"/>
-    <w:bookmarkEnd w:id="36"/>
-    <w:bookmarkStart w:id="37" w:name="appendix-a--endpoints"/>
-    <w:p>
-      <w:pPr>
-        <w:pStyle w:val="Heading1"/>
-      </w:pPr>
-      <w:r>
-        <w:rPr>
-          <w:rStyle w:val="SectionNumber"/>
-        </w:rPr>
-        <w:t xml:space="preserve">4</w:t>
-      </w:r>
-      <w:r>
-        <w:tab/>
-      </w:r>
-      <w:r>
-        <w:t xml:space="preserve">Appendix A — Endpoints</w:t>
+        <w:t xml:space="preserve">A row says:</w:t>
+      </w:r>
+      <w:r>
+        <w:t xml:space="preserve"> </w:t>
+      </w:r>
+      <w:r>
+        <w:rPr>
+          <w:rStyle w:val="VerbatimChar"/>
+        </w:rPr>
+        <w:t xml:space="preserve">parent_material</w:t>
+      </w:r>
+      <w:r>
+        <w:t xml:space="preserve"> </w:t>
+      </w:r>
+      <w:r>
+        <w:t xml:space="preserve">is composed of</w:t>
+      </w:r>
+      <w:r>
+        <w:t xml:space="preserve"> </w:t>
+      </w:r>
+      <w:r>
+        <w:rPr>
+          <w:rStyle w:val="VerbatimChar"/>
+        </w:rPr>
+        <w:t xml:space="preserve">percentage</w:t>
+      </w:r>
+      <w:r>
+        <w:t xml:space="preserve"> </w:t>
+      </w:r>
+      <w:r>
+        <w:t xml:space="preserve">% of</w:t>
+      </w:r>
+      <w:r>
+        <w:t xml:space="preserve"> </w:t>
+      </w:r>
+      <w:r>
+        <w:rPr>
+          <w:rStyle w:val="VerbatimChar"/>
+        </w:rPr>
+        <w:t xml:space="preserve">child_material</w:t>
+      </w:r>
+      <w:r>
+        <w:t xml:space="preserve">.</w:t>
       </w:r>
     </w:p>
     <w:tbl>
@@ -6029,434 +4084,211 @@
               <w:jc w:val="left"/>
             </w:pPr>
             <w:r>
-              <w:t xml:space="preserve">Method</w:t>
-            </w:r>
-          </w:p>
-        </w:tc>
-        <w:tc>
-          <w:p>
-            <w:pPr>
-              <w:pStyle w:val="Compact"/>
-              <w:jc w:val="left"/>
-            </w:pPr>
-            <w:r>
-              <w:t xml:space="preserve">Path</w:t>
-            </w:r>
-          </w:p>
-        </w:tc>
-        <w:tc>
-          <w:p>
-            <w:pPr>
-              <w:pStyle w:val="Compact"/>
-              <w:jc w:val="left"/>
-            </w:pPr>
-            <w:r>
-              <w:t xml:space="preserve">Auth</w:t>
-            </w:r>
-          </w:p>
-        </w:tc>
-        <w:tc>
-          <w:p>
-            <w:pPr>
-              <w:pStyle w:val="Compact"/>
-              <w:jc w:val="left"/>
-            </w:pPr>
-            <w:r>
-              <w:t xml:space="preserve">Purpose</w:t>
-            </w:r>
-          </w:p>
-        </w:tc>
-      </w:tr>
-      <w:tr>
-        <w:tc>
-          <w:p>
-            <w:pPr>
-              <w:pStyle w:val="Compact"/>
-              <w:jc w:val="left"/>
-            </w:pPr>
-            <w:r>
-              <w:t xml:space="preserve">GET</w:t>
-            </w:r>
-          </w:p>
-        </w:tc>
-        <w:tc>
-          <w:p>
-            <w:pPr>
-              <w:pStyle w:val="Compact"/>
-              <w:jc w:val="left"/>
-            </w:pPr>
-            <w:r>
-              <w:rPr>
-                <w:rStyle w:val="VerbatimChar"/>
-              </w:rPr>
-              <w:t xml:space="preserve">/odata/v4/dpp/$metadata</w:t>
-            </w:r>
-          </w:p>
-        </w:tc>
-        <w:tc>
-          <w:p>
-            <w:pPr>
-              <w:pStyle w:val="Compact"/>
-              <w:jc w:val="left"/>
-            </w:pPr>
-            <w:r>
-              <w:t xml:space="preserve">XSUAA</w:t>
-            </w:r>
-          </w:p>
-        </w:tc>
-        <w:tc>
-          <w:p>
-            <w:pPr>
-              <w:pStyle w:val="Compact"/>
-              <w:jc w:val="left"/>
-            </w:pPr>
-            <w:r>
-              <w:t xml:space="preserve">Tenant-scoped DPP CRUD service metadata</w:t>
-            </w:r>
-          </w:p>
-        </w:tc>
-      </w:tr>
-      <w:tr>
-        <w:tc>
-          <w:p>
-            <w:pPr>
-              <w:pStyle w:val="Compact"/>
-              <w:jc w:val="left"/>
-            </w:pPr>
-            <w:r>
-              <w:t xml:space="preserve">GET</w:t>
-            </w:r>
-          </w:p>
-        </w:tc>
-        <w:tc>
-          <w:p>
-            <w:pPr>
-              <w:pStyle w:val="Compact"/>
-              <w:jc w:val="left"/>
-            </w:pPr>
-            <w:r>
-              <w:rPr>
-                <w:rStyle w:val="VerbatimChar"/>
-              </w:rPr>
-              <w:t xml:space="preserve">/odata/v4/authority/$metadata</w:t>
-            </w:r>
-          </w:p>
-        </w:tc>
-        <w:tc>
-          <w:p>
-            <w:pPr>
-              <w:pStyle w:val="Compact"/>
-              <w:jc w:val="left"/>
-            </w:pPr>
-            <w:r>
-              <w:t xml:space="preserve">role</w:t>
-            </w:r>
-            <w:r>
-              <w:t xml:space="preserve"> </w:t>
-            </w:r>
-            <w:r>
-              <w:rPr>
-                <w:rStyle w:val="VerbatimChar"/>
-              </w:rPr>
-              <w:t xml:space="preserve">authority</w:t>
-            </w:r>
-          </w:p>
-        </w:tc>
-        <w:tc>
-          <w:p>
-            <w:pPr>
-              <w:pStyle w:val="Compact"/>
-              <w:jc w:val="left"/>
-            </w:pPr>
-            <w:r>
-              <w:t xml:space="preserve">Read-only cross-tenant view</w:t>
-            </w:r>
-          </w:p>
-        </w:tc>
-      </w:tr>
-      <w:tr>
-        <w:tc>
-          <w:p>
-            <w:pPr>
-              <w:pStyle w:val="Compact"/>
-              <w:jc w:val="left"/>
-            </w:pPr>
-            <w:r>
-              <w:t xml:space="preserve">GET</w:t>
-            </w:r>
-          </w:p>
-        </w:tc>
-        <w:tc>
-          <w:p>
-            <w:pPr>
-              <w:pStyle w:val="Compact"/>
-              <w:jc w:val="left"/>
-            </w:pPr>
-            <w:r>
-              <w:rPr>
-                <w:rStyle w:val="VerbatimChar"/>
-              </w:rPr>
-              <w:t xml:space="preserve">/public/dpp/:token</w:t>
-            </w:r>
-          </w:p>
-        </w:tc>
-        <w:tc>
-          <w:p>
-            <w:pPr>
-              <w:pStyle w:val="Compact"/>
-              <w:jc w:val="left"/>
-            </w:pPr>
-            <w:r>
-              <w:t xml:space="preserve">none</w:t>
-            </w:r>
-          </w:p>
-        </w:tc>
-        <w:tc>
-          <w:p>
-            <w:pPr>
-              <w:pStyle w:val="Compact"/>
-              <w:jc w:val="left"/>
-            </w:pPr>
-            <w:r>
-              <w:t xml:space="preserve">Consumer view (visibility-filtered)</w:t>
-            </w:r>
-          </w:p>
-        </w:tc>
-      </w:tr>
-      <w:tr>
-        <w:tc>
-          <w:p>
-            <w:pPr>
-              <w:pStyle w:val="Compact"/>
-              <w:jc w:val="left"/>
-            </w:pPr>
-            <w:r>
-              <w:t xml:space="preserve">GET</w:t>
-            </w:r>
-          </w:p>
-        </w:tc>
-        <w:tc>
-          <w:p>
-            <w:pPr>
-              <w:pStyle w:val="Compact"/>
-              <w:jc w:val="left"/>
-            </w:pPr>
-            <w:r>
-              <w:rPr>
-                <w:rStyle w:val="VerbatimChar"/>
-              </w:rPr>
-              <w:t xml:space="preserve">/public/dpp/:token/qr.png</w:t>
-            </w:r>
-          </w:p>
-        </w:tc>
-        <w:tc>
-          <w:p>
-            <w:pPr>
-              <w:pStyle w:val="Compact"/>
-              <w:jc w:val="left"/>
-            </w:pPr>
-            <w:r>
-              <w:t xml:space="preserve">none</w:t>
-            </w:r>
-          </w:p>
-        </w:tc>
-        <w:tc>
-          <w:p>
-            <w:pPr>
-              <w:pStyle w:val="Compact"/>
-              <w:jc w:val="left"/>
-            </w:pPr>
-            <w:r>
-              <w:t xml:space="preserve">Printable QR code PNG</w:t>
-            </w:r>
-          </w:p>
-        </w:tc>
-      </w:tr>
-      <w:tr>
-        <w:tc>
-          <w:p>
-            <w:pPr>
-              <w:pStyle w:val="Compact"/>
-              <w:jc w:val="left"/>
-            </w:pPr>
-            <w:r>
-              <w:t xml:space="preserve">GET</w:t>
-            </w:r>
-          </w:p>
-        </w:tc>
-        <w:tc>
-          <w:p>
-            <w:pPr>
-              <w:pStyle w:val="Compact"/>
-              <w:jc w:val="left"/>
-            </w:pPr>
-            <w:r>
-              <w:rPr>
-                <w:rStyle w:val="VerbatimChar"/>
-              </w:rPr>
-              <w:t xml:space="preserve">/$api-docs/odata/v4/dpp</w:t>
-            </w:r>
-          </w:p>
-        </w:tc>
-        <w:tc>
-          <w:p>
-            <w:pPr>
-              <w:pStyle w:val="Compact"/>
-              <w:jc w:val="left"/>
-            </w:pPr>
-            <w:r>
-              <w:t xml:space="preserve">—</w:t>
-            </w:r>
-          </w:p>
-        </w:tc>
-        <w:tc>
-          <w:p>
-            <w:pPr>
-              <w:pStyle w:val="Compact"/>
-              <w:jc w:val="left"/>
-            </w:pPr>
-            <w:r>
-              <w:t xml:space="preserve">Swagger UI for the DPP service</w:t>
-            </w:r>
-          </w:p>
-        </w:tc>
-      </w:tr>
-      <w:tr>
-        <w:tc>
-          <w:p>
-            <w:pPr>
-              <w:pStyle w:val="Compact"/>
-              <w:jc w:val="left"/>
-            </w:pPr>
-            <w:r>
-              <w:t xml:space="preserve">GET</w:t>
-            </w:r>
-          </w:p>
-        </w:tc>
-        <w:tc>
-          <w:p>
-            <w:pPr>
-              <w:pStyle w:val="Compact"/>
-              <w:jc w:val="left"/>
-            </w:pPr>
-            <w:r>
-              <w:rPr>
-                <w:rStyle w:val="VerbatimChar"/>
-              </w:rPr>
-              <w:t xml:space="preserve">/$api-docs/odata/v4/authority</w:t>
-            </w:r>
-          </w:p>
-        </w:tc>
-        <w:tc>
-          <w:p>
-            <w:pPr>
-              <w:pStyle w:val="Compact"/>
-              <w:jc w:val="left"/>
-            </w:pPr>
-            <w:r>
-              <w:t xml:space="preserve">—</w:t>
-            </w:r>
-          </w:p>
-        </w:tc>
-        <w:tc>
-          <w:p>
-            <w:pPr>
-              <w:pStyle w:val="Compact"/>
-              <w:jc w:val="left"/>
-            </w:pPr>
-            <w:r>
-              <w:t xml:space="preserve">Swagger UI for the authority service</w:t>
-            </w:r>
-          </w:p>
-        </w:tc>
-      </w:tr>
-      <w:tr>
-        <w:tc>
-          <w:p>
-            <w:pPr>
-              <w:pStyle w:val="Compact"/>
-              <w:jc w:val="left"/>
-            </w:pPr>
-            <w:r>
-              <w:t xml:space="preserve">GET</w:t>
-            </w:r>
-          </w:p>
-        </w:tc>
-        <w:tc>
-          <w:p>
-            <w:pPr>
-              <w:pStyle w:val="Compact"/>
-              <w:jc w:val="left"/>
-            </w:pPr>
-            <w:r>
-              <w:rPr>
-                <w:rStyle w:val="VerbatimChar"/>
-              </w:rPr>
-              <w:t xml:space="preserve">/healthz</w:t>
-            </w:r>
-          </w:p>
-        </w:tc>
-        <w:tc>
-          <w:p>
-            <w:pPr>
-              <w:pStyle w:val="Compact"/>
-              <w:jc w:val="left"/>
-            </w:pPr>
-            <w:r>
-              <w:t xml:space="preserve">none</w:t>
-            </w:r>
-          </w:p>
-        </w:tc>
-        <w:tc>
-          <w:p>
-            <w:pPr>
-              <w:pStyle w:val="Compact"/>
-              <w:jc w:val="left"/>
-            </w:pPr>
-            <w:r>
-              <w:t xml:space="preserve">Liveness probe</w:t>
+              <w:t xml:space="preserve">Field</w:t>
+            </w:r>
+          </w:p>
+        </w:tc>
+        <w:tc>
+          <w:p>
+            <w:pPr>
+              <w:pStyle w:val="Compact"/>
+              <w:jc w:val="left"/>
+            </w:pPr>
+            <w:r>
+              <w:t xml:space="preserve">Type</w:t>
+            </w:r>
+          </w:p>
+        </w:tc>
+        <w:tc>
+          <w:p>
+            <w:pPr>
+              <w:pStyle w:val="Compact"/>
+              <w:jc w:val="left"/>
+            </w:pPr>
+            <w:r>
+              <w:t xml:space="preserve">Notes</w:t>
+            </w:r>
+          </w:p>
+        </w:tc>
+      </w:tr>
+      <w:tr>
+        <w:tc>
+          <w:p>
+            <w:pPr>
+              <w:pStyle w:val="Compact"/>
+              <w:jc w:val="left"/>
+            </w:pPr>
+            <w:r>
+              <w:t xml:space="preserve">ID</w:t>
+            </w:r>
+          </w:p>
+        </w:tc>
+        <w:tc>
+          <w:p>
+            <w:pPr>
+              <w:pStyle w:val="Compact"/>
+              <w:jc w:val="left"/>
+            </w:pPr>
+            <w:r>
+              <w:t xml:space="preserve">String(36)</w:t>
+            </w:r>
+          </w:p>
+        </w:tc>
+        <w:tc>
+          <w:p>
+            <w:pPr>
+              <w:pStyle w:val="Compact"/>
+              <w:jc w:val="left"/>
+            </w:pPr>
+            <w:r>
+              <w:t xml:space="preserve">Primary key</w:t>
+            </w:r>
+          </w:p>
+        </w:tc>
+      </w:tr>
+      <w:tr>
+        <w:tc>
+          <w:p>
+            <w:pPr>
+              <w:pStyle w:val="Compact"/>
+              <w:jc w:val="left"/>
+            </w:pPr>
+            <w:r>
+              <w:t xml:space="preserve">parent_material</w:t>
+            </w:r>
+          </w:p>
+        </w:tc>
+        <w:tc>
+          <w:p>
+            <w:pPr>
+              <w:pStyle w:val="Compact"/>
+              <w:jc w:val="left"/>
+            </w:pPr>
+            <w:r>
+              <w:t xml:space="preserve">Association to Materials</w:t>
+            </w:r>
+          </w:p>
+        </w:tc>
+        <w:tc>
+          <w:p>
+            <w:pPr>
+              <w:pStyle w:val="Compact"/>
+              <w:jc w:val="left"/>
+            </w:pPr>
+            <w:r>
+              <w:t xml:space="preserve">not null</w:t>
+            </w:r>
+          </w:p>
+        </w:tc>
+      </w:tr>
+      <w:tr>
+        <w:tc>
+          <w:p>
+            <w:pPr>
+              <w:pStyle w:val="Compact"/>
+              <w:jc w:val="left"/>
+            </w:pPr>
+            <w:r>
+              <w:t xml:space="preserve">child_material</w:t>
+            </w:r>
+          </w:p>
+        </w:tc>
+        <w:tc>
+          <w:p>
+            <w:pPr>
+              <w:pStyle w:val="Compact"/>
+              <w:jc w:val="left"/>
+            </w:pPr>
+            <w:r>
+              <w:t xml:space="preserve">Association to Materials</w:t>
+            </w:r>
+          </w:p>
+        </w:tc>
+        <w:tc>
+          <w:p>
+            <w:pPr>
+              <w:pStyle w:val="Compact"/>
+              <w:jc w:val="left"/>
+            </w:pPr>
+            <w:r>
+              <w:t xml:space="preserve">not null</w:t>
+            </w:r>
+          </w:p>
+        </w:tc>
+      </w:tr>
+      <w:tr>
+        <w:tc>
+          <w:p>
+            <w:pPr>
+              <w:pStyle w:val="Compact"/>
+              <w:jc w:val="left"/>
+            </w:pPr>
+            <w:r>
+              <w:t xml:space="preserve">percentage</w:t>
+            </w:r>
+          </w:p>
+        </w:tc>
+        <w:tc>
+          <w:p>
+            <w:pPr>
+              <w:pStyle w:val="Compact"/>
+              <w:jc w:val="left"/>
+            </w:pPr>
+            <w:r>
+              <w:t xml:space="preserve">Decimal(5,2)</w:t>
+            </w:r>
+          </w:p>
+        </w:tc>
+        <w:tc>
+          <w:p>
+            <w:pPr>
+              <w:pStyle w:val="Compact"/>
+              <w:jc w:val="left"/>
+            </w:pPr>
+            <w:r>
+              <w:t xml:space="preserve">not null, range (0, 100]</w:t>
             </w:r>
           </w:p>
         </w:tc>
       </w:tr>
     </w:tbl>
-    <w:bookmarkEnd w:id="37"/>
-    <w:bookmarkStart w:id="38" w:name="appendix-b--mock-users-local-development"/>
     <w:p>
       <w:pPr>
-        <w:pStyle w:val="Heading1"/>
+        <w:pStyle w:val="BodyText"/>
+      </w:pPr>
+      <w:r>
+        <w:t xml:space="preserve">UNIQUE on</w:t>
+      </w:r>
+      <w:r>
+        <w:t xml:space="preserve"> </w:t>
+      </w:r>
+      <w:r>
+        <w:rPr>
+          <w:rStyle w:val="VerbatimChar"/>
+        </w:rPr>
+        <w:t xml:space="preserve">(parent_material, child_material)</w:t>
+      </w:r>
+      <w:r>
+        <w:t xml:space="preserve">. Self-loops and transitive cycles are rejected by handler.</w:t>
+      </w:r>
+    </w:p>
+    <w:bookmarkEnd w:id="31"/>
+    <w:bookmarkStart w:id="32" w:name="materialcomposition-dpp-usage"/>
+    <w:p>
+      <w:pPr>
+        <w:pStyle w:val="Heading3"/>
       </w:pPr>
       <w:r>
         <w:rPr>
           <w:rStyle w:val="SectionNumber"/>
         </w:rPr>
-        <w:t xml:space="preserve">5</w:t>
+        <w:t xml:space="preserve">2.4.3</w:t>
       </w:r>
       <w:r>
         <w:tab/>
       </w:r>
       <w:r>
-        <w:t xml:space="preserve">Appendix B — Mock Users (Local Development)</w:t>
-      </w:r>
-    </w:p>
-    <w:p>
-      <w:pPr>
-        <w:pStyle w:val="FirstParagraph"/>
-      </w:pPr>
-      <w:r>
-        <w:t xml:space="preserve">Basic-Auth, password</w:t>
-      </w:r>
-      <w:r>
-        <w:t xml:space="preserve"> </w:t>
-      </w:r>
-      <w:r>
-        <w:rPr>
-          <w:rStyle w:val="VerbatimChar"/>
-        </w:rPr>
-        <w:t xml:space="preserve">x</w:t>
-      </w:r>
-      <w:r>
-        <w:t xml:space="preserve">.</w:t>
+        <w:t xml:space="preserve">MaterialComposition (DPP usage)</w:t>
       </w:r>
     </w:p>
     <w:tbl>
@@ -6474,6 +4306,2872 @@
               <w:jc w:val="left"/>
             </w:pPr>
             <w:r>
+              <w:t xml:space="preserve">Field</w:t>
+            </w:r>
+          </w:p>
+        </w:tc>
+        <w:tc>
+          <w:p>
+            <w:pPr>
+              <w:pStyle w:val="Compact"/>
+              <w:jc w:val="left"/>
+            </w:pPr>
+            <w:r>
+              <w:t xml:space="preserve">Type</w:t>
+            </w:r>
+          </w:p>
+        </w:tc>
+        <w:tc>
+          <w:p>
+            <w:pPr>
+              <w:pStyle w:val="Compact"/>
+              <w:jc w:val="left"/>
+            </w:pPr>
+            <w:r>
+              <w:t xml:space="preserve">Notes</w:t>
+            </w:r>
+          </w:p>
+        </w:tc>
+      </w:tr>
+      <w:tr>
+        <w:tc>
+          <w:p>
+            <w:pPr>
+              <w:pStyle w:val="Compact"/>
+              <w:jc w:val="left"/>
+            </w:pPr>
+            <w:r>
+              <w:t xml:space="preserve">ID</w:t>
+            </w:r>
+          </w:p>
+        </w:tc>
+        <w:tc>
+          <w:p>
+            <w:pPr>
+              <w:pStyle w:val="Compact"/>
+              <w:jc w:val="left"/>
+            </w:pPr>
+            <w:r>
+              <w:t xml:space="preserve">String(36)</w:t>
+            </w:r>
+          </w:p>
+        </w:tc>
+        <w:tc>
+          <w:p>
+            <w:pPr>
+              <w:pStyle w:val="Compact"/>
+              <w:jc w:val="left"/>
+            </w:pPr>
+            <w:r>
+              <w:t xml:space="preserve">Primary key</w:t>
+            </w:r>
+          </w:p>
+        </w:tc>
+      </w:tr>
+      <w:tr>
+        <w:tc>
+          <w:p>
+            <w:pPr>
+              <w:pStyle w:val="Compact"/>
+              <w:jc w:val="left"/>
+            </w:pPr>
+            <w:r>
+              <w:t xml:space="preserve">dpp</w:t>
+            </w:r>
+          </w:p>
+        </w:tc>
+        <w:tc>
+          <w:p>
+            <w:pPr>
+              <w:pStyle w:val="Compact"/>
+              <w:jc w:val="left"/>
+            </w:pPr>
+            <w:r>
+              <w:t xml:space="preserve">Association to DPPs</w:t>
+            </w:r>
+          </w:p>
+        </w:tc>
+        <w:tc>
+          <w:p>
+            <w:pPr>
+              <w:pStyle w:val="Compact"/>
+              <w:jc w:val="left"/>
+            </w:pPr>
+            <w:r>
+              <w:t xml:space="preserve">not null</w:t>
+            </w:r>
+          </w:p>
+        </w:tc>
+      </w:tr>
+      <w:tr>
+        <w:tc>
+          <w:p>
+            <w:pPr>
+              <w:pStyle w:val="Compact"/>
+              <w:jc w:val="left"/>
+            </w:pPr>
+            <w:r>
+              <w:t xml:space="preserve">material</w:t>
+            </w:r>
+          </w:p>
+        </w:tc>
+        <w:tc>
+          <w:p>
+            <w:pPr>
+              <w:pStyle w:val="Compact"/>
+              <w:jc w:val="left"/>
+            </w:pPr>
+            <w:r>
+              <w:t xml:space="preserve">Association to Materials</w:t>
+            </w:r>
+          </w:p>
+        </w:tc>
+        <w:tc>
+          <w:p>
+            <w:pPr>
+              <w:pStyle w:val="Compact"/>
+              <w:jc w:val="left"/>
+            </w:pPr>
+            <w:r>
+              <w:t xml:space="preserve">not null — root of the per-DPP sub-tree</w:t>
+            </w:r>
+          </w:p>
+        </w:tc>
+      </w:tr>
+      <w:tr>
+        <w:tc>
+          <w:p>
+            <w:pPr>
+              <w:pStyle w:val="Compact"/>
+              <w:jc w:val="left"/>
+            </w:pPr>
+            <w:r>
+              <w:t xml:space="preserve">percentage</w:t>
+            </w:r>
+          </w:p>
+        </w:tc>
+        <w:tc>
+          <w:p>
+            <w:pPr>
+              <w:pStyle w:val="Compact"/>
+              <w:jc w:val="left"/>
+            </w:pPr>
+            <w:r>
+              <w:t xml:space="preserve">Decimal(5,2)</w:t>
+            </w:r>
+          </w:p>
+        </w:tc>
+        <w:tc>
+          <w:p>
+            <w:pPr>
+              <w:pStyle w:val="Compact"/>
+              <w:jc w:val="left"/>
+            </w:pPr>
+            <w:r>
+              <w:t xml:space="preserve">share of this material in the finished DPP</w:t>
+            </w:r>
+          </w:p>
+        </w:tc>
+      </w:tr>
+      <w:tr>
+        <w:tc>
+          <w:p>
+            <w:pPr>
+              <w:pStyle w:val="Compact"/>
+              <w:jc w:val="left"/>
+            </w:pPr>
+            <w:r>
+              <w:t xml:space="preserve">notes</w:t>
+            </w:r>
+          </w:p>
+        </w:tc>
+        <w:tc>
+          <w:p>
+            <w:pPr>
+              <w:pStyle w:val="Compact"/>
+              <w:jc w:val="left"/>
+            </w:pPr>
+            <w:r>
+              <w:t xml:space="preserve">String(500)</w:t>
+            </w:r>
+          </w:p>
+        </w:tc>
+        <w:tc>
+          <w:p>
+            <w:pPr>
+              <w:pStyle w:val="Compact"/>
+              <w:jc w:val="left"/>
+            </w:pPr>
+            <w:r>
+              <w:t xml:space="preserve">optional per-usage remark</w:t>
+            </w:r>
+          </w:p>
+        </w:tc>
+      </w:tr>
+      <w:tr>
+        <w:tc>
+          <w:p>
+            <w:pPr>
+              <w:pStyle w:val="Compact"/>
+              <w:jc w:val="left"/>
+            </w:pPr>
+            <w:r>
+              <w:t xml:space="preserve">visibility</w:t>
+            </w:r>
+          </w:p>
+        </w:tc>
+        <w:tc>
+          <w:p>
+            <w:pPr>
+              <w:pStyle w:val="Compact"/>
+              <w:jc w:val="left"/>
+            </w:pPr>
+            <w:r>
+              <w:t xml:space="preserve">Visibility</w:t>
+            </w:r>
+          </w:p>
+        </w:tc>
+        <w:tc>
+          <w:p>
+            <w:pPr>
+              <w:pStyle w:val="Compact"/>
+              <w:jc w:val="left"/>
+            </w:pPr>
+            <w:r>
+              <w:t xml:space="preserve">default</w:t>
+            </w:r>
+            <w:r>
+              <w:t xml:space="preserve"> </w:t>
+            </w:r>
+            <w:r>
+              <w:rPr>
+                <w:rStyle w:val="VerbatimChar"/>
+              </w:rPr>
+              <w:t xml:space="preserve">public</w:t>
+            </w:r>
+          </w:p>
+        </w:tc>
+      </w:tr>
+    </w:tbl>
+    <w:bookmarkEnd w:id="32"/>
+    <w:bookmarkStart w:id="33" w:name="integrity-rules-handler-enforced"/>
+    <w:p>
+      <w:pPr>
+        <w:pStyle w:val="Heading3"/>
+      </w:pPr>
+      <w:r>
+        <w:rPr>
+          <w:rStyle w:val="SectionNumber"/>
+        </w:rPr>
+        <w:t xml:space="preserve">2.4.4</w:t>
+      </w:r>
+      <w:r>
+        <w:tab/>
+      </w:r>
+      <w:r>
+        <w:t xml:space="preserve">Integrity rules (handler-enforced)</w:t>
+      </w:r>
+    </w:p>
+    <w:p>
+      <w:pPr>
+        <w:numPr>
+          <w:ilvl w:val="0"/>
+          <w:numId w:val="1003"/>
+        </w:numPr>
+        <w:pStyle w:val="Compact"/>
+      </w:pPr>
+      <w:r>
+        <w:rPr>
+          <w:rStyle w:val="VerbatimChar"/>
+        </w:rPr>
+        <w:t xml:space="preserve">MaterialComponents.parent_material != child_material</w:t>
+      </w:r>
+      <w:r>
+        <w:t xml:space="preserve"> </w:t>
+      </w:r>
+      <w:r>
+        <w:t xml:space="preserve">(no direct self-loop).</w:t>
+      </w:r>
+    </w:p>
+    <w:p>
+      <w:pPr>
+        <w:numPr>
+          <w:ilvl w:val="0"/>
+          <w:numId w:val="1003"/>
+        </w:numPr>
+        <w:pStyle w:val="Compact"/>
+      </w:pPr>
+      <w:r>
+        <w:t xml:space="preserve">Inserting an edge that would close a cycle (parent reachable from child) is rejected with HTTP 409.</w:t>
+      </w:r>
+    </w:p>
+    <w:p>
+      <w:pPr>
+        <w:numPr>
+          <w:ilvl w:val="0"/>
+          <w:numId w:val="1003"/>
+        </w:numPr>
+        <w:pStyle w:val="Compact"/>
+      </w:pPr>
+      <w:r>
+        <w:rPr>
+          <w:rStyle w:val="VerbatimChar"/>
+        </w:rPr>
+        <w:t xml:space="preserve">MaterialComponents.percentage</w:t>
+      </w:r>
+      <w:r>
+        <w:t xml:space="preserve"> </w:t>
+      </w:r>
+      <w:r>
+        <w:t xml:space="preserve">must be in (0, 100].</w:t>
+      </w:r>
+    </w:p>
+    <w:p>
+      <w:pPr>
+        <w:numPr>
+          <w:ilvl w:val="0"/>
+          <w:numId w:val="1003"/>
+        </w:numPr>
+        <w:pStyle w:val="Compact"/>
+      </w:pPr>
+      <w:r>
+        <w:t xml:space="preserve">Tenant defaulting: on CREATE of</w:t>
+      </w:r>
+      <w:r>
+        <w:t xml:space="preserve"> </w:t>
+      </w:r>
+      <w:r>
+        <w:rPr>
+          <w:rStyle w:val="VerbatimChar"/>
+        </w:rPr>
+        <w:t xml:space="preserve">Materials</w:t>
+      </w:r>
+      <w:r>
+        <w:t xml:space="preserve">,</w:t>
+      </w:r>
+      <w:r>
+        <w:t xml:space="preserve"> </w:t>
+      </w:r>
+      <w:r>
+        <w:rPr>
+          <w:rStyle w:val="VerbatimChar"/>
+        </w:rPr>
+        <w:t xml:space="preserve">owning_organization</w:t>
+      </w:r>
+      <w:r>
+        <w:t xml:space="preserve"> </w:t>
+      </w:r>
+      <w:r>
+        <w:t xml:space="preserve">is auto-filled from the caller's tenant.</w:t>
+      </w:r>
+    </w:p>
+    <w:bookmarkEnd w:id="33"/>
+    <w:bookmarkStart w:id="34" w:name="uniqueness-and-integrity-constraints"/>
+    <w:p>
+      <w:pPr>
+        <w:pStyle w:val="Heading3"/>
+      </w:pPr>
+      <w:r>
+        <w:rPr>
+          <w:rStyle w:val="SectionNumber"/>
+        </w:rPr>
+        <w:t xml:space="preserve">2.4.5</w:t>
+      </w:r>
+      <w:r>
+        <w:tab/>
+      </w:r>
+      <w:r>
+        <w:t xml:space="preserve">Uniqueness and integrity constraints</w:t>
+      </w:r>
+    </w:p>
+    <w:p>
+      <w:pPr>
+        <w:numPr>
+          <w:ilvl w:val="0"/>
+          <w:numId w:val="1004"/>
+        </w:numPr>
+        <w:pStyle w:val="Compact"/>
+      </w:pPr>
+      <w:r>
+        <w:rPr>
+          <w:rStyle w:val="VerbatimChar"/>
+        </w:rPr>
+        <w:t xml:space="preserve">Organizations.tenant_id</w:t>
+      </w:r>
+      <w:r>
+        <w:t xml:space="preserve"> </w:t>
+      </w:r>
+      <w:r>
+        <w:t xml:space="preserve">UNIQUE</w:t>
+      </w:r>
+    </w:p>
+    <w:p>
+      <w:pPr>
+        <w:numPr>
+          <w:ilvl w:val="0"/>
+          <w:numId w:val="1004"/>
+        </w:numPr>
+        <w:pStyle w:val="Compact"/>
+      </w:pPr>
+      <w:r>
+        <w:rPr>
+          <w:rStyle w:val="VerbatimChar"/>
+        </w:rPr>
+        <w:t xml:space="preserve">Users (email, organization)</w:t>
+      </w:r>
+      <w:r>
+        <w:t xml:space="preserve"> </w:t>
+      </w:r>
+      <w:r>
+        <w:t xml:space="preserve">UNIQUE</w:t>
+      </w:r>
+    </w:p>
+    <w:p>
+      <w:pPr>
+        <w:numPr>
+          <w:ilvl w:val="0"/>
+          <w:numId w:val="1004"/>
+        </w:numPr>
+        <w:pStyle w:val="Compact"/>
+      </w:pPr>
+      <w:r>
+        <w:rPr>
+          <w:rStyle w:val="VerbatimChar"/>
+        </w:rPr>
+        <w:t xml:space="preserve">Products (gtin, owning_organization)</w:t>
+      </w:r>
+      <w:r>
+        <w:t xml:space="preserve"> </w:t>
+      </w:r>
+      <w:r>
+        <w:t xml:space="preserve">UNIQUE</w:t>
+      </w:r>
+    </w:p>
+    <w:p>
+      <w:pPr>
+        <w:numPr>
+          <w:ilvl w:val="0"/>
+          <w:numId w:val="1004"/>
+        </w:numPr>
+        <w:pStyle w:val="Compact"/>
+      </w:pPr>
+      <w:r>
+        <w:rPr>
+          <w:rStyle w:val="VerbatimChar"/>
+        </w:rPr>
+        <w:t xml:space="preserve">Materials (name, owning_organization)</w:t>
+      </w:r>
+      <w:r>
+        <w:t xml:space="preserve"> </w:t>
+      </w:r>
+      <w:r>
+        <w:t xml:space="preserve">UNIQUE</w:t>
+      </w:r>
+    </w:p>
+    <w:p>
+      <w:pPr>
+        <w:numPr>
+          <w:ilvl w:val="0"/>
+          <w:numId w:val="1004"/>
+        </w:numPr>
+        <w:pStyle w:val="Compact"/>
+      </w:pPr>
+      <w:r>
+        <w:rPr>
+          <w:rStyle w:val="VerbatimChar"/>
+        </w:rPr>
+        <w:t xml:space="preserve">MaterialComponents (parent_material, child_material)</w:t>
+      </w:r>
+      <w:r>
+        <w:t xml:space="preserve"> </w:t>
+      </w:r>
+      <w:r>
+        <w:t xml:space="preserve">UNIQUE</w:t>
+      </w:r>
+    </w:p>
+    <w:p>
+      <w:pPr>
+        <w:numPr>
+          <w:ilvl w:val="0"/>
+          <w:numId w:val="1004"/>
+        </w:numPr>
+        <w:pStyle w:val="Compact"/>
+      </w:pPr>
+      <w:r>
+        <w:rPr>
+          <w:rStyle w:val="VerbatimChar"/>
+        </w:rPr>
+        <w:t xml:space="preserve">DPPs.qr_token</w:t>
+      </w:r>
+      <w:r>
+        <w:t xml:space="preserve"> </w:t>
+      </w:r>
+      <w:r>
+        <w:t xml:space="preserve">UNIQUE</w:t>
+      </w:r>
+    </w:p>
+    <w:p>
+      <w:pPr>
+        <w:numPr>
+          <w:ilvl w:val="0"/>
+          <w:numId w:val="1004"/>
+        </w:numPr>
+        <w:pStyle w:val="Compact"/>
+      </w:pPr>
+      <w:r>
+        <w:rPr>
+          <w:rStyle w:val="VerbatimChar"/>
+        </w:rPr>
+        <w:t xml:space="preserve">DPPs (product, batch_lot_number)</w:t>
+      </w:r>
+      <w:r>
+        <w:t xml:space="preserve"> </w:t>
+      </w:r>
+      <w:r>
+        <w:t xml:space="preserve">UNIQUE</w:t>
+      </w:r>
+    </w:p>
+    <w:bookmarkEnd w:id="34"/>
+    <w:bookmarkEnd w:id="35"/>
+    <w:bookmarkEnd w:id="36"/>
+    <w:bookmarkStart w:id="45" w:name="X343ddb562f1b0cca3b6dcc0b620bfd4c4800ec0"/>
+    <w:p>
+      <w:pPr>
+        <w:pStyle w:val="Heading1"/>
+      </w:pPr>
+      <w:r>
+        <w:rPr>
+          <w:rStyle w:val="SectionNumber"/>
+        </w:rPr>
+        <w:t xml:space="preserve">3</w:t>
+      </w:r>
+      <w:r>
+        <w:tab/>
+      </w:r>
+      <w:r>
+        <w:t xml:space="preserve">2. Architecture Diagrams</w:t>
+      </w:r>
+    </w:p>
+    <w:bookmarkStart w:id="38" w:name="X9a1a14155f80b4dd5444beed8e574f7ad055512"/>
+    <w:p>
+      <w:pPr>
+        <w:pStyle w:val="Heading2"/>
+      </w:pPr>
+      <w:r>
+        <w:rPr>
+          <w:rStyle w:val="SectionNumber"/>
+        </w:rPr>
+        <w:t xml:space="preserve">3.1</w:t>
+      </w:r>
+      <w:r>
+        <w:tab/>
+      </w:r>
+      <w:r>
+        <w:t xml:space="preserve">2.1 High-Level System Architecture</w:t>
+      </w:r>
+    </w:p>
+    <w:p>
+      <w:pPr>
+        <w:pStyle w:val="FirstParagraph"/>
+      </w:pPr>
+      <w:r>
+        <w:t xml:space="preserve">Three client classes (internal brand users, public authority users, and anonymous consumers) connect to a CAP runtime hosted on SAP BTP Cloud Foundry. Authenticated traffic flows through the App Router and XSUAA; the public consumer route bypasses authentication and is mounted directly on the Express bootstrap. Persistence targets SQLite for local development and SAP HANA Cloud in production.</w:t>
+      </w:r>
+    </w:p>
+    <w:p>
+      <w:pPr>
+        <w:pStyle w:val="BodyText"/>
+      </w:pPr>
+      <w:r>
+        <w:drawing>
+          <wp:inline>
+            <wp:extent cx="5334000" cy="4257800"/>
+            <wp:effectExtent b="0" l="0" r="0" t="0"/>
+            <wp:docPr descr="High-level system architecture" title="" id="1" name="Picture"/>
+            <a:graphic>
+              <a:graphicData uri="http://schemas.openxmlformats.org/drawingml/2006/picture">
+                <pic:pic>
+                  <pic:nvPicPr>
+                    <pic:cNvPr descr="diagrams/01_system_architecture.png" id="0" name="Picture"/>
+                    <pic:cNvPicPr>
+                      <a:picLocks noChangeArrowheads="1" noChangeAspect="1"/>
+                    </pic:cNvPicPr>
+                  </pic:nvPicPr>
+                  <pic:blipFill>
+                    <a:blip r:embed="rId37"/>
+                    <a:stretch>
+                      <a:fillRect/>
+                    </a:stretch>
+                  </pic:blipFill>
+                  <pic:spPr bwMode="auto">
+                    <a:xfrm>
+                      <a:off x="0" y="0"/>
+                      <a:ext cx="5334000" cy="4257800"/>
+                    </a:xfrm>
+                    <a:prstGeom prst="rect">
+                      <a:avLst/>
+                    </a:prstGeom>
+                    <a:noFill/>
+                    <a:ln w="9525">
+                      <a:noFill/>
+                      <a:headEnd/>
+                      <a:tailEnd/>
+                    </a:ln>
+                  </pic:spPr>
+                </pic:pic>
+              </a:graphicData>
+            </a:graphic>
+          </wp:inline>
+        </w:drawing>
+      </w:r>
+    </w:p>
+    <w:p>
+      <w:pPr>
+        <w:pStyle w:val="BodyText"/>
+      </w:pPr>
+      <w:r>
+        <w:rPr>
+          <w:bCs/>
+          <w:b/>
+        </w:rPr>
+        <w:t xml:space="preserve">Component responsibilities.</w:t>
+      </w:r>
+    </w:p>
+    <w:p>
+      <w:pPr>
+        <w:numPr>
+          <w:ilvl w:val="0"/>
+          <w:numId w:val="1005"/>
+        </w:numPr>
+        <w:pStyle w:val="Compact"/>
+      </w:pPr>
+      <w:r>
+        <w:rPr>
+          <w:bCs/>
+          <w:b/>
+        </w:rPr>
+        <w:t xml:space="preserve">App Router (planned)</w:t>
+      </w:r>
+      <w:r>
+        <w:t xml:space="preserve"> </w:t>
+      </w:r>
+      <w:r>
+        <w:t xml:space="preserve">— terminates user sessions and forwards JWTs to CAP services.</w:t>
+      </w:r>
+    </w:p>
+    <w:p>
+      <w:pPr>
+        <w:numPr>
+          <w:ilvl w:val="0"/>
+          <w:numId w:val="1005"/>
+        </w:numPr>
+        <w:pStyle w:val="Compact"/>
+      </w:pPr>
+      <w:r>
+        <w:rPr>
+          <w:bCs/>
+          <w:b/>
+        </w:rPr>
+        <w:t xml:space="preserve">XSUAA</w:t>
+      </w:r>
+      <w:r>
+        <w:t xml:space="preserve"> </w:t>
+      </w:r>
+      <w:r>
+        <w:t xml:space="preserve">— issues OAuth2 JWTs and exposes role-template-driven scopes (</w:t>
+      </w:r>
+      <w:r>
+        <w:rPr>
+          <w:rStyle w:val="VerbatimChar"/>
+        </w:rPr>
+        <w:t xml:space="preserve">admin</w:t>
+      </w:r>
+      <w:r>
+        <w:t xml:space="preserve">,</w:t>
+      </w:r>
+      <w:r>
+        <w:t xml:space="preserve"> </w:t>
+      </w:r>
+      <w:r>
+        <w:rPr>
+          <w:rStyle w:val="VerbatimChar"/>
+        </w:rPr>
+        <w:t xml:space="preserve">editor</w:t>
+      </w:r>
+      <w:r>
+        <w:t xml:space="preserve">,</w:t>
+      </w:r>
+      <w:r>
+        <w:t xml:space="preserve"> </w:t>
+      </w:r>
+      <w:r>
+        <w:rPr>
+          <w:rStyle w:val="VerbatimChar"/>
+        </w:rPr>
+        <w:t xml:space="preserve">viewer</w:t>
+      </w:r>
+      <w:r>
+        <w:t xml:space="preserve">,</w:t>
+      </w:r>
+      <w:r>
+        <w:t xml:space="preserve"> </w:t>
+      </w:r>
+      <w:r>
+        <w:rPr>
+          <w:rStyle w:val="VerbatimChar"/>
+        </w:rPr>
+        <w:t xml:space="preserve">authority</w:t>
+      </w:r>
+      <w:r>
+        <w:t xml:space="preserve">).</w:t>
+      </w:r>
+    </w:p>
+    <w:p>
+      <w:pPr>
+        <w:numPr>
+          <w:ilvl w:val="0"/>
+          <w:numId w:val="1005"/>
+        </w:numPr>
+        <w:pStyle w:val="Compact"/>
+      </w:pPr>
+      <w:r>
+        <w:rPr>
+          <w:bCs/>
+          <w:b/>
+        </w:rPr>
+        <w:t xml:space="preserve">DPPService</w:t>
+      </w:r>
+      <w:r>
+        <w:t xml:space="preserve"> </w:t>
+      </w:r>
+      <w:r>
+        <w:t xml:space="preserve">— tenant-scoped CRUD for internal users.</w:t>
+      </w:r>
+    </w:p>
+    <w:p>
+      <w:pPr>
+        <w:numPr>
+          <w:ilvl w:val="0"/>
+          <w:numId w:val="1005"/>
+        </w:numPr>
+        <w:pStyle w:val="Compact"/>
+      </w:pPr>
+      <w:r>
+        <w:rPr>
+          <w:bCs/>
+          <w:b/>
+        </w:rPr>
+        <w:t xml:space="preserve">AuthorityService</w:t>
+      </w:r>
+      <w:r>
+        <w:t xml:space="preserve"> </w:t>
+      </w:r>
+      <w:r>
+        <w:t xml:space="preserve">— cross-tenant, read-only view for market-surveillance authorities.</w:t>
+      </w:r>
+    </w:p>
+    <w:p>
+      <w:pPr>
+        <w:numPr>
+          <w:ilvl w:val="0"/>
+          <w:numId w:val="1005"/>
+        </w:numPr>
+        <w:pStyle w:val="Compact"/>
+      </w:pPr>
+      <w:r>
+        <w:rPr>
+          <w:bCs/>
+          <w:b/>
+        </w:rPr>
+        <w:t xml:space="preserve">Public Handler</w:t>
+      </w:r>
+      <w:r>
+        <w:t xml:space="preserve"> </w:t>
+      </w:r>
+      <w:r>
+        <w:t xml:space="preserve">— anonymous consumer route serving a visibility-filtered DTO and the QR PNG.</w:t>
+      </w:r>
+    </w:p>
+    <w:p>
+      <w:pPr>
+        <w:numPr>
+          <w:ilvl w:val="0"/>
+          <w:numId w:val="1005"/>
+        </w:numPr>
+        <w:pStyle w:val="Compact"/>
+      </w:pPr>
+      <w:r>
+        <w:rPr>
+          <w:bCs/>
+          <w:b/>
+        </w:rPr>
+        <w:t xml:space="preserve">Persistence</w:t>
+      </w:r>
+      <w:r>
+        <w:t xml:space="preserve"> </w:t>
+      </w:r>
+      <w:r>
+        <w:t xml:space="preserve">— SQLite locally, SAP HANA Cloud in production; the CDS model is portable across both.</w:t>
+      </w:r>
+    </w:p>
+    <w:bookmarkEnd w:id="38"/>
+    <w:bookmarkStart w:id="40" w:name="Xa2e299aa927ebd09314ed22d773ec56be563ad5"/>
+    <w:p>
+      <w:pPr>
+        <w:pStyle w:val="Heading2"/>
+      </w:pPr>
+      <w:r>
+        <w:rPr>
+          <w:rStyle w:val="SectionNumber"/>
+        </w:rPr>
+        <w:t xml:space="preserve">3.2</w:t>
+      </w:r>
+      <w:r>
+        <w:tab/>
+      </w:r>
+      <w:r>
+        <w:t xml:space="preserve">2.2 ER Diagram (Data Model)</w:t>
+      </w:r>
+    </w:p>
+    <w:p>
+      <w:pPr>
+        <w:pStyle w:val="FirstParagraph"/>
+      </w:pPr>
+      <w:r>
+        <w:t xml:space="preserve">Organizations sit at the top of the master-data tree; they own Facilities, Users, Products,</w:t>
+      </w:r>
+      <w:r>
+        <w:t xml:space="preserve"> </w:t>
+      </w:r>
+      <w:r>
+        <w:rPr>
+          <w:bCs/>
+          <w:b/>
+        </w:rPr>
+        <w:t xml:space="preserve">Materials</w:t>
+      </w:r>
+      <w:r>
+        <w:t xml:space="preserve">, and issue DPPs. A Product has one or more DPPs (model or batch granularity). Materials are reusable master data that form a directed acyclic graph through</w:t>
+      </w:r>
+      <w:r>
+        <w:t xml:space="preserve"> </w:t>
+      </w:r>
+      <w:r>
+        <w:rPr>
+          <w:rStyle w:val="VerbatimChar"/>
+        </w:rPr>
+        <w:t xml:space="preserve">MaterialComponents</w:t>
+      </w:r>
+      <w:r>
+        <w:t xml:space="preserve"> </w:t>
+      </w:r>
+      <w:r>
+        <w:t xml:space="preserve">(BOM edges). Each DPP composes child entity sets;</w:t>
+      </w:r>
+      <w:r>
+        <w:t xml:space="preserve"> </w:t>
+      </w:r>
+      <w:r>
+        <w:rPr>
+          <w:rStyle w:val="VerbatimChar"/>
+        </w:rPr>
+        <w:t xml:space="preserve">MaterialComposition</w:t>
+      </w:r>
+      <w:r>
+        <w:t xml:space="preserve"> </w:t>
+      </w:r>
+      <w:r>
+        <w:t xml:space="preserve">is the link from a DPP to a root Material (the recursive sub-tree of which the consumer sees on scan).</w:t>
+      </w:r>
+      <w:r>
+        <w:t xml:space="preserve"> </w:t>
+      </w:r>
+      <w:r>
+        <w:rPr>
+          <w:rStyle w:val="VerbatimChar"/>
+        </w:rPr>
+        <w:t xml:space="preserve">SustainabilityIndicators</w:t>
+      </w:r>
+      <w:r>
+        <w:t xml:space="preserve"> </w:t>
+      </w:r>
+      <w:r>
+        <w:t xml:space="preserve">is the only 1:1 relationship.</w:t>
+      </w:r>
+    </w:p>
+    <w:p>
+      <w:pPr>
+        <w:pStyle w:val="BodyText"/>
+      </w:pPr>
+      <w:r>
+        <w:drawing>
+          <wp:inline>
+            <wp:extent cx="5334000" cy="3241062"/>
+            <wp:effectExtent b="0" l="0" r="0" t="0"/>
+            <wp:docPr descr="ER diagram" title="" id="1" name="Picture"/>
+            <a:graphic>
+              <a:graphicData uri="http://schemas.openxmlformats.org/drawingml/2006/picture">
+                <pic:pic>
+                  <pic:nvPicPr>
+                    <pic:cNvPr descr="diagrams/02_er_diagram.png" id="0" name="Picture"/>
+                    <pic:cNvPicPr>
+                      <a:picLocks noChangeArrowheads="1" noChangeAspect="1"/>
+                    </pic:cNvPicPr>
+                  </pic:nvPicPr>
+                  <pic:blipFill>
+                    <a:blip r:embed="rId39"/>
+                    <a:stretch>
+                      <a:fillRect/>
+                    </a:stretch>
+                  </pic:blipFill>
+                  <pic:spPr bwMode="auto">
+                    <a:xfrm>
+                      <a:off x="0" y="0"/>
+                      <a:ext cx="5334000" cy="3241062"/>
+                    </a:xfrm>
+                    <a:prstGeom prst="rect">
+                      <a:avLst/>
+                    </a:prstGeom>
+                    <a:noFill/>
+                    <a:ln w="9525">
+                      <a:noFill/>
+                      <a:headEnd/>
+                      <a:tailEnd/>
+                    </a:ln>
+                  </pic:spPr>
+                </pic:pic>
+              </a:graphicData>
+            </a:graphic>
+          </wp:inline>
+        </w:drawing>
+      </w:r>
+    </w:p>
+    <w:p>
+      <w:pPr>
+        <w:pStyle w:val="BodyText"/>
+      </w:pPr>
+      <w:r>
+        <w:rPr>
+          <w:bCs/>
+          <w:b/>
+        </w:rPr>
+        <w:t xml:space="preserve">Key entity attributes (compact view).</w:t>
+      </w:r>
+    </w:p>
+    <w:p>
+      <w:pPr>
+        <w:numPr>
+          <w:ilvl w:val="0"/>
+          <w:numId w:val="1006"/>
+        </w:numPr>
+        <w:pStyle w:val="Compact"/>
+      </w:pPr>
+      <w:r>
+        <w:rPr>
+          <w:bCs/>
+          <w:b/>
+        </w:rPr>
+        <w:t xml:space="preserve">Organizations</w:t>
+      </w:r>
+      <w:r>
+        <w:t xml:space="preserve"> </w:t>
+      </w:r>
+      <w:r>
+        <w:t xml:space="preserve">—</w:t>
+      </w:r>
+      <w:r>
+        <w:t xml:space="preserve"> </w:t>
+      </w:r>
+      <w:r>
+        <w:rPr>
+          <w:rStyle w:val="VerbatimChar"/>
+        </w:rPr>
+        <w:t xml:space="preserve">ID</w:t>
+      </w:r>
+      <w:r>
+        <w:t xml:space="preserve"> </w:t>
+      </w:r>
+      <w:r>
+        <w:t xml:space="preserve">(PK),</w:t>
+      </w:r>
+      <w:r>
+        <w:t xml:space="preserve"> </w:t>
+      </w:r>
+      <w:r>
+        <w:rPr>
+          <w:rStyle w:val="VerbatimChar"/>
+        </w:rPr>
+        <w:t xml:space="preserve">tenant_id</w:t>
+      </w:r>
+      <w:r>
+        <w:t xml:space="preserve"> </w:t>
+      </w:r>
+      <w:r>
+        <w:t xml:space="preserve">(UNIQUE),</w:t>
+      </w:r>
+      <w:r>
+        <w:t xml:space="preserve"> </w:t>
+      </w:r>
+      <w:r>
+        <w:rPr>
+          <w:rStyle w:val="VerbatimChar"/>
+        </w:rPr>
+        <w:t xml:space="preserve">legal_name</w:t>
+      </w:r>
+      <w:r>
+        <w:t xml:space="preserve">,</w:t>
+      </w:r>
+      <w:r>
+        <w:t xml:space="preserve"> </w:t>
+      </w:r>
+      <w:r>
+        <w:rPr>
+          <w:rStyle w:val="VerbatimChar"/>
+        </w:rPr>
+        <w:t xml:space="preserve">organization_type</w:t>
+      </w:r>
+      <w:r>
+        <w:t xml:space="preserve">,</w:t>
+      </w:r>
+      <w:r>
+        <w:t xml:space="preserve"> </w:t>
+      </w:r>
+      <w:r>
+        <w:rPr>
+          <w:rStyle w:val="VerbatimChar"/>
+        </w:rPr>
+        <w:t xml:space="preserve">country_iso2</w:t>
+      </w:r>
+      <w:r>
+        <w:t xml:space="preserve">,</w:t>
+      </w:r>
+      <w:r>
+        <w:t xml:space="preserve"> </w:t>
+      </w:r>
+      <w:r>
+        <w:rPr>
+          <w:rStyle w:val="VerbatimChar"/>
+        </w:rPr>
+        <w:t xml:space="preserve">gln</w:t>
+      </w:r>
+      <w:r>
+        <w:t xml:space="preserve">.</w:t>
+      </w:r>
+    </w:p>
+    <w:p>
+      <w:pPr>
+        <w:numPr>
+          <w:ilvl w:val="0"/>
+          <w:numId w:val="1006"/>
+        </w:numPr>
+        <w:pStyle w:val="Compact"/>
+      </w:pPr>
+      <w:r>
+        <w:rPr>
+          <w:bCs/>
+          <w:b/>
+        </w:rPr>
+        <w:t xml:space="preserve">DPPs</w:t>
+      </w:r>
+      <w:r>
+        <w:t xml:space="preserve"> </w:t>
+      </w:r>
+      <w:r>
+        <w:t xml:space="preserve">—</w:t>
+      </w:r>
+      <w:r>
+        <w:t xml:space="preserve"> </w:t>
+      </w:r>
+      <w:r>
+        <w:rPr>
+          <w:rStyle w:val="VerbatimChar"/>
+        </w:rPr>
+        <w:t xml:space="preserve">ID</w:t>
+      </w:r>
+      <w:r>
+        <w:t xml:space="preserve"> </w:t>
+      </w:r>
+      <w:r>
+        <w:t xml:space="preserve">(PK),</w:t>
+      </w:r>
+      <w:r>
+        <w:t xml:space="preserve"> </w:t>
+      </w:r>
+      <w:r>
+        <w:rPr>
+          <w:rStyle w:val="VerbatimChar"/>
+        </w:rPr>
+        <w:t xml:space="preserve">product</w:t>
+      </w:r>
+      <w:r>
+        <w:t xml:space="preserve"> </w:t>
+      </w:r>
+      <w:r>
+        <w:t xml:space="preserve">(FK),</w:t>
+      </w:r>
+      <w:r>
+        <w:t xml:space="preserve"> </w:t>
+      </w:r>
+      <w:r>
+        <w:rPr>
+          <w:rStyle w:val="VerbatimChar"/>
+        </w:rPr>
+        <w:t xml:space="preserve">issuing_organization</w:t>
+      </w:r>
+      <w:r>
+        <w:t xml:space="preserve"> </w:t>
+      </w:r>
+      <w:r>
+        <w:t xml:space="preserve">(FK),</w:t>
+      </w:r>
+      <w:r>
+        <w:t xml:space="preserve"> </w:t>
+      </w:r>
+      <w:r>
+        <w:rPr>
+          <w:rStyle w:val="VerbatimChar"/>
+        </w:rPr>
+        <w:t xml:space="preserve">status</w:t>
+      </w:r>
+      <w:r>
+        <w:t xml:space="preserve">,</w:t>
+      </w:r>
+      <w:r>
+        <w:t xml:space="preserve"> </w:t>
+      </w:r>
+      <w:r>
+        <w:rPr>
+          <w:rStyle w:val="VerbatimChar"/>
+        </w:rPr>
+        <w:t xml:space="preserve">visibility</w:t>
+      </w:r>
+      <w:r>
+        <w:t xml:space="preserve">,</w:t>
+      </w:r>
+      <w:r>
+        <w:t xml:space="preserve"> </w:t>
+      </w:r>
+      <w:r>
+        <w:rPr>
+          <w:rStyle w:val="VerbatimChar"/>
+        </w:rPr>
+        <w:t xml:space="preserve">verification_status</w:t>
+      </w:r>
+      <w:r>
+        <w:t xml:space="preserve">,</w:t>
+      </w:r>
+      <w:r>
+        <w:t xml:space="preserve"> </w:t>
+      </w:r>
+      <w:r>
+        <w:rPr>
+          <w:rStyle w:val="VerbatimChar"/>
+        </w:rPr>
+        <w:t xml:space="preserve">granularity_level</w:t>
+      </w:r>
+      <w:r>
+        <w:t xml:space="preserve">,</w:t>
+      </w:r>
+      <w:r>
+        <w:t xml:space="preserve"> </w:t>
+      </w:r>
+      <w:r>
+        <w:rPr>
+          <w:rStyle w:val="VerbatimChar"/>
+        </w:rPr>
+        <w:t xml:space="preserve">batch_lot_number</w:t>
+      </w:r>
+      <w:r>
+        <w:t xml:space="preserve">,</w:t>
+      </w:r>
+      <w:r>
+        <w:t xml:space="preserve"> </w:t>
+      </w:r>
+      <w:r>
+        <w:rPr>
+          <w:rStyle w:val="VerbatimChar"/>
+        </w:rPr>
+        <w:t xml:space="preserve">qr_token</w:t>
+      </w:r>
+      <w:r>
+        <w:t xml:space="preserve"> </w:t>
+      </w:r>
+      <w:r>
+        <w:t xml:space="preserve">(UNIQUE),</w:t>
+      </w:r>
+      <w:r>
+        <w:t xml:space="preserve"> </w:t>
+      </w:r>
+      <w:r>
+        <w:rPr>
+          <w:rStyle w:val="VerbatimChar"/>
+        </w:rPr>
+        <w:t xml:space="preserve">qr_payload_url</w:t>
+      </w:r>
+      <w:r>
+        <w:t xml:space="preserve">,</w:t>
+      </w:r>
+      <w:r>
+        <w:t xml:space="preserve"> </w:t>
+      </w:r>
+      <w:r>
+        <w:rPr>
+          <w:rStyle w:val="VerbatimChar"/>
+        </w:rPr>
+        <w:t xml:space="preserve">published_at</w:t>
+      </w:r>
+      <w:r>
+        <w:t xml:space="preserve">,</w:t>
+      </w:r>
+      <w:r>
+        <w:t xml:space="preserve"> </w:t>
+      </w:r>
+      <w:r>
+        <w:rPr>
+          <w:rStyle w:val="VerbatimChar"/>
+        </w:rPr>
+        <w:t xml:space="preserve">archived_at</w:t>
+      </w:r>
+      <w:r>
+        <w:t xml:space="preserve">.</w:t>
+      </w:r>
+    </w:p>
+    <w:p>
+      <w:pPr>
+        <w:numPr>
+          <w:ilvl w:val="0"/>
+          <w:numId w:val="1006"/>
+        </w:numPr>
+        <w:pStyle w:val="Compact"/>
+      </w:pPr>
+      <w:r>
+        <w:rPr>
+          <w:bCs/>
+          <w:b/>
+        </w:rPr>
+        <w:t xml:space="preserve">Products</w:t>
+      </w:r>
+      <w:r>
+        <w:t xml:space="preserve"> </w:t>
+      </w:r>
+      <w:r>
+        <w:t xml:space="preserve">—</w:t>
+      </w:r>
+      <w:r>
+        <w:t xml:space="preserve"> </w:t>
+      </w:r>
+      <w:r>
+        <w:rPr>
+          <w:rStyle w:val="VerbatimChar"/>
+        </w:rPr>
+        <w:t xml:space="preserve">ID</w:t>
+      </w:r>
+      <w:r>
+        <w:t xml:space="preserve"> </w:t>
+      </w:r>
+      <w:r>
+        <w:t xml:space="preserve">(PK),</w:t>
+      </w:r>
+      <w:r>
+        <w:t xml:space="preserve"> </w:t>
+      </w:r>
+      <w:r>
+        <w:rPr>
+          <w:rStyle w:val="VerbatimChar"/>
+        </w:rPr>
+        <w:t xml:space="preserve">gtin</w:t>
+      </w:r>
+      <w:r>
+        <w:t xml:space="preserve">,</w:t>
+      </w:r>
+      <w:r>
+        <w:t xml:space="preserve"> </w:t>
+      </w:r>
+      <w:r>
+        <w:rPr>
+          <w:rStyle w:val="VerbatimChar"/>
+        </w:rPr>
+        <w:t xml:space="preserve">owning_organization</w:t>
+      </w:r>
+      <w:r>
+        <w:t xml:space="preserve"> </w:t>
+      </w:r>
+      <w:r>
+        <w:t xml:space="preserve">(FK).</w:t>
+      </w:r>
+    </w:p>
+    <w:p>
+      <w:pPr>
+        <w:numPr>
+          <w:ilvl w:val="0"/>
+          <w:numId w:val="1006"/>
+        </w:numPr>
+        <w:pStyle w:val="Compact"/>
+      </w:pPr>
+      <w:r>
+        <w:rPr>
+          <w:bCs/>
+          <w:b/>
+        </w:rPr>
+        <w:t xml:space="preserve">Materials</w:t>
+      </w:r>
+      <w:r>
+        <w:t xml:space="preserve"> </w:t>
+      </w:r>
+      <w:r>
+        <w:t xml:space="preserve">—</w:t>
+      </w:r>
+      <w:r>
+        <w:t xml:space="preserve"> </w:t>
+      </w:r>
+      <w:r>
+        <w:rPr>
+          <w:rStyle w:val="VerbatimChar"/>
+        </w:rPr>
+        <w:t xml:space="preserve">ID</w:t>
+      </w:r>
+      <w:r>
+        <w:t xml:space="preserve"> </w:t>
+      </w:r>
+      <w:r>
+        <w:t xml:space="preserve">(PK),</w:t>
+      </w:r>
+      <w:r>
+        <w:t xml:space="preserve"> </w:t>
+      </w:r>
+      <w:r>
+        <w:rPr>
+          <w:rStyle w:val="VerbatimChar"/>
+        </w:rPr>
+        <w:t xml:space="preserve">owning_organization</w:t>
+      </w:r>
+      <w:r>
+        <w:t xml:space="preserve"> </w:t>
+      </w:r>
+      <w:r>
+        <w:t xml:space="preserve">(FK),</w:t>
+      </w:r>
+      <w:r>
+        <w:t xml:space="preserve"> </w:t>
+      </w:r>
+      <w:r>
+        <w:rPr>
+          <w:rStyle w:val="VerbatimChar"/>
+        </w:rPr>
+        <w:t xml:space="preserve">name</w:t>
+      </w:r>
+      <w:r>
+        <w:t xml:space="preserve"> </w:t>
+      </w:r>
+      <w:r>
+        <w:t xml:space="preserve">(UNIQUE per org),</w:t>
+      </w:r>
+      <w:r>
+        <w:t xml:space="preserve"> </w:t>
+      </w:r>
+      <w:r>
+        <w:rPr>
+          <w:rStyle w:val="VerbatimChar"/>
+        </w:rPr>
+        <w:t xml:space="preserve">material_class</w:t>
+      </w:r>
+      <w:r>
+        <w:t xml:space="preserve">,</w:t>
+      </w:r>
+      <w:r>
+        <w:t xml:space="preserve"> </w:t>
+      </w:r>
+      <w:r>
+        <w:rPr>
+          <w:rStyle w:val="VerbatimChar"/>
+        </w:rPr>
+        <w:t xml:space="preserve">country_of_origin</w:t>
+      </w:r>
+      <w:r>
+        <w:t xml:space="preserve">,</w:t>
+      </w:r>
+      <w:r>
+        <w:t xml:space="preserve"> </w:t>
+      </w:r>
+      <w:r>
+        <w:rPr>
+          <w:rStyle w:val="VerbatimChar"/>
+        </w:rPr>
+        <w:t xml:space="preserve">recycled_content_pct</w:t>
+      </w:r>
+      <w:r>
+        <w:t xml:space="preserve">,</w:t>
+      </w:r>
+      <w:r>
+        <w:t xml:space="preserve"> </w:t>
+      </w:r>
+      <w:r>
+        <w:rPr>
+          <w:rStyle w:val="VerbatimChar"/>
+        </w:rPr>
+        <w:t xml:space="preserve">verification_status</w:t>
+      </w:r>
+      <w:r>
+        <w:t xml:space="preserve">,</w:t>
+      </w:r>
+      <w:r>
+        <w:t xml:space="preserve"> </w:t>
+      </w:r>
+      <w:r>
+        <w:rPr>
+          <w:rStyle w:val="VerbatimChar"/>
+        </w:rPr>
+        <w:t xml:space="preserve">supplier</w:t>
+      </w:r>
+      <w:r>
+        <w:t xml:space="preserve"> </w:t>
+      </w:r>
+      <w:r>
+        <w:t xml:space="preserve">(FK), CO₂ / water / energy footprint,</w:t>
+      </w:r>
+      <w:r>
+        <w:t xml:space="preserve"> </w:t>
+      </w:r>
+      <w:r>
+        <w:rPr>
+          <w:rStyle w:val="VerbatimChar"/>
+        </w:rPr>
+        <w:t xml:space="preserve">visibility</w:t>
+      </w:r>
+      <w:r>
+        <w:t xml:space="preserve">.</w:t>
+      </w:r>
+    </w:p>
+    <w:p>
+      <w:pPr>
+        <w:numPr>
+          <w:ilvl w:val="0"/>
+          <w:numId w:val="1006"/>
+        </w:numPr>
+        <w:pStyle w:val="Compact"/>
+      </w:pPr>
+      <w:r>
+        <w:rPr>
+          <w:bCs/>
+          <w:b/>
+        </w:rPr>
+        <w:t xml:space="preserve">MaterialComponents</w:t>
+      </w:r>
+      <w:r>
+        <w:t xml:space="preserve"> </w:t>
+      </w:r>
+      <w:r>
+        <w:t xml:space="preserve">—</w:t>
+      </w:r>
+      <w:r>
+        <w:t xml:space="preserve"> </w:t>
+      </w:r>
+      <w:r>
+        <w:rPr>
+          <w:rStyle w:val="VerbatimChar"/>
+        </w:rPr>
+        <w:t xml:space="preserve">parent_material</w:t>
+      </w:r>
+      <w:r>
+        <w:t xml:space="preserve"> </w:t>
+      </w:r>
+      <w:r>
+        <w:t xml:space="preserve">(FK),</w:t>
+      </w:r>
+      <w:r>
+        <w:t xml:space="preserve"> </w:t>
+      </w:r>
+      <w:r>
+        <w:rPr>
+          <w:rStyle w:val="VerbatimChar"/>
+        </w:rPr>
+        <w:t xml:space="preserve">child_material</w:t>
+      </w:r>
+      <w:r>
+        <w:t xml:space="preserve"> </w:t>
+      </w:r>
+      <w:r>
+        <w:t xml:space="preserve">(FK),</w:t>
+      </w:r>
+      <w:r>
+        <w:t xml:space="preserve"> </w:t>
+      </w:r>
+      <w:r>
+        <w:rPr>
+          <w:rStyle w:val="VerbatimChar"/>
+        </w:rPr>
+        <w:t xml:space="preserve">percentage</w:t>
+      </w:r>
+      <w:r>
+        <w:t xml:space="preserve">; UNIQUE on the edge, no cycles allowed.</w:t>
+      </w:r>
+    </w:p>
+    <w:p>
+      <w:pPr>
+        <w:numPr>
+          <w:ilvl w:val="0"/>
+          <w:numId w:val="1006"/>
+        </w:numPr>
+        <w:pStyle w:val="Compact"/>
+      </w:pPr>
+      <w:r>
+        <w:rPr>
+          <w:bCs/>
+          <w:b/>
+        </w:rPr>
+        <w:t xml:space="preserve">MaterialComposition</w:t>
+      </w:r>
+      <w:r>
+        <w:t xml:space="preserve"> </w:t>
+      </w:r>
+      <w:r>
+        <w:t xml:space="preserve">—</w:t>
+      </w:r>
+      <w:r>
+        <w:t xml:space="preserve"> </w:t>
+      </w:r>
+      <w:r>
+        <w:rPr>
+          <w:rStyle w:val="VerbatimChar"/>
+        </w:rPr>
+        <w:t xml:space="preserve">dpp</w:t>
+      </w:r>
+      <w:r>
+        <w:t xml:space="preserve"> </w:t>
+      </w:r>
+      <w:r>
+        <w:t xml:space="preserve">(FK),</w:t>
+      </w:r>
+      <w:r>
+        <w:t xml:space="preserve"> </w:t>
+      </w:r>
+      <w:r>
+        <w:rPr>
+          <w:rStyle w:val="VerbatimChar"/>
+        </w:rPr>
+        <w:t xml:space="preserve">material</w:t>
+      </w:r>
+      <w:r>
+        <w:t xml:space="preserve"> </w:t>
+      </w:r>
+      <w:r>
+        <w:t xml:space="preserve">(FK),</w:t>
+      </w:r>
+      <w:r>
+        <w:t xml:space="preserve"> </w:t>
+      </w:r>
+      <w:r>
+        <w:rPr>
+          <w:rStyle w:val="VerbatimChar"/>
+        </w:rPr>
+        <w:t xml:space="preserve">percentage</w:t>
+      </w:r>
+      <w:r>
+        <w:t xml:space="preserve">,</w:t>
+      </w:r>
+      <w:r>
+        <w:t xml:space="preserve"> </w:t>
+      </w:r>
+      <w:r>
+        <w:rPr>
+          <w:rStyle w:val="VerbatimChar"/>
+        </w:rPr>
+        <w:t xml:space="preserve">notes</w:t>
+      </w:r>
+      <w:r>
+        <w:t xml:space="preserve">,</w:t>
+      </w:r>
+      <w:r>
+        <w:t xml:space="preserve"> </w:t>
+      </w:r>
+      <w:r>
+        <w:rPr>
+          <w:rStyle w:val="VerbatimChar"/>
+        </w:rPr>
+        <w:t xml:space="preserve">visibility</w:t>
+      </w:r>
+      <w:r>
+        <w:t xml:space="preserve">.</w:t>
+      </w:r>
+    </w:p>
+    <w:bookmarkEnd w:id="40"/>
+    <w:bookmarkStart w:id="42" w:name="Xa69708d1ca87adeff606be4c476f7e4db00d86a"/>
+    <w:p>
+      <w:pPr>
+        <w:pStyle w:val="Heading2"/>
+      </w:pPr>
+      <w:r>
+        <w:rPr>
+          <w:rStyle w:val="SectionNumber"/>
+        </w:rPr>
+        <w:t xml:space="preserve">3.3</w:t>
+      </w:r>
+      <w:r>
+        <w:tab/>
+      </w:r>
+      <w:r>
+        <w:t xml:space="preserve">2.3 Service Architecture (Roles, Scopes, Authorization)</w:t>
+      </w:r>
+    </w:p>
+    <w:p>
+      <w:pPr>
+        <w:pStyle w:val="FirstParagraph"/>
+      </w:pPr>
+      <w:r>
+        <w:t xml:space="preserve">Authorization is layered. The service annotation</w:t>
+      </w:r>
+      <w:r>
+        <w:t xml:space="preserve"> </w:t>
+      </w:r>
+      <w:r>
+        <w:rPr>
+          <w:rStyle w:val="VerbatimChar"/>
+        </w:rPr>
+        <w:t xml:space="preserve">@requires</w:t>
+      </w:r>
+      <w:r>
+        <w:t xml:space="preserve"> </w:t>
+      </w:r>
+      <w:r>
+        <w:t xml:space="preserve">controls who can reach the service at all; per-entity</w:t>
+      </w:r>
+      <w:r>
+        <w:t xml:space="preserve"> </w:t>
+      </w:r>
+      <w:r>
+        <w:rPr>
+          <w:rStyle w:val="VerbatimChar"/>
+        </w:rPr>
+        <w:t xml:space="preserve">@restrict</w:t>
+      </w:r>
+      <w:r>
+        <w:t xml:space="preserve"> </w:t>
+      </w:r>
+      <w:r>
+        <w:t xml:space="preserve">rules then combine the caller's role with a</w:t>
+      </w:r>
+      <w:r>
+        <w:t xml:space="preserve"> </w:t>
+      </w:r>
+      <w:r>
+        <w:rPr>
+          <w:rStyle w:val="VerbatimChar"/>
+        </w:rPr>
+        <w:t xml:space="preserve">where</w:t>
+      </w:r>
+      <w:r>
+        <w:t xml:space="preserve"> </w:t>
+      </w:r>
+      <w:r>
+        <w:t xml:space="preserve">clause that pins each query to</w:t>
+      </w:r>
+      <w:r>
+        <w:t xml:space="preserve"> </w:t>
+      </w:r>
+      <w:r>
+        <w:rPr>
+          <w:rStyle w:val="VerbatimChar"/>
+        </w:rPr>
+        <w:t xml:space="preserve">Organizations.tenant_id = $user.tenant</w:t>
+      </w:r>
+      <w:r>
+        <w:t xml:space="preserve">. The</w:t>
+      </w:r>
+      <w:r>
+        <w:t xml:space="preserve"> </w:t>
+      </w:r>
+      <w:r>
+        <w:rPr>
+          <w:rStyle w:val="VerbatimChar"/>
+        </w:rPr>
+        <w:t xml:space="preserve">authority</w:t>
+      </w:r>
+      <w:r>
+        <w:t xml:space="preserve"> </w:t>
+      </w:r>
+      <w:r>
+        <w:t xml:space="preserve">role is intentionally issued without a</w:t>
+      </w:r>
+      <w:r>
+        <w:t xml:space="preserve"> </w:t>
+      </w:r>
+      <w:r>
+        <w:rPr>
+          <w:rStyle w:val="VerbatimChar"/>
+        </w:rPr>
+        <w:t xml:space="preserve">tenant</w:t>
+      </w:r>
+      <w:r>
+        <w:t xml:space="preserve"> </w:t>
+      </w:r>
+      <w:r>
+        <w:t xml:space="preserve">attribute, so its queries skip the tenant filter and observe the full data set (excluding document binary content).</w:t>
+      </w:r>
+    </w:p>
+    <w:p>
+      <w:pPr>
+        <w:pStyle w:val="BodyText"/>
+      </w:pPr>
+      <w:r>
+        <w:drawing>
+          <wp:inline>
+            <wp:extent cx="5334000" cy="4527130"/>
+            <wp:effectExtent b="0" l="0" r="0" t="0"/>
+            <wp:docPr descr="Service architecture" title="" id="1" name="Picture"/>
+            <a:graphic>
+              <a:graphicData uri="http://schemas.openxmlformats.org/drawingml/2006/picture">
+                <pic:pic>
+                  <pic:nvPicPr>
+                    <pic:cNvPr descr="diagrams/03_service_architecture.png" id="0" name="Picture"/>
+                    <pic:cNvPicPr>
+                      <a:picLocks noChangeArrowheads="1" noChangeAspect="1"/>
+                    </pic:cNvPicPr>
+                  </pic:nvPicPr>
+                  <pic:blipFill>
+                    <a:blip r:embed="rId41"/>
+                    <a:stretch>
+                      <a:fillRect/>
+                    </a:stretch>
+                  </pic:blipFill>
+                  <pic:spPr bwMode="auto">
+                    <a:xfrm>
+                      <a:off x="0" y="0"/>
+                      <a:ext cx="5334000" cy="4527130"/>
+                    </a:xfrm>
+                    <a:prstGeom prst="rect">
+                      <a:avLst/>
+                    </a:prstGeom>
+                    <a:noFill/>
+                    <a:ln w="9525">
+                      <a:noFill/>
+                      <a:headEnd/>
+                      <a:tailEnd/>
+                    </a:ln>
+                  </pic:spPr>
+                </pic:pic>
+              </a:graphicData>
+            </a:graphic>
+          </wp:inline>
+        </w:drawing>
+      </w:r>
+    </w:p>
+    <w:p>
+      <w:pPr>
+        <w:pStyle w:val="BodyText"/>
+      </w:pPr>
+      <w:r>
+        <w:rPr>
+          <w:bCs/>
+          <w:b/>
+        </w:rPr>
+        <w:t xml:space="preserve">Role / capability matrix.</w:t>
+      </w:r>
+    </w:p>
+    <w:tbl>
+      <w:tblPr>
+        <w:tblStyle w:val="Table"/>
+        <w:tblW w:type="pct" w:w="0.0"/>
+        <w:tblLook w:firstRow="1" w:lastRow="0" w:firstColumn="0" w:lastColumn="0" w:noHBand="0" w:noVBand="0" w:val="0020"/>
+      </w:tblPr>
+      <w:tblGrid/>
+      <w:tr>
+        <w:tc>
+          <w:p>
+            <w:pPr>
+              <w:pStyle w:val="Compact"/>
+              <w:jc w:val="left"/>
+            </w:pPr>
+            <w:r>
+              <w:t xml:space="preserve">Capability</w:t>
+            </w:r>
+          </w:p>
+        </w:tc>
+        <w:tc>
+          <w:p>
+            <w:pPr>
+              <w:pStyle w:val="Compact"/>
+              <w:jc w:val="left"/>
+            </w:pPr>
+            <w:r>
+              <w:t xml:space="preserve">admin</w:t>
+            </w:r>
+          </w:p>
+        </w:tc>
+        <w:tc>
+          <w:p>
+            <w:pPr>
+              <w:pStyle w:val="Compact"/>
+              <w:jc w:val="left"/>
+            </w:pPr>
+            <w:r>
+              <w:t xml:space="preserve">editor</w:t>
+            </w:r>
+          </w:p>
+        </w:tc>
+        <w:tc>
+          <w:p>
+            <w:pPr>
+              <w:pStyle w:val="Compact"/>
+              <w:jc w:val="left"/>
+            </w:pPr>
+            <w:r>
+              <w:t xml:space="preserve">viewer</w:t>
+            </w:r>
+          </w:p>
+        </w:tc>
+        <w:tc>
+          <w:p>
+            <w:pPr>
+              <w:pStyle w:val="Compact"/>
+              <w:jc w:val="left"/>
+            </w:pPr>
+            <w:r>
+              <w:t xml:space="preserve">authority</w:t>
+            </w:r>
+          </w:p>
+        </w:tc>
+        <w:tc>
+          <w:p>
+            <w:pPr>
+              <w:pStyle w:val="Compact"/>
+              <w:jc w:val="left"/>
+            </w:pPr>
+            <w:r>
+              <w:t xml:space="preserve">public</w:t>
+            </w:r>
+          </w:p>
+        </w:tc>
+      </w:tr>
+      <w:tr>
+        <w:tc>
+          <w:p>
+            <w:pPr>
+              <w:pStyle w:val="Compact"/>
+              <w:jc w:val="left"/>
+            </w:pPr>
+            <w:r>
+              <w:t xml:space="preserve">Read DPP within own tenant</w:t>
+            </w:r>
+          </w:p>
+        </w:tc>
+        <w:tc>
+          <w:p>
+            <w:pPr>
+              <w:pStyle w:val="Compact"/>
+              <w:jc w:val="left"/>
+            </w:pPr>
+            <w:r>
+              <w:t xml:space="preserve">yes</w:t>
+            </w:r>
+          </w:p>
+        </w:tc>
+        <w:tc>
+          <w:p>
+            <w:pPr>
+              <w:pStyle w:val="Compact"/>
+              <w:jc w:val="left"/>
+            </w:pPr>
+            <w:r>
+              <w:t xml:space="preserve">yes</w:t>
+            </w:r>
+          </w:p>
+        </w:tc>
+        <w:tc>
+          <w:p>
+            <w:pPr>
+              <w:pStyle w:val="Compact"/>
+              <w:jc w:val="left"/>
+            </w:pPr>
+            <w:r>
+              <w:t xml:space="preserve">yes</w:t>
+            </w:r>
+          </w:p>
+        </w:tc>
+        <w:tc>
+          <w:p>
+            <w:pPr>
+              <w:pStyle w:val="Compact"/>
+              <w:jc w:val="left"/>
+            </w:pPr>
+            <w:r>
+              <w:t xml:space="preserve">—</w:t>
+            </w:r>
+          </w:p>
+        </w:tc>
+        <w:tc>
+          <w:p>
+            <w:pPr>
+              <w:pStyle w:val="Compact"/>
+              <w:jc w:val="left"/>
+            </w:pPr>
+            <w:r>
+              <w:t xml:space="preserve">—</w:t>
+            </w:r>
+          </w:p>
+        </w:tc>
+      </w:tr>
+      <w:tr>
+        <w:tc>
+          <w:p>
+            <w:pPr>
+              <w:pStyle w:val="Compact"/>
+              <w:jc w:val="left"/>
+            </w:pPr>
+            <w:r>
+              <w:t xml:space="preserve">Create / update / delete DPP</w:t>
+            </w:r>
+          </w:p>
+        </w:tc>
+        <w:tc>
+          <w:p>
+            <w:pPr>
+              <w:pStyle w:val="Compact"/>
+              <w:jc w:val="left"/>
+            </w:pPr>
+            <w:r>
+              <w:t xml:space="preserve">yes</w:t>
+            </w:r>
+          </w:p>
+        </w:tc>
+        <w:tc>
+          <w:p>
+            <w:pPr>
+              <w:pStyle w:val="Compact"/>
+              <w:jc w:val="left"/>
+            </w:pPr>
+            <w:r>
+              <w:t xml:space="preserve">yes</w:t>
+            </w:r>
+          </w:p>
+        </w:tc>
+        <w:tc>
+          <w:p>
+            <w:pPr>
+              <w:pStyle w:val="Compact"/>
+              <w:jc w:val="left"/>
+            </w:pPr>
+            <w:r>
+              <w:t xml:space="preserve">—</w:t>
+            </w:r>
+          </w:p>
+        </w:tc>
+        <w:tc>
+          <w:p>
+            <w:pPr>
+              <w:pStyle w:val="Compact"/>
+              <w:jc w:val="left"/>
+            </w:pPr>
+            <w:r>
+              <w:t xml:space="preserve">—</w:t>
+            </w:r>
+          </w:p>
+        </w:tc>
+        <w:tc>
+          <w:p>
+            <w:pPr>
+              <w:pStyle w:val="Compact"/>
+              <w:jc w:val="left"/>
+            </w:pPr>
+            <w:r>
+              <w:t xml:space="preserve">—</w:t>
+            </w:r>
+          </w:p>
+        </w:tc>
+      </w:tr>
+      <w:tr>
+        <w:tc>
+          <w:p>
+            <w:pPr>
+              <w:pStyle w:val="Compact"/>
+              <w:jc w:val="left"/>
+            </w:pPr>
+            <w:r>
+              <w:t xml:space="preserve">Publish / archive DPP</w:t>
+            </w:r>
+          </w:p>
+        </w:tc>
+        <w:tc>
+          <w:p>
+            <w:pPr>
+              <w:pStyle w:val="Compact"/>
+              <w:jc w:val="left"/>
+            </w:pPr>
+            <w:r>
+              <w:t xml:space="preserve">yes</w:t>
+            </w:r>
+          </w:p>
+        </w:tc>
+        <w:tc>
+          <w:p>
+            <w:pPr>
+              <w:pStyle w:val="Compact"/>
+              <w:jc w:val="left"/>
+            </w:pPr>
+            <w:r>
+              <w:t xml:space="preserve">yes</w:t>
+            </w:r>
+          </w:p>
+        </w:tc>
+        <w:tc>
+          <w:p>
+            <w:pPr>
+              <w:pStyle w:val="Compact"/>
+              <w:jc w:val="left"/>
+            </w:pPr>
+            <w:r>
+              <w:t xml:space="preserve">—</w:t>
+            </w:r>
+          </w:p>
+        </w:tc>
+        <w:tc>
+          <w:p>
+            <w:pPr>
+              <w:pStyle w:val="Compact"/>
+              <w:jc w:val="left"/>
+            </w:pPr>
+            <w:r>
+              <w:t xml:space="preserve">—</w:t>
+            </w:r>
+          </w:p>
+        </w:tc>
+        <w:tc>
+          <w:p>
+            <w:pPr>
+              <w:pStyle w:val="Compact"/>
+              <w:jc w:val="left"/>
+            </w:pPr>
+            <w:r>
+              <w:t xml:space="preserve">—</w:t>
+            </w:r>
+          </w:p>
+        </w:tc>
+      </w:tr>
+      <w:tr>
+        <w:tc>
+          <w:p>
+            <w:pPr>
+              <w:pStyle w:val="Compact"/>
+              <w:jc w:val="left"/>
+            </w:pPr>
+            <w:r>
+              <w:t xml:space="preserve">Manage Users / Organizations</w:t>
+            </w:r>
+          </w:p>
+        </w:tc>
+        <w:tc>
+          <w:p>
+            <w:pPr>
+              <w:pStyle w:val="Compact"/>
+              <w:jc w:val="left"/>
+            </w:pPr>
+            <w:r>
+              <w:t xml:space="preserve">yes</w:t>
+            </w:r>
+          </w:p>
+        </w:tc>
+        <w:tc>
+          <w:p>
+            <w:pPr>
+              <w:pStyle w:val="Compact"/>
+              <w:jc w:val="left"/>
+            </w:pPr>
+            <w:r>
+              <w:t xml:space="preserve">—</w:t>
+            </w:r>
+          </w:p>
+        </w:tc>
+        <w:tc>
+          <w:p>
+            <w:pPr>
+              <w:pStyle w:val="Compact"/>
+              <w:jc w:val="left"/>
+            </w:pPr>
+            <w:r>
+              <w:t xml:space="preserve">—</w:t>
+            </w:r>
+          </w:p>
+        </w:tc>
+        <w:tc>
+          <w:p>
+            <w:pPr>
+              <w:pStyle w:val="Compact"/>
+              <w:jc w:val="left"/>
+            </w:pPr>
+            <w:r>
+              <w:t xml:space="preserve">—</w:t>
+            </w:r>
+          </w:p>
+        </w:tc>
+        <w:tc>
+          <w:p>
+            <w:pPr>
+              <w:pStyle w:val="Compact"/>
+              <w:jc w:val="left"/>
+            </w:pPr>
+            <w:r>
+              <w:t xml:space="preserve">—</w:t>
+            </w:r>
+          </w:p>
+        </w:tc>
+      </w:tr>
+      <w:tr>
+        <w:tc>
+          <w:p>
+            <w:pPr>
+              <w:pStyle w:val="Compact"/>
+              <w:jc w:val="left"/>
+            </w:pPr>
+            <w:r>
+              <w:t xml:space="preserve">Read DPP across all tenants</w:t>
+            </w:r>
+          </w:p>
+        </w:tc>
+        <w:tc>
+          <w:p>
+            <w:pPr>
+              <w:pStyle w:val="Compact"/>
+              <w:jc w:val="left"/>
+            </w:pPr>
+            <w:r>
+              <w:t xml:space="preserve">—</w:t>
+            </w:r>
+          </w:p>
+        </w:tc>
+        <w:tc>
+          <w:p>
+            <w:pPr>
+              <w:pStyle w:val="Compact"/>
+              <w:jc w:val="left"/>
+            </w:pPr>
+            <w:r>
+              <w:t xml:space="preserve">—</w:t>
+            </w:r>
+          </w:p>
+        </w:tc>
+        <w:tc>
+          <w:p>
+            <w:pPr>
+              <w:pStyle w:val="Compact"/>
+              <w:jc w:val="left"/>
+            </w:pPr>
+            <w:r>
+              <w:t xml:space="preserve">—</w:t>
+            </w:r>
+          </w:p>
+        </w:tc>
+        <w:tc>
+          <w:p>
+            <w:pPr>
+              <w:pStyle w:val="Compact"/>
+              <w:jc w:val="left"/>
+            </w:pPr>
+            <w:r>
+              <w:t xml:space="preserve">yes</w:t>
+            </w:r>
+          </w:p>
+        </w:tc>
+        <w:tc>
+          <w:p>
+            <w:pPr>
+              <w:pStyle w:val="Compact"/>
+              <w:jc w:val="left"/>
+            </w:pPr>
+            <w:r>
+              <w:t xml:space="preserve">—</w:t>
+            </w:r>
+          </w:p>
+        </w:tc>
+      </w:tr>
+      <w:tr>
+        <w:tc>
+          <w:p>
+            <w:pPr>
+              <w:pStyle w:val="Compact"/>
+              <w:jc w:val="left"/>
+            </w:pPr>
+            <w:r>
+              <w:t xml:space="preserve">Read published, public-visible DPP via QR token</w:t>
+            </w:r>
+          </w:p>
+        </w:tc>
+        <w:tc>
+          <w:p>
+            <w:pPr>
+              <w:pStyle w:val="Compact"/>
+              <w:jc w:val="left"/>
+            </w:pPr>
+            <w:r>
+              <w:t xml:space="preserve">—</w:t>
+            </w:r>
+          </w:p>
+        </w:tc>
+        <w:tc>
+          <w:p>
+            <w:pPr>
+              <w:pStyle w:val="Compact"/>
+              <w:jc w:val="left"/>
+            </w:pPr>
+            <w:r>
+              <w:t xml:space="preserve">—</w:t>
+            </w:r>
+          </w:p>
+        </w:tc>
+        <w:tc>
+          <w:p>
+            <w:pPr>
+              <w:pStyle w:val="Compact"/>
+              <w:jc w:val="left"/>
+            </w:pPr>
+            <w:r>
+              <w:t xml:space="preserve">—</w:t>
+            </w:r>
+          </w:p>
+        </w:tc>
+        <w:tc>
+          <w:p>
+            <w:pPr>
+              <w:pStyle w:val="Compact"/>
+              <w:jc w:val="left"/>
+            </w:pPr>
+            <w:r>
+              <w:t xml:space="preserve">—</w:t>
+            </w:r>
+          </w:p>
+        </w:tc>
+        <w:tc>
+          <w:p>
+            <w:pPr>
+              <w:pStyle w:val="Compact"/>
+              <w:jc w:val="left"/>
+            </w:pPr>
+            <w:r>
+              <w:t xml:space="preserve">yes</w:t>
+            </w:r>
+          </w:p>
+        </w:tc>
+      </w:tr>
+    </w:tbl>
+    <w:bookmarkEnd w:id="42"/>
+    <w:bookmarkStart w:id="44" w:name="Xc33e6984021c39fa0f28c5df032d8cd0748b7a1"/>
+    <w:p>
+      <w:pPr>
+        <w:pStyle w:val="Heading2"/>
+      </w:pPr>
+      <w:r>
+        <w:rPr>
+          <w:rStyle w:val="SectionNumber"/>
+        </w:rPr>
+        <w:t xml:space="preserve">3.4</w:t>
+      </w:r>
+      <w:r>
+        <w:tab/>
+      </w:r>
+      <w:r>
+        <w:t xml:space="preserve">2.4 QR Workflow (Publish → Consumer Scan)</w:t>
+      </w:r>
+    </w:p>
+    <w:p>
+      <w:pPr>
+        <w:pStyle w:val="FirstParagraph"/>
+      </w:pPr>
+      <w:r>
+        <w:t xml:space="preserve">When an editor publishes a DPP, the service generates an HMAC-signed token, stamps</w:t>
+      </w:r>
+      <w:r>
+        <w:t xml:space="preserve"> </w:t>
+      </w:r>
+      <w:r>
+        <w:rPr>
+          <w:rStyle w:val="VerbatimChar"/>
+        </w:rPr>
+        <w:t xml:space="preserve">published_at</w:t>
+      </w:r>
+      <w:r>
+        <w:t xml:space="preserve">, and stores the consumer payload URL. Calling</w:t>
+      </w:r>
+      <w:r>
+        <w:t xml:space="preserve"> </w:t>
+      </w:r>
+      <w:r>
+        <w:rPr>
+          <w:rStyle w:val="VerbatimChar"/>
+        </w:rPr>
+        <w:t xml:space="preserve">generateQRCode()</w:t>
+      </w:r>
+      <w:r>
+        <w:t xml:space="preserve"> </w:t>
+      </w:r>
+      <w:r>
+        <w:t xml:space="preserve">returns a base64 PNG of that URL. When a consumer scans the printed QR code, the public handler verifies the HMAC in constant time without touching the database, then loads the DPP and its children and emits a Consumer DTO that filters out non-public rows.</w:t>
+      </w:r>
+    </w:p>
+    <w:p>
+      <w:pPr>
+        <w:pStyle w:val="BodyText"/>
+      </w:pPr>
+      <w:r>
+        <w:drawing>
+          <wp:inline>
+            <wp:extent cx="5334000" cy="4936643"/>
+            <wp:effectExtent b="0" l="0" r="0" t="0"/>
+            <wp:docPr descr="QR workflow" title="" id="1" name="Picture"/>
+            <a:graphic>
+              <a:graphicData uri="http://schemas.openxmlformats.org/drawingml/2006/picture">
+                <pic:pic>
+                  <pic:nvPicPr>
+                    <pic:cNvPr descr="diagrams/04_qr_workflow.png" id="0" name="Picture"/>
+                    <pic:cNvPicPr>
+                      <a:picLocks noChangeArrowheads="1" noChangeAspect="1"/>
+                    </pic:cNvPicPr>
+                  </pic:nvPicPr>
+                  <pic:blipFill>
+                    <a:blip r:embed="rId43"/>
+                    <a:stretch>
+                      <a:fillRect/>
+                    </a:stretch>
+                  </pic:blipFill>
+                  <pic:spPr bwMode="auto">
+                    <a:xfrm>
+                      <a:off x="0" y="0"/>
+                      <a:ext cx="5334000" cy="4936643"/>
+                    </a:xfrm>
+                    <a:prstGeom prst="rect">
+                      <a:avLst/>
+                    </a:prstGeom>
+                    <a:noFill/>
+                    <a:ln w="9525">
+                      <a:noFill/>
+                      <a:headEnd/>
+                      <a:tailEnd/>
+                    </a:ln>
+                  </pic:spPr>
+                </pic:pic>
+              </a:graphicData>
+            </a:graphic>
+          </wp:inline>
+        </w:drawing>
+      </w:r>
+    </w:p>
+    <w:p>
+      <w:pPr>
+        <w:pStyle w:val="BodyText"/>
+      </w:pPr>
+      <w:r>
+        <w:rPr>
+          <w:bCs/>
+          <w:b/>
+        </w:rPr>
+        <w:t xml:space="preserve">Token format.</w:t>
+      </w:r>
+    </w:p>
+    <w:p>
+      <w:pPr>
+        <w:pStyle w:val="SourceCode"/>
+      </w:pPr>
+      <w:r>
+        <w:rPr>
+          <w:rStyle w:val="VerbatimChar"/>
+        </w:rPr>
+        <w:t xml:space="preserve">&lt;uuid-v4&gt;.&lt;base64url(HMAC-SHA256(QR_TOKEN_HMAC_SECRET, uuid))&gt;</w:t>
+      </w:r>
+    </w:p>
+    <w:p>
+      <w:pPr>
+        <w:pStyle w:val="FirstParagraph"/>
+      </w:pPr>
+      <w:r>
+        <w:t xml:space="preserve">The HMAC prefix lets the public route reject forged tokens in constant time (</w:t>
+      </w:r>
+      <w:r>
+        <w:rPr>
+          <w:rStyle w:val="VerbatimChar"/>
+        </w:rPr>
+        <w:t xml:space="preserve">timingSafeEqual</w:t>
+      </w:r>
+      <w:r>
+        <w:t xml:space="preserve">) before any database lookup. Sensitive fields (tenant, hash audit, internal counters) are intentionally excluded from the Consumer DTO.</w:t>
+      </w:r>
+    </w:p>
+    <w:bookmarkEnd w:id="44"/>
+    <w:bookmarkEnd w:id="45"/>
+    <w:bookmarkStart w:id="46" w:name="appendix-a--endpoints"/>
+    <w:p>
+      <w:pPr>
+        <w:pStyle w:val="Heading1"/>
+      </w:pPr>
+      <w:r>
+        <w:rPr>
+          <w:rStyle w:val="SectionNumber"/>
+        </w:rPr>
+        <w:t xml:space="preserve">4</w:t>
+      </w:r>
+      <w:r>
+        <w:tab/>
+      </w:r>
+      <w:r>
+        <w:t xml:space="preserve">Appendix A — Endpoints</w:t>
+      </w:r>
+    </w:p>
+    <w:tbl>
+      <w:tblPr>
+        <w:tblStyle w:val="Table"/>
+        <w:tblW w:type="pct" w:w="0.0"/>
+        <w:tblLook w:firstRow="1" w:lastRow="0" w:firstColumn="0" w:lastColumn="0" w:noHBand="0" w:noVBand="0" w:val="0020"/>
+      </w:tblPr>
+      <w:tblGrid/>
+      <w:tr>
+        <w:tc>
+          <w:p>
+            <w:pPr>
+              <w:pStyle w:val="Compact"/>
+              <w:jc w:val="left"/>
+            </w:pPr>
+            <w:r>
+              <w:t xml:space="preserve">Method</w:t>
+            </w:r>
+          </w:p>
+        </w:tc>
+        <w:tc>
+          <w:p>
+            <w:pPr>
+              <w:pStyle w:val="Compact"/>
+              <w:jc w:val="left"/>
+            </w:pPr>
+            <w:r>
+              <w:t xml:space="preserve">Path</w:t>
+            </w:r>
+          </w:p>
+        </w:tc>
+        <w:tc>
+          <w:p>
+            <w:pPr>
+              <w:pStyle w:val="Compact"/>
+              <w:jc w:val="left"/>
+            </w:pPr>
+            <w:r>
+              <w:t xml:space="preserve">Auth</w:t>
+            </w:r>
+          </w:p>
+        </w:tc>
+        <w:tc>
+          <w:p>
+            <w:pPr>
+              <w:pStyle w:val="Compact"/>
+              <w:jc w:val="left"/>
+            </w:pPr>
+            <w:r>
+              <w:t xml:space="preserve">Purpose</w:t>
+            </w:r>
+          </w:p>
+        </w:tc>
+      </w:tr>
+      <w:tr>
+        <w:tc>
+          <w:p>
+            <w:pPr>
+              <w:pStyle w:val="Compact"/>
+              <w:jc w:val="left"/>
+            </w:pPr>
+            <w:r>
+              <w:t xml:space="preserve">GET</w:t>
+            </w:r>
+          </w:p>
+        </w:tc>
+        <w:tc>
+          <w:p>
+            <w:pPr>
+              <w:pStyle w:val="Compact"/>
+              <w:jc w:val="left"/>
+            </w:pPr>
+            <w:r>
+              <w:rPr>
+                <w:rStyle w:val="VerbatimChar"/>
+              </w:rPr>
+              <w:t xml:space="preserve">/odata/v4/dpp/$metadata</w:t>
+            </w:r>
+          </w:p>
+        </w:tc>
+        <w:tc>
+          <w:p>
+            <w:pPr>
+              <w:pStyle w:val="Compact"/>
+              <w:jc w:val="left"/>
+            </w:pPr>
+            <w:r>
+              <w:t xml:space="preserve">XSUAA</w:t>
+            </w:r>
+          </w:p>
+        </w:tc>
+        <w:tc>
+          <w:p>
+            <w:pPr>
+              <w:pStyle w:val="Compact"/>
+              <w:jc w:val="left"/>
+            </w:pPr>
+            <w:r>
+              <w:t xml:space="preserve">Tenant-scoped DPP CRUD service metadata</w:t>
+            </w:r>
+          </w:p>
+        </w:tc>
+      </w:tr>
+      <w:tr>
+        <w:tc>
+          <w:p>
+            <w:pPr>
+              <w:pStyle w:val="Compact"/>
+              <w:jc w:val="left"/>
+            </w:pPr>
+            <w:r>
+              <w:t xml:space="preserve">GET</w:t>
+            </w:r>
+          </w:p>
+        </w:tc>
+        <w:tc>
+          <w:p>
+            <w:pPr>
+              <w:pStyle w:val="Compact"/>
+              <w:jc w:val="left"/>
+            </w:pPr>
+            <w:r>
+              <w:rPr>
+                <w:rStyle w:val="VerbatimChar"/>
+              </w:rPr>
+              <w:t xml:space="preserve">/odata/v4/authority/$metadata</w:t>
+            </w:r>
+          </w:p>
+        </w:tc>
+        <w:tc>
+          <w:p>
+            <w:pPr>
+              <w:pStyle w:val="Compact"/>
+              <w:jc w:val="left"/>
+            </w:pPr>
+            <w:r>
+              <w:t xml:space="preserve">role</w:t>
+            </w:r>
+            <w:r>
+              <w:t xml:space="preserve"> </w:t>
+            </w:r>
+            <w:r>
+              <w:rPr>
+                <w:rStyle w:val="VerbatimChar"/>
+              </w:rPr>
+              <w:t xml:space="preserve">authority</w:t>
+            </w:r>
+          </w:p>
+        </w:tc>
+        <w:tc>
+          <w:p>
+            <w:pPr>
+              <w:pStyle w:val="Compact"/>
+              <w:jc w:val="left"/>
+            </w:pPr>
+            <w:r>
+              <w:t xml:space="preserve">Read-only cross-tenant view</w:t>
+            </w:r>
+          </w:p>
+        </w:tc>
+      </w:tr>
+      <w:tr>
+        <w:tc>
+          <w:p>
+            <w:pPr>
+              <w:pStyle w:val="Compact"/>
+              <w:jc w:val="left"/>
+            </w:pPr>
+            <w:r>
+              <w:t xml:space="preserve">GET</w:t>
+            </w:r>
+          </w:p>
+        </w:tc>
+        <w:tc>
+          <w:p>
+            <w:pPr>
+              <w:pStyle w:val="Compact"/>
+              <w:jc w:val="left"/>
+            </w:pPr>
+            <w:r>
+              <w:rPr>
+                <w:rStyle w:val="VerbatimChar"/>
+              </w:rPr>
+              <w:t xml:space="preserve">/public/dpp/:token</w:t>
+            </w:r>
+          </w:p>
+        </w:tc>
+        <w:tc>
+          <w:p>
+            <w:pPr>
+              <w:pStyle w:val="Compact"/>
+              <w:jc w:val="left"/>
+            </w:pPr>
+            <w:r>
+              <w:t xml:space="preserve">none</w:t>
+            </w:r>
+          </w:p>
+        </w:tc>
+        <w:tc>
+          <w:p>
+            <w:pPr>
+              <w:pStyle w:val="Compact"/>
+              <w:jc w:val="left"/>
+            </w:pPr>
+            <w:r>
+              <w:t xml:space="preserve">Consumer view (visibility-filtered)</w:t>
+            </w:r>
+          </w:p>
+        </w:tc>
+      </w:tr>
+      <w:tr>
+        <w:tc>
+          <w:p>
+            <w:pPr>
+              <w:pStyle w:val="Compact"/>
+              <w:jc w:val="left"/>
+            </w:pPr>
+            <w:r>
+              <w:t xml:space="preserve">GET</w:t>
+            </w:r>
+          </w:p>
+        </w:tc>
+        <w:tc>
+          <w:p>
+            <w:pPr>
+              <w:pStyle w:val="Compact"/>
+              <w:jc w:val="left"/>
+            </w:pPr>
+            <w:r>
+              <w:rPr>
+                <w:rStyle w:val="VerbatimChar"/>
+              </w:rPr>
+              <w:t xml:space="preserve">/public/dpp/:token/qr.png</w:t>
+            </w:r>
+          </w:p>
+        </w:tc>
+        <w:tc>
+          <w:p>
+            <w:pPr>
+              <w:pStyle w:val="Compact"/>
+              <w:jc w:val="left"/>
+            </w:pPr>
+            <w:r>
+              <w:t xml:space="preserve">none</w:t>
+            </w:r>
+          </w:p>
+        </w:tc>
+        <w:tc>
+          <w:p>
+            <w:pPr>
+              <w:pStyle w:val="Compact"/>
+              <w:jc w:val="left"/>
+            </w:pPr>
+            <w:r>
+              <w:t xml:space="preserve">Printable QR code PNG</w:t>
+            </w:r>
+          </w:p>
+        </w:tc>
+      </w:tr>
+      <w:tr>
+        <w:tc>
+          <w:p>
+            <w:pPr>
+              <w:pStyle w:val="Compact"/>
+              <w:jc w:val="left"/>
+            </w:pPr>
+            <w:r>
+              <w:t xml:space="preserve">GET</w:t>
+            </w:r>
+          </w:p>
+        </w:tc>
+        <w:tc>
+          <w:p>
+            <w:pPr>
+              <w:pStyle w:val="Compact"/>
+              <w:jc w:val="left"/>
+            </w:pPr>
+            <w:r>
+              <w:rPr>
+                <w:rStyle w:val="VerbatimChar"/>
+              </w:rPr>
+              <w:t xml:space="preserve">/$api-docs/odata/v4/dpp</w:t>
+            </w:r>
+          </w:p>
+        </w:tc>
+        <w:tc>
+          <w:p>
+            <w:pPr>
+              <w:pStyle w:val="Compact"/>
+              <w:jc w:val="left"/>
+            </w:pPr>
+            <w:r>
+              <w:t xml:space="preserve">—</w:t>
+            </w:r>
+          </w:p>
+        </w:tc>
+        <w:tc>
+          <w:p>
+            <w:pPr>
+              <w:pStyle w:val="Compact"/>
+              <w:jc w:val="left"/>
+            </w:pPr>
+            <w:r>
+              <w:t xml:space="preserve">Swagger UI for the DPP service</w:t>
+            </w:r>
+          </w:p>
+        </w:tc>
+      </w:tr>
+      <w:tr>
+        <w:tc>
+          <w:p>
+            <w:pPr>
+              <w:pStyle w:val="Compact"/>
+              <w:jc w:val="left"/>
+            </w:pPr>
+            <w:r>
+              <w:t xml:space="preserve">GET</w:t>
+            </w:r>
+          </w:p>
+        </w:tc>
+        <w:tc>
+          <w:p>
+            <w:pPr>
+              <w:pStyle w:val="Compact"/>
+              <w:jc w:val="left"/>
+            </w:pPr>
+            <w:r>
+              <w:rPr>
+                <w:rStyle w:val="VerbatimChar"/>
+              </w:rPr>
+              <w:t xml:space="preserve">/$api-docs/odata/v4/authority</w:t>
+            </w:r>
+          </w:p>
+        </w:tc>
+        <w:tc>
+          <w:p>
+            <w:pPr>
+              <w:pStyle w:val="Compact"/>
+              <w:jc w:val="left"/>
+            </w:pPr>
+            <w:r>
+              <w:t xml:space="preserve">—</w:t>
+            </w:r>
+          </w:p>
+        </w:tc>
+        <w:tc>
+          <w:p>
+            <w:pPr>
+              <w:pStyle w:val="Compact"/>
+              <w:jc w:val="left"/>
+            </w:pPr>
+            <w:r>
+              <w:t xml:space="preserve">Swagger UI for the authority service</w:t>
+            </w:r>
+          </w:p>
+        </w:tc>
+      </w:tr>
+      <w:tr>
+        <w:tc>
+          <w:p>
+            <w:pPr>
+              <w:pStyle w:val="Compact"/>
+              <w:jc w:val="left"/>
+            </w:pPr>
+            <w:r>
+              <w:t xml:space="preserve">GET</w:t>
+            </w:r>
+          </w:p>
+        </w:tc>
+        <w:tc>
+          <w:p>
+            <w:pPr>
+              <w:pStyle w:val="Compact"/>
+              <w:jc w:val="left"/>
+            </w:pPr>
+            <w:r>
+              <w:rPr>
+                <w:rStyle w:val="VerbatimChar"/>
+              </w:rPr>
+              <w:t xml:space="preserve">/healthz</w:t>
+            </w:r>
+          </w:p>
+        </w:tc>
+        <w:tc>
+          <w:p>
+            <w:pPr>
+              <w:pStyle w:val="Compact"/>
+              <w:jc w:val="left"/>
+            </w:pPr>
+            <w:r>
+              <w:t xml:space="preserve">none</w:t>
+            </w:r>
+          </w:p>
+        </w:tc>
+        <w:tc>
+          <w:p>
+            <w:pPr>
+              <w:pStyle w:val="Compact"/>
+              <w:jc w:val="left"/>
+            </w:pPr>
+            <w:r>
+              <w:t xml:space="preserve">Liveness probe</w:t>
+            </w:r>
+          </w:p>
+        </w:tc>
+      </w:tr>
+    </w:tbl>
+    <w:bookmarkEnd w:id="46"/>
+    <w:bookmarkStart w:id="47" w:name="appendix-b--mock-users-local-development"/>
+    <w:p>
+      <w:pPr>
+        <w:pStyle w:val="Heading1"/>
+      </w:pPr>
+      <w:r>
+        <w:rPr>
+          <w:rStyle w:val="SectionNumber"/>
+        </w:rPr>
+        <w:t xml:space="preserve">5</w:t>
+      </w:r>
+      <w:r>
+        <w:tab/>
+      </w:r>
+      <w:r>
+        <w:t xml:space="preserve">Appendix B — Mock Users (Local Development)</w:t>
+      </w:r>
+    </w:p>
+    <w:p>
+      <w:pPr>
+        <w:pStyle w:val="FirstParagraph"/>
+      </w:pPr>
+      <w:r>
+        <w:t xml:space="preserve">Basic-Auth, password</w:t>
+      </w:r>
+      <w:r>
+        <w:t xml:space="preserve"> </w:t>
+      </w:r>
+      <w:r>
+        <w:rPr>
+          <w:rStyle w:val="VerbatimChar"/>
+        </w:rPr>
+        <w:t xml:space="preserve">x</w:t>
+      </w:r>
+      <w:r>
+        <w:t xml:space="preserve">.</w:t>
+      </w:r>
+    </w:p>
+    <w:tbl>
+      <w:tblPr>
+        <w:tblStyle w:val="Table"/>
+        <w:tblW w:type="pct" w:w="0.0"/>
+        <w:tblLook w:firstRow="1" w:lastRow="0" w:firstColumn="0" w:lastColumn="0" w:noHBand="0" w:noVBand="0" w:val="0020"/>
+      </w:tblPr>
+      <w:tblGrid/>
+      <w:tr>
+        <w:tc>
+          <w:p>
+            <w:pPr>
+              <w:pStyle w:val="Compact"/>
+              <w:jc w:val="left"/>
+            </w:pPr>
+            <w:r>
               <w:t xml:space="preserve">User</w:t>
             </w:r>
           </w:p>
@@ -6677,7 +7375,7 @@
         </w:tc>
       </w:tr>
     </w:tbl>
-    <w:bookmarkEnd w:id="38"/>
+    <w:bookmarkEnd w:id="47"/>
     <w:sectPr/>
   </w:body>
 </w:document>
@@ -6876,6 +7574,9 @@
     <w:abstractNumId w:val="991"/>
   </w:num>
   <w:num w:numId="1005">
+    <w:abstractNumId w:val="991"/>
+  </w:num>
+  <w:num w:numId="1006">
     <w:abstractNumId w:val="991"/>
   </w:num>
 </w:numbering>
